--- a/data/revised_2026-10_full/tracked/v2/Maths/SS3.2_Rotation/Mathematics_Rotation_CBE_LessonSequence_TRACKED.docx
+++ b/data/revised_2026-10_full/tracked/v2/Maths/SS3.2_Rotation/Mathematics_Rotation_CBE_LessonSequence_TRACKED.docx
@@ -427,7 +427,7 @@
               <w:spacing w:after="40" w:before="0"/>
               <w:jc w:val="left"/>
             </w:pPr>
-            <w:del w:id="9001" w:author="Claude (AI) - proposed" w:date="2026-10-15T12:58:18Z">
+            <w:del w:id="9001" w:author="Claude (AI) - proposed" w:date="2026-10-18T00:31:27Z">
               <w:r>
                 <w:rPr>
                   <w:rFonts w:ascii="Arial" w:cs="Arial" w:eastAsia="Arial" w:hAnsi="Arial"/>
@@ -442,7 +442,7 @@
                 <w:delText xml:space="preserve">10 lessons × 40 minutes = 400 minutes total</w:delText>
               </w:r>
             </w:del>
-            <w:ins w:id="9002" w:author="Claude (AI) - proposed" w:date="2026-10-15T12:58:18Z">
+            <w:ins w:id="9002" w:author="Claude (AI) - proposed" w:date="2026-10-18T00:31:27Z">
               <w:r>
                 <w:rPr>
                   <w:rFonts w:ascii="Arial" w:cs="Arial" w:eastAsia="Arial" w:hAnsi="Arial"/>
@@ -532,10 +532,10 @@
               <w:ind w:left="360" w:hanging="180"/>
               <w:jc w:val="left"/>
               <w:rPr>
-                <w:ins w:id="9004" w:author="Claude (AI) - proposed" w:date="2026-10-15T12:58:18Z"/>
-              </w:rPr>
-            </w:pPr>
-            <w:ins w:id="9003" w:author="Claude (AI) - proposed" w:date="2026-10-15T12:58:18Z">
+                <w:ins w:id="9004" w:author="Claude (AI) - proposed" w:date="2026-10-18T00:31:27Z"/>
+              </w:rPr>
+            </w:pPr>
+            <w:ins w:id="9003" w:author="Claude (AI) - proposed" w:date="2026-10-18T00:31:27Z">
               <w:r>
                 <w:rPr>
                   <w:rFonts w:ascii="Arial" w:cs="Arial" w:eastAsia="Arial" w:hAnsi="Arial"/>
@@ -557,10 +557,10 @@
               <w:ind w:left="360" w:hanging="180"/>
               <w:jc w:val="left"/>
               <w:rPr>
-                <w:del w:id="9006" w:author="Claude (AI) - proposed" w:date="2026-10-15T12:58:18Z"/>
-              </w:rPr>
-            </w:pPr>
-            <w:del w:id="9005" w:author="Claude (AI) - proposed" w:date="2026-10-15T12:58:18Z">
+                <w:del w:id="9006" w:author="Claude (AI) - proposed" w:date="2026-10-18T00:31:27Z"/>
+              </w:rPr>
+            </w:pPr>
+            <w:del w:id="9005" w:author="Claude (AI) - proposed" w:date="2026-10-18T00:31:27Z">
               <w:r>
                 <w:rPr>
                   <w:rFonts w:ascii="Arial" w:cs="Arial" w:eastAsia="Arial" w:hAnsi="Arial"/>
@@ -595,7 +595,7 @@
               </w:rPr>
               <w:t xml:space="preserve">–  </w:t>
             </w:r>
-            <w:del w:id="9007" w:author="Claude (AI) - proposed" w:date="2026-10-15T12:58:18Z">
+            <w:del w:id="9007" w:author="Claude (AI) - proposed" w:date="2026-10-18T00:31:27Z">
               <w:r>
                 <w:rPr>
                   <w:rFonts w:ascii="Arial" w:cs="Arial" w:eastAsia="Arial" w:hAnsi="Arial"/>
@@ -610,7 +610,7 @@
                 <w:delText xml:space="preserve">Order of rotational</w:delText>
               </w:r>
             </w:del>
-            <w:ins w:id="9008" w:author="Claude (AI) - proposed" w:date="2026-10-15T12:58:18Z">
+            <w:ins w:id="9008" w:author="Claude (AI) - proposed" w:date="2026-10-18T00:31:27Z">
               <w:r>
                 <w:rPr>
                   <w:rFonts w:ascii="Arial" w:cs="Arial" w:eastAsia="Arial" w:hAnsi="Arial"/>
@@ -645,10 +645,10 @@
               <w:ind w:left="360" w:hanging="180"/>
               <w:jc w:val="left"/>
               <w:rPr>
-                <w:ins w:id="9010" w:author="Claude (AI) - proposed" w:date="2026-10-15T12:58:18Z"/>
-              </w:rPr>
-            </w:pPr>
-            <w:ins w:id="9009" w:author="Claude (AI) - proposed" w:date="2026-10-15T12:58:18Z">
+                <w:ins w:id="9010" w:author="Claude (AI) - proposed" w:date="2026-10-18T00:31:27Z"/>
+              </w:rPr>
+            </w:pPr>
+            <w:ins w:id="9009" w:author="Claude (AI) - proposed" w:date="2026-10-18T00:31:27Z">
               <w:r>
                 <w:rPr>
                   <w:rFonts w:ascii="Arial" w:cs="Arial" w:eastAsia="Arial" w:hAnsi="Arial"/>
@@ -670,10 +670,10 @@
               <w:ind w:left="360" w:hanging="180"/>
               <w:jc w:val="left"/>
               <w:rPr>
-                <w:del w:id="9012" w:author="Claude (AI) - proposed" w:date="2026-10-15T12:58:18Z"/>
-              </w:rPr>
-            </w:pPr>
-            <w:del w:id="9011" w:author="Claude (AI) - proposed" w:date="2026-10-15T12:58:18Z">
+                <w:del w:id="9012" w:author="Claude (AI) - proposed" w:date="2026-10-18T00:31:27Z"/>
+              </w:rPr>
+            </w:pPr>
+            <w:del w:id="9011" w:author="Claude (AI) - proposed" w:date="2026-10-18T00:31:27Z">
               <w:r>
                 <w:rPr>
                   <w:rFonts w:ascii="Arial" w:cs="Arial" w:eastAsia="Arial" w:hAnsi="Arial"/>
@@ -695,10 +695,10 @@
               <w:ind w:left="360" w:hanging="180"/>
               <w:jc w:val="left"/>
               <w:rPr>
-                <w:del w:id="9014" w:author="Claude (AI) - proposed" w:date="2026-10-15T12:58:18Z"/>
-              </w:rPr>
-            </w:pPr>
-            <w:del w:id="9013" w:author="Claude (AI) - proposed" w:date="2026-10-15T12:58:18Z">
+                <w:del w:id="9014" w:author="Claude (AI) - proposed" w:date="2026-10-18T00:31:27Z"/>
+              </w:rPr>
+            </w:pPr>
+            <w:del w:id="9013" w:author="Claude (AI) - proposed" w:date="2026-10-18T00:31:27Z">
               <w:r>
                 <w:rPr>
                   <w:rFonts w:ascii="Arial" w:cs="Arial" w:eastAsia="Arial" w:hAnsi="Arial"/>
@@ -720,10 +720,10 @@
               <w:ind w:left="360" w:hanging="180"/>
               <w:jc w:val="left"/>
               <w:rPr>
-                <w:del w:id="9016" w:author="Claude (AI) - proposed" w:date="2026-10-15T12:58:18Z"/>
-              </w:rPr>
-            </w:pPr>
-            <w:del w:id="9015" w:author="Claude (AI) - proposed" w:date="2026-10-15T12:58:18Z">
+                <w:del w:id="9016" w:author="Claude (AI) - proposed" w:date="2026-10-18T00:31:27Z"/>
+              </w:rPr>
+            </w:pPr>
+            <w:del w:id="9015" w:author="Claude (AI) - proposed" w:date="2026-10-18T00:31:27Z">
               <w:r>
                 <w:rPr>
                   <w:rFonts w:ascii="Arial" w:cs="Arial" w:eastAsia="Arial" w:hAnsi="Arial"/>
@@ -806,7 +806,7 @@
               </w:rPr>
               <w:t xml:space="preserve">By the end of the sub</w:t>
             </w:r>
-            <w:del w:id="9017" w:author="Claude (AI) - proposed" w:date="2026-10-15T12:58:18Z">
+            <w:del w:id="9017" w:author="Claude (AI) - proposed" w:date="2026-10-18T00:31:27Z">
               <w:r>
                 <w:rPr>
                   <w:rFonts w:ascii="Arial" w:cs="Arial" w:eastAsia="Arial" w:hAnsi="Arial"/>
@@ -821,7 +821,7 @@
                 <w:delText xml:space="preserve">-strand,</w:delText>
               </w:r>
             </w:del>
-            <w:ins w:id="9018" w:author="Claude (AI) - proposed" w:date="2026-10-15T12:58:18Z">
+            <w:ins w:id="9018" w:author="Claude (AI) - proposed" w:date="2026-10-18T00:31:27Z">
               <w:r>
                 <w:rPr>
                   <w:rFonts w:ascii="Arial" w:cs="Arial" w:eastAsia="Arial" w:hAnsi="Arial"/>
@@ -869,7 +869,7 @@
               </w:rPr>
               <w:t xml:space="preserve">a) </w:t>
             </w:r>
-            <w:del w:id="9019" w:author="Claude (AI) - proposed" w:date="2026-10-15T12:58:18Z">
+            <w:del w:id="9019" w:author="Claude (AI) - proposed" w:date="2026-10-18T00:31:27Z">
               <w:r>
                 <w:rPr>
                   <w:rFonts w:ascii="Arial" w:cs="Arial" w:eastAsia="Arial" w:hAnsi="Arial"/>
@@ -884,7 +884,7 @@
                 <w:delText xml:space="preserve">state</w:delText>
               </w:r>
             </w:del>
-            <w:ins w:id="9020" w:author="Claude (AI) - proposed" w:date="2026-10-15T12:58:18Z">
+            <w:ins w:id="9020" w:author="Claude (AI) - proposed" w:date="2026-10-18T00:31:27Z">
               <w:r>
                 <w:rPr>
                   <w:rFonts w:ascii="Arial" w:cs="Arial" w:eastAsia="Arial" w:hAnsi="Arial"/>
@@ -912,7 +912,7 @@
               </w:rPr>
               <w:t xml:space="preserve"> the properties of rotation</w:t>
             </w:r>
-            <w:ins w:id="9021" w:author="Claude (AI) - proposed" w:date="2026-10-15T12:58:18Z">
+            <w:ins w:id="9021" w:author="Claude (AI) - proposed" w:date="2026-10-18T00:31:27Z">
               <w:r>
                 <w:rPr>
                   <w:rFonts w:ascii="Arial" w:cs="Arial" w:eastAsia="Arial" w:hAnsi="Arial"/>
@@ -960,7 +960,7 @@
               </w:rPr>
               <w:t xml:space="preserve">b) </w:t>
             </w:r>
-            <w:del w:id="9022" w:author="Claude (AI) - proposed" w:date="2026-10-15T12:58:18Z">
+            <w:del w:id="9022" w:author="Claude (AI) - proposed" w:date="2026-10-18T00:31:27Z">
               <w:r>
                 <w:rPr>
                   <w:rFonts w:ascii="Arial" w:cs="Arial" w:eastAsia="Arial" w:hAnsi="Arial"/>
@@ -975,7 +975,7 @@
                 <w:delText xml:space="preserve">determine the angle and centre of rotation given an object and its image</w:delText>
               </w:r>
             </w:del>
-            <w:ins w:id="9023" w:author="Claude (AI) - proposed" w:date="2026-10-15T12:58:18Z">
+            <w:ins w:id="9023" w:author="Claude (AI) - proposed" w:date="2026-10-18T00:31:27Z">
               <w:r>
                 <w:rPr>
                   <w:rFonts w:ascii="Arial" w:cs="Arial" w:eastAsia="Arial" w:hAnsi="Arial"/>
@@ -1010,10 +1010,10 @@
               <w:spacing w:after="40" w:before="0"/>
               <w:jc w:val="left"/>
               <w:rPr>
-                <w:del w:id="9025" w:author="Claude (AI) - proposed" w:date="2026-10-15T12:58:18Z"/>
-              </w:rPr>
-            </w:pPr>
-            <w:del w:id="9024" w:author="Claude (AI) - proposed" w:date="2026-10-15T12:58:18Z">
+                <w:del w:id="9025" w:author="Claude (AI) - proposed" w:date="2026-10-18T00:31:27Z"/>
+              </w:rPr>
+            </w:pPr>
+            <w:del w:id="9024" w:author="Claude (AI) - proposed" w:date="2026-10-18T00:31:27Z">
               <w:r>
                 <w:rPr>
                   <w:rFonts w:ascii="Arial" w:cs="Arial" w:eastAsia="Arial" w:hAnsi="Arial"/>
@@ -1035,7 +1035,7 @@
               <w:spacing w:after="40" w:before="0"/>
               <w:jc w:val="left"/>
             </w:pPr>
-            <w:del w:id="9026" w:author="Claude (AI) - proposed" w:date="2026-10-15T12:58:18Z">
+            <w:del w:id="9026" w:author="Claude (AI) - proposed" w:date="2026-10-18T00:31:27Z">
               <w:r>
                 <w:rPr>
                   <w:rFonts w:ascii="Arial" w:cs="Arial" w:eastAsia="Arial" w:hAnsi="Arial"/>
@@ -1050,7 +1050,7 @@
                 <w:delText xml:space="preserve">d</w:delText>
               </w:r>
             </w:del>
-            <w:ins w:id="9027" w:author="Claude (AI) - proposed" w:date="2026-10-15T12:58:18Z">
+            <w:ins w:id="9027" w:author="Claude (AI) - proposed" w:date="2026-10-18T00:31:27Z">
               <w:r>
                 <w:rPr>
                   <w:rFonts w:ascii="Arial" w:cs="Arial" w:eastAsia="Arial" w:hAnsi="Arial"/>
@@ -1078,7 +1078,7 @@
               </w:rPr>
               <w:t xml:space="preserve">) determine the </w:t>
             </w:r>
-            <w:del w:id="9028" w:author="Claude (AI) - proposed" w:date="2026-10-15T12:58:18Z">
+            <w:del w:id="9028" w:author="Claude (AI) - proposed" w:date="2026-10-18T00:31:27Z">
               <w:r>
                 <w:rPr>
                   <w:rFonts w:ascii="Arial" w:cs="Arial" w:eastAsia="Arial" w:hAnsi="Arial"/>
@@ -1093,7 +1093,7 @@
                 <w:delText xml:space="preserve">axis and order of rotational symmetry of solids</w:delText>
               </w:r>
             </w:del>
-            <w:ins w:id="9029" w:author="Claude (AI) - proposed" w:date="2026-10-15T12:58:18Z">
+            <w:ins w:id="9029" w:author="Claude (AI) - proposed" w:date="2026-10-18T00:31:27Z">
               <w:r>
                 <w:rPr>
                   <w:rFonts w:ascii="Arial" w:cs="Arial" w:eastAsia="Arial" w:hAnsi="Arial"/>
@@ -1128,10 +1128,10 @@
               <w:spacing w:after="40" w:before="0"/>
               <w:jc w:val="left"/>
               <w:rPr>
-                <w:del w:id="9031" w:author="Claude (AI) - proposed" w:date="2026-10-15T12:58:18Z"/>
-              </w:rPr>
-            </w:pPr>
-            <w:del w:id="9030" w:author="Claude (AI) - proposed" w:date="2026-10-15T12:58:18Z">
+                <w:del w:id="9031" w:author="Claude (AI) - proposed" w:date="2026-10-18T00:31:27Z"/>
+              </w:rPr>
+            </w:pPr>
+            <w:del w:id="9030" w:author="Claude (AI) - proposed" w:date="2026-10-18T00:31:27Z">
               <w:r>
                 <w:rPr>
                   <w:rFonts w:ascii="Arial" w:cs="Arial" w:eastAsia="Arial" w:hAnsi="Arial"/>
@@ -1153,10 +1153,10 @@
               <w:spacing w:after="40" w:before="0"/>
               <w:jc w:val="left"/>
               <w:rPr>
-                <w:del w:id="9033" w:author="Claude (AI) - proposed" w:date="2026-10-15T12:58:18Z"/>
-              </w:rPr>
-            </w:pPr>
-            <w:del w:id="9032" w:author="Claude (AI) - proposed" w:date="2026-10-15T12:58:18Z">
+                <w:del w:id="9033" w:author="Claude (AI) - proposed" w:date="2026-10-18T00:31:27Z"/>
+              </w:rPr>
+            </w:pPr>
+            <w:del w:id="9032" w:author="Claude (AI) - proposed" w:date="2026-10-18T00:31:27Z">
               <w:r>
                 <w:rPr>
                   <w:rFonts w:ascii="Arial" w:cs="Arial" w:eastAsia="Arial" w:hAnsi="Arial"/>
@@ -1178,7 +1178,7 @@
               <w:spacing w:after="40" w:before="0"/>
               <w:jc w:val="left"/>
             </w:pPr>
-            <w:del w:id="9034" w:author="Claude (AI) - proposed" w:date="2026-10-15T12:58:18Z">
+            <w:del w:id="9034" w:author="Claude (AI) - proposed" w:date="2026-10-18T00:31:27Z">
               <w:r>
                 <w:rPr>
                   <w:rFonts w:ascii="Arial" w:cs="Arial" w:eastAsia="Arial" w:hAnsi="Arial"/>
@@ -1193,7 +1193,7 @@
                 <w:delText xml:space="preserve">g) appreciate the use of rotation in day-to-day life.</w:delText>
               </w:r>
             </w:del>
-            <w:ins w:id="9035" w:author="Claude (AI) - proposed" w:date="2026-10-15T12:58:18Z">
+            <w:ins w:id="9035" w:author="Claude (AI) - proposed" w:date="2026-10-18T00:31:27Z">
               <w:r>
                 <w:rPr>
                   <w:rFonts w:ascii="Arial" w:cs="Arial" w:eastAsia="Arial" w:hAnsi="Arial"/>
@@ -1215,10 +1215,10 @@
               <w:spacing w:after="40" w:before="0"/>
               <w:jc w:val="left"/>
               <w:rPr>
-                <w:ins w:id="9037" w:author="Claude (AI) - proposed" w:date="2026-10-15T12:58:18Z"/>
-              </w:rPr>
-            </w:pPr>
-            <w:ins w:id="9036" w:author="Claude (AI) - proposed" w:date="2026-10-15T12:58:18Z">
+                <w:ins w:id="9037" w:author="Claude (AI) - proposed" w:date="2026-10-18T00:31:27Z"/>
+              </w:rPr>
+            </w:pPr>
+            <w:ins w:id="9036" w:author="Claude (AI) - proposed" w:date="2026-10-18T00:31:27Z">
               <w:r>
                 <w:rPr>
                   <w:rFonts w:ascii="Arial" w:cs="Arial" w:eastAsia="Arial" w:hAnsi="Arial"/>
@@ -1240,10 +1240,10 @@
               <w:spacing w:after="40" w:before="0"/>
               <w:jc w:val="left"/>
               <w:rPr>
-                <w:ins w:id="9039" w:author="Claude (AI) - proposed" w:date="2026-10-15T12:58:18Z"/>
-              </w:rPr>
-            </w:pPr>
-            <w:ins w:id="9038" w:author="Claude (AI) - proposed" w:date="2026-10-15T12:58:18Z">
+                <w:ins w:id="9039" w:author="Claude (AI) - proposed" w:date="2026-10-18T00:31:27Z"/>
+              </w:rPr>
+            </w:pPr>
+            <w:ins w:id="9038" w:author="Claude (AI) - proposed" w:date="2026-10-18T00:31:27Z">
               <w:r>
                 <w:rPr>
                   <w:rFonts w:ascii="Arial" w:cs="Arial" w:eastAsia="Arial" w:hAnsi="Arial"/>
@@ -1265,10 +1265,10 @@
               <w:spacing w:after="40" w:before="0"/>
               <w:jc w:val="left"/>
               <w:rPr>
-                <w:ins w:id="9041" w:author="Claude (AI) - proposed" w:date="2026-10-15T12:58:18Z"/>
-              </w:rPr>
-            </w:pPr>
-            <w:ins w:id="9040" w:author="Claude (AI) - proposed" w:date="2026-10-15T12:58:18Z">
+                <w:ins w:id="9041" w:author="Claude (AI) - proposed" w:date="2026-10-18T00:31:27Z"/>
+              </w:rPr>
+            </w:pPr>
+            <w:ins w:id="9040" w:author="Claude (AI) - proposed" w:date="2026-10-18T00:31:27Z">
               <w:r>
                 <w:rPr>
                   <w:rFonts w:ascii="Arial" w:cs="Arial" w:eastAsia="Arial" w:hAnsi="Arial"/>
@@ -1351,7 +1351,7 @@
               </w:rPr>
               <w:t xml:space="preserve">–  Critical Thinking and Problem Solving: the learner </w:t>
             </w:r>
-            <w:del w:id="9042" w:author="Claude (AI) - proposed" w:date="2026-10-15T12:58:18Z">
+            <w:del w:id="9042" w:author="Claude (AI) - proposed" w:date="2026-10-18T00:31:27Z">
               <w:r>
                 <w:rPr>
                   <w:rFonts w:ascii="Arial" w:cs="Arial" w:eastAsia="Arial" w:hAnsi="Arial"/>
@@ -1366,7 +1366,7 @@
                 <w:delText xml:space="preserve">locates the centre and angle of rotation from an object and its image and explains why Earth's rotation produces day and night</w:delText>
               </w:r>
             </w:del>
-            <w:ins w:id="9043" w:author="Claude (AI) - proposed" w:date="2026-10-15T12:58:18Z">
+            <w:ins w:id="9043" w:author="Claude (AI) - proposed" w:date="2026-10-18T00:31:27Z">
               <w:r>
                 <w:rPr>
                   <w:rFonts w:ascii="Arial" w:cs="Arial" w:eastAsia="Arial" w:hAnsi="Arial"/>
@@ -1414,7 +1414,7 @@
               </w:rPr>
               <w:t xml:space="preserve">–  Communication and Collaboration: the learner discusses </w:t>
             </w:r>
-            <w:del w:id="9044" w:author="Claude (AI) - proposed" w:date="2026-10-15T12:58:18Z">
+            <w:del w:id="9044" w:author="Claude (AI) - proposed" w:date="2026-10-18T00:31:27Z">
               <w:r>
                 <w:rPr>
                   <w:rFonts w:ascii="Arial" w:cs="Arial" w:eastAsia="Arial" w:hAnsi="Arial"/>
@@ -1429,7 +1429,7 @@
                 <w:delText xml:space="preserve">with peers and justifies predictions about rotation using diagrams and correct mathematical language</w:delText>
               </w:r>
             </w:del>
-            <w:ins w:id="9045" w:author="Claude (AI) - proposed" w:date="2026-10-15T12:58:18Z">
+            <w:ins w:id="9045" w:author="Claude (AI) - proposed" w:date="2026-10-18T00:31:27Z">
               <w:r>
                 <w:rPr>
                   <w:rFonts w:ascii="Arial" w:cs="Arial" w:eastAsia="Arial" w:hAnsi="Arial"/>
@@ -1552,10 +1552,10 @@
               <w:ind w:left="360" w:hanging="180"/>
               <w:jc w:val="left"/>
               <w:rPr>
-                <w:ins w:id="9047" w:author="Claude (AI) - proposed" w:date="2026-10-15T12:58:18Z"/>
-              </w:rPr>
-            </w:pPr>
-            <w:ins w:id="9046" w:author="Claude (AI) - proposed" w:date="2026-10-15T12:58:18Z">
+                <w:ins w:id="9047" w:author="Claude (AI) - proposed" w:date="2026-10-18T00:31:27Z"/>
+              </w:rPr>
+            </w:pPr>
+            <w:ins w:id="9046" w:author="Claude (AI) - proposed" w:date="2026-10-18T00:31:27Z">
               <w:r>
                 <w:rPr>
                   <w:rFonts w:ascii="Arial" w:cs="Arial" w:eastAsia="Arial" w:hAnsi="Arial"/>
@@ -1577,10 +1577,10 @@
               <w:ind w:left="360" w:hanging="180"/>
               <w:jc w:val="left"/>
               <w:rPr>
-                <w:ins w:id="9049" w:author="Claude (AI) - proposed" w:date="2026-10-15T12:58:18Z"/>
-              </w:rPr>
-            </w:pPr>
-            <w:ins w:id="9048" w:author="Claude (AI) - proposed" w:date="2026-10-15T12:58:18Z">
+                <w:ins w:id="9049" w:author="Claude (AI) - proposed" w:date="2026-10-18T00:31:27Z"/>
+              </w:rPr>
+            </w:pPr>
+            <w:ins w:id="9048" w:author="Claude (AI) - proposed" w:date="2026-10-18T00:31:27Z">
               <w:r>
                 <w:rPr>
                   <w:rFonts w:ascii="Arial" w:cs="Arial" w:eastAsia="Arial" w:hAnsi="Arial"/>
@@ -1622,10 +1622,10 @@
               <w:ind w:left="360" w:hanging="180"/>
               <w:jc w:val="left"/>
               <w:rPr>
-                <w:del w:id="9051" w:author="Claude (AI) - proposed" w:date="2026-10-15T12:58:18Z"/>
-              </w:rPr>
-            </w:pPr>
-            <w:del w:id="9050" w:author="Claude (AI) - proposed" w:date="2026-10-15T12:58:18Z">
+                <w:del w:id="9051" w:author="Claude (AI) - proposed" w:date="2026-10-18T00:31:27Z"/>
+              </w:rPr>
+            </w:pPr>
+            <w:del w:id="9050" w:author="Claude (AI) - proposed" w:date="2026-10-18T00:31:27Z">
               <w:r>
                 <w:rPr>
                   <w:rFonts w:ascii="Arial" w:cs="Arial" w:eastAsia="Arial" w:hAnsi="Arial"/>
@@ -1883,10 +1883,10 @@
               <w:ind w:left="360" w:hanging="180"/>
               <w:jc w:val="left"/>
               <w:rPr>
-                <w:ins w:id="9053" w:author="Claude (AI) - proposed" w:date="2026-10-15T12:58:18Z"/>
-              </w:rPr>
-            </w:pPr>
-            <w:ins w:id="9052" w:author="Claude (AI) - proposed" w:date="2026-10-15T12:58:18Z">
+                <w:ins w:id="9053" w:author="Claude (AI) - proposed" w:date="2026-10-18T00:31:27Z"/>
+              </w:rPr>
+            </w:pPr>
+            <w:ins w:id="9052" w:author="Claude (AI) - proposed" w:date="2026-10-18T00:31:27Z">
               <w:r>
                 <w:rPr>
                   <w:rFonts w:ascii="Arial" w:cs="Arial" w:eastAsia="Arial" w:hAnsi="Arial"/>
@@ -2285,7 +2285,7 @@
               </w:rPr>
               <w:t xml:space="preserve">KICD KEY INQUIRY </w:t>
             </w:r>
-            <w:del w:id="9054" w:author="Claude (AI) - proposed" w:date="2026-10-15T12:58:18Z">
+            <w:del w:id="9054" w:author="Claude (AI) - proposed" w:date="2026-10-18T00:31:27Z">
               <w:r>
                 <w:rPr>
                   <w:rFonts w:ascii="Arial" w:cs="Arial" w:eastAsia="Arial" w:hAnsi="Arial"/>
@@ -2300,7 +2300,7 @@
                 <w:delText xml:space="preserve">QUESTIONS</w:delText>
               </w:r>
             </w:del>
-            <w:ins w:id="9055" w:author="Claude (AI) - proposed" w:date="2026-10-15T12:58:18Z">
+            <w:ins w:id="9055" w:author="Claude (AI) - proposed" w:date="2026-10-18T00:31:27Z">
               <w:r>
                 <w:rPr>
                   <w:rFonts w:ascii="Arial" w:cs="Arial" w:eastAsia="Arial" w:hAnsi="Arial"/>
@@ -2335,7 +2335,7 @@
               <w:spacing w:after="40" w:before="0"/>
               <w:jc w:val="left"/>
             </w:pPr>
-            <w:del w:id="9056" w:author="Claude (AI) - proposed" w:date="2026-10-15T12:58:18Z">
+            <w:del w:id="9056" w:author="Claude (AI) - proposed" w:date="2026-10-18T00:31:27Z">
               <w:r>
                 <w:rPr>
                   <w:rFonts w:ascii="Arial" w:cs="Arial" w:eastAsia="Arial" w:hAnsi="Arial"/>
@@ -2350,7 +2350,7 @@
                 <w:delText xml:space="preserve">1. How do we use rotation</w:delText>
               </w:r>
             </w:del>
-            <w:ins w:id="9057" w:author="Claude (AI) - proposed" w:date="2026-10-15T12:58:18Z">
+            <w:ins w:id="9057" w:author="Claude (AI) - proposed" w:date="2026-10-18T00:31:27Z">
               <w:r>
                 <w:rPr>
                   <w:rFonts w:ascii="Arial" w:cs="Arial" w:eastAsia="Arial" w:hAnsi="Arial"/>
@@ -2385,10 +2385,10 @@
               <w:spacing w:after="40" w:before="0"/>
               <w:jc w:val="left"/>
               <w:rPr>
-                <w:del w:id="9059" w:author="Claude (AI) - proposed" w:date="2026-10-15T12:58:18Z"/>
-              </w:rPr>
-            </w:pPr>
-            <w:del w:id="9058" w:author="Claude (AI) - proposed" w:date="2026-10-15T12:58:18Z">
+                <w:del w:id="9059" w:author="Claude (AI) - proposed" w:date="2026-10-18T00:31:27Z"/>
+              </w:rPr>
+            </w:pPr>
+            <w:del w:id="9058" w:author="Claude (AI) - proposed" w:date="2026-10-18T00:31:27Z">
               <w:r>
                 <w:rPr>
                   <w:rFonts w:ascii="Arial" w:cs="Arial" w:eastAsia="Arial" w:hAnsi="Arial"/>
@@ -2599,7 +2599,7 @@
               </w:rPr>
               <w:t xml:space="preserve">Lesson 4: </w:t>
             </w:r>
-            <w:del w:id="9060" w:author="Claude (AI) - proposed" w:date="2026-10-15T12:58:18Z">
+            <w:del w:id="9060" w:author="Claude (AI) - proposed" w:date="2026-10-18T00:31:27Z">
               <w:r>
                 <w:rPr>
                   <w:rFonts w:ascii="Arial" w:cs="Arial" w:eastAsia="Arial" w:hAnsi="Arial"/>
@@ -2614,7 +2614,7 @@
                 <w:delText xml:space="preserve">Locating the centre and angle</w:delText>
               </w:r>
             </w:del>
-            <w:ins w:id="9061" w:author="Claude (AI) - proposed" w:date="2026-10-15T12:58:18Z">
+            <w:ins w:id="9061" w:author="Claude (AI) - proposed" w:date="2026-10-18T00:31:27Z">
               <w:r>
                 <w:rPr>
                   <w:rFonts w:ascii="Arial" w:cs="Arial" w:eastAsia="Arial" w:hAnsi="Arial"/>
@@ -2642,7 +2642,7 @@
               </w:rPr>
               <w:t xml:space="preserve"> on grids – learners </w:t>
             </w:r>
-            <w:del w:id="9062" w:author="Claude (AI) - proposed" w:date="2026-10-15T12:58:18Z">
+            <w:del w:id="9062" w:author="Claude (AI) - proposed" w:date="2026-10-18T00:31:27Z">
               <w:r>
                 <w:rPr>
                   <w:rFonts w:ascii="Arial" w:cs="Arial" w:eastAsia="Arial" w:hAnsi="Arial"/>
@@ -2657,7 +2657,7 @@
                 <w:delText xml:space="preserve">practise with </w:delText>
               </w:r>
             </w:del>
-            <w:ins w:id="9063" w:author="Claude (AI) - proposed" w:date="2026-10-15T12:58:18Z">
+            <w:ins w:id="9063" w:author="Claude (AI) - proposed" w:date="2026-10-18T00:31:27Z">
               <w:r>
                 <w:rPr>
                   <w:rFonts w:ascii="Arial" w:cs="Arial" w:eastAsia="Arial" w:hAnsi="Arial"/>
@@ -2685,7 +2685,7 @@
               </w:rPr>
               <w:t xml:space="preserve">positive and negative angles</w:t>
             </w:r>
-            <w:del w:id="9064" w:author="Claude (AI) - proposed" w:date="2026-10-15T12:58:18Z">
+            <w:del w:id="9064" w:author="Claude (AI) - proposed" w:date="2026-10-18T00:31:27Z">
               <w:r>
                 <w:rPr>
                   <w:rFonts w:ascii="Arial" w:cs="Arial" w:eastAsia="Arial" w:hAnsi="Arial"/>
@@ -2700,7 +2700,7 @@
                 <w:delText xml:space="preserve"> and</w:delText>
               </w:r>
             </w:del>
-            <w:ins w:id="9065" w:author="Claude (AI) - proposed" w:date="2026-10-15T12:58:18Z">
+            <w:ins w:id="9065" w:author="Claude (AI) - proposed" w:date="2026-10-18T00:31:27Z">
               <w:r>
                 <w:rPr>
                   <w:rFonts w:ascii="Arial" w:cs="Arial" w:eastAsia="Arial" w:hAnsi="Arial"/>
@@ -2728,7 +2728,7 @@
               </w:rPr>
               <w:t xml:space="preserve"> clockwise and anticlockwise turns</w:t>
             </w:r>
-            <w:del w:id="9066" w:author="Claude (AI) - proposed" w:date="2026-10-15T12:58:18Z">
+            <w:del w:id="9066" w:author="Claude (AI) - proposed" w:date="2026-10-18T00:31:27Z">
               <w:r>
                 <w:rPr>
                   <w:rFonts w:ascii="Arial" w:cs="Arial" w:eastAsia="Arial" w:hAnsi="Arial"/>
@@ -2743,7 +2743,7 @@
                 <w:delText xml:space="preserve">, and</w:delText>
               </w:r>
             </w:del>
-            <w:ins w:id="9067" w:author="Claude (AI) - proposed" w:date="2026-10-15T12:58:18Z">
+            <w:ins w:id="9067" w:author="Claude (AI) - proposed" w:date="2026-10-18T00:31:27Z">
               <w:r>
                 <w:rPr>
                   <w:rFonts w:ascii="Arial" w:cs="Arial" w:eastAsia="Arial" w:hAnsi="Arial"/>
@@ -3141,7 +3141,7 @@
         </w:rPr>
         <w:t xml:space="preserve">© 2026 SeaVuria and ARES. This work is licensed under a </w:t>
       </w:r>
-      <w:hyperlink w:history="1" r:id="rIdeolikbuud3tiyyborvnsm">
+      <w:hyperlink w:history="1" r:id="rIdimescfxmra1jpcsqcazt2">
         <w:r>
           <w:rPr>
             <w:rFonts w:ascii="Arial" w:cs="Arial" w:eastAsia="Arial" w:hAnsi="Arial"/>
@@ -3161,7 +3161,7 @@
         </w:rPr>
         <w:t xml:space="preserve"> (</w:t>
       </w:r>
-      <w:hyperlink w:history="1" r:id="rIdhkm9frgseic1kipzhfzl6">
+      <w:hyperlink w:history="1" r:id="rIdyvh9nfomsglaqoyid_dgo">
         <w:r>
           <w:rPr>
             <w:rFonts w:ascii="Arial" w:cs="Arial" w:eastAsia="Arial" w:hAnsi="Arial"/>
@@ -3181,7 +3181,7 @@
         </w:rPr>
         <w:t xml:space="preserve">). To view a copy of this license, visit </w:t>
       </w:r>
-      <w:hyperlink w:history="1" r:id="rIdr1yb9la2tujaaertejiww">
+      <w:hyperlink w:history="1" r:id="rIdn3fqnxqihfdcyxpb5f7hm">
         <w:r>
           <w:rPr>
             <w:rFonts w:ascii="Arial" w:cs="Arial" w:eastAsia="Arial" w:hAnsi="Arial"/>
@@ -3688,7 +3688,7 @@
               <w:spacing w:after="40" w:before="0"/>
               <w:jc w:val="left"/>
             </w:pPr>
-            <w:del w:id="9068" w:author="Claude (AI) - proposed" w:date="2026-10-15T12:58:18Z">
+            <w:del w:id="9068" w:author="Claude (AI) - proposed" w:date="2026-10-18T00:31:27Z">
               <w:r>
                 <w:rPr>
                   <w:rFonts w:ascii="Arial" w:cs="Arial" w:eastAsia="Arial" w:hAnsi="Arial"/>
@@ -3703,7 +3703,7 @@
                 <w:delText xml:space="preserve">1. How do we use rotation</w:delText>
               </w:r>
             </w:del>
-            <w:ins w:id="9069" w:author="Claude (AI) - proposed" w:date="2026-10-15T12:58:18Z">
+            <w:ins w:id="9069" w:author="Claude (AI) - proposed" w:date="2026-10-18T00:31:27Z">
               <w:r>
                 <w:rPr>
                   <w:rFonts w:ascii="Arial" w:cs="Arial" w:eastAsia="Arial" w:hAnsi="Arial"/>
@@ -3731,7 +3731,7 @@
               </w:rPr>
               <w:t xml:space="preserve"> in real-life situations</w:t>
             </w:r>
-            <w:del w:id="9070" w:author="Claude (AI) - proposed" w:date="2026-10-15T12:58:18Z">
+            <w:del w:id="9070" w:author="Claude (AI) - proposed" w:date="2026-10-18T00:31:27Z">
               <w:r>
                 <w:rPr>
                   <w:rFonts w:ascii="Arial" w:cs="Arial" w:eastAsia="Arial" w:hAnsi="Arial"/>
@@ -3990,7 +3990,7 @@
               </w:rPr>
               <w:t xml:space="preserve">Teacher Mwangi opens by asking learners whether Kenya is moving. Wanjiku in Kisumu says 'Kenya feels still'. Learners then watch a time-lapse of Earth from space in which 24 hours are shown in 24 seconds (1 second = 1 hour). They see dawn over Mombasa at about 6:30 am EAT, midday over Nairobi at about 12:30 pm, sunset over Lake Victoria at about 6:40 pm and darkness over Kisumu at about 7:30 pm. The pattern repeats every 24 hours. Learners first predict individually what causes the cycle, then observe the video twice and record evidence, then use the globe and a torch to make a first model and explain it in groups. The class opens the Driving Question Board (DQB) with questions about why the Sun's position changes, why Mombasa gets sunrise before Kisumu, and how the turning can be described with a centre, an angle and a direction. Learners finish by drawing and labelling an initial model that will be revised in later lessons.</w:t>
             </w:r>
-            <w:ins w:id="9071" w:author="Claude (AI) - proposed" w:date="2026-10-15T12:58:18Z">
+            <w:ins w:id="9071" w:author="Claude (AI) - proposed" w:date="2026-10-18T00:31:27Z">
               <w:r>
                 <w:rPr>
                   <w:rFonts w:ascii="Arial" w:cs="Arial" w:eastAsia="Arial" w:hAnsi="Arial"/>
@@ -4293,7 +4293,7 @@
             <w:pPr>
               <w:spacing w:after="20" w:before="0"/>
             </w:pPr>
-            <w:hyperlink w:history="1" r:id="rIdqvw_mvt5k0ovfvytump_v">
+            <w:hyperlink w:history="1" r:id="rIdato7ei_gw8xygiiex3ame">
               <w:r>
                 <w:rPr>
                   <w:rFonts w:ascii="Arial" w:cs="Arial" w:eastAsia="Arial" w:hAnsi="Arial"/>
@@ -4342,7 +4342,7 @@
               <w:spacing w:after="10" w:before="0"/>
               <w:ind w:left="120"/>
             </w:pPr>
-            <w:hyperlink w:history="1" r:id="rIdtlnpzd30crm1dg555zukf">
+            <w:hyperlink w:history="1" r:id="rIdrmxnwed5sssjnaxp4cqmi">
               <w:r>
                 <w:rPr>
                   <w:rFonts w:ascii="Arial" w:cs="Arial" w:eastAsia="Arial" w:hAnsi="Arial"/>
@@ -4387,7 +4387,7 @@
             <w:pPr>
               <w:spacing w:after="20" w:before="0"/>
             </w:pPr>
-            <w:hyperlink w:history="1" r:id="rIdawusuwdzpemvrlsrs5tmy">
+            <w:hyperlink w:history="1" r:id="rIdbx75zefvrh_j0coijcfcs">
               <w:r>
                 <w:rPr>
                   <w:rFonts w:ascii="Arial" w:cs="Arial" w:eastAsia="Arial" w:hAnsi="Arial"/>
@@ -4436,7 +4436,7 @@
               <w:spacing w:after="10" w:before="0"/>
               <w:ind w:left="120"/>
             </w:pPr>
-            <w:hyperlink w:history="1" r:id="rIdths1lkpfmtcsxe4_gvwea">
+            <w:hyperlink w:history="1" r:id="rIdc3npyt3zyb5c1s2aa8c4d">
               <w:r>
                 <w:rPr>
                   <w:rFonts w:ascii="Arial" w:cs="Arial" w:eastAsia="Arial" w:hAnsi="Arial"/>
@@ -4514,7 +4514,7 @@
               </w:rPr>
               <w:t xml:space="preserve">Say: 'Wanjiku says Kenya feels still. Before I show you anything, I want your honest prediction. There are no wrong answers today.' Give 2 minutes of silent writing and then WAIT TIME of 10 seconds after asking: 'What might make the Sun rise and set every single day?' Cold-call 3 learners from different groups to share their prediction, and ask each one: 'What makes you think that?' Then cold-call 2 more learners to share who sees sunrise first. Record all predictions without judging, under the heading 'Our first ideas' on the board. Move around and note which learners already use words such as turn, spin or rotate.</w:t>
             </w:r>
-            <w:ins w:id="9072" w:author="Claude (AI) - proposed" w:date="2026-10-15T12:58:18Z">
+            <w:ins w:id="9072" w:author="Claude (AI) - proposed" w:date="2026-10-18T00:31:27Z">
               <w:r>
                 <w:rPr>
                   <w:rFonts w:ascii="Arial" w:cs="Arial" w:eastAsia="Arial" w:hAnsi="Arial"/>
@@ -4651,7 +4651,7 @@
             <w:pPr>
               <w:spacing w:after="20" w:before="0"/>
             </w:pPr>
-            <w:hyperlink w:history="1" r:id="rIdwlh_bmro4ucewsb4ai7ur">
+            <w:hyperlink w:history="1" r:id="rIdlj3s4wdmmcsaufbz49jdn">
               <w:r>
                 <w:rPr>
                   <w:rFonts w:ascii="Arial" w:cs="Arial" w:eastAsia="Arial" w:hAnsi="Arial"/>
@@ -4700,7 +4700,7 @@
               <w:spacing w:after="10" w:before="0"/>
               <w:ind w:left="120"/>
             </w:pPr>
-            <w:hyperlink w:history="1" r:id="rIdvh86fb62yrfay_9ed3feb">
+            <w:hyperlink w:history="1" r:id="rIdkzhvqftkt0tf3t5kllg1s">
               <w:r>
                 <w:rPr>
                   <w:rFonts w:ascii="Arial" w:cs="Arial" w:eastAsia="Arial" w:hAnsi="Arial"/>
@@ -4745,7 +4745,7 @@
             <w:pPr>
               <w:spacing w:after="20" w:before="0"/>
             </w:pPr>
-            <w:hyperlink w:history="1" r:id="rIdlyktoftkdonkbx0dv8ymd">
+            <w:hyperlink w:history="1" r:id="rIdituezluattt7i4iy4wpgf">
               <w:r>
                 <w:rPr>
                   <w:rFonts w:ascii="Arial" w:cs="Arial" w:eastAsia="Arial" w:hAnsi="Arial"/>
@@ -4794,7 +4794,7 @@
               <w:spacing w:after="10" w:before="0"/>
               <w:ind w:left="120"/>
             </w:pPr>
-            <w:hyperlink w:history="1" r:id="rId5x0rcpbk8ikfjvzbf4uv7">
+            <w:hyperlink w:history="1" r:id="rIdvdhdy8tmqksswdqehbxzq">
               <w:r>
                 <w:rPr>
                   <w:rFonts w:ascii="Arial" w:cs="Arial" w:eastAsia="Arial" w:hAnsi="Arial"/>
@@ -4994,7 +4994,7 @@
             <w:pPr>
               <w:spacing w:after="20" w:before="0"/>
             </w:pPr>
-            <w:hyperlink w:history="1" r:id="rIdtfxgjd37bgvikryno9uuk">
+            <w:hyperlink w:history="1" r:id="rIdkoayuzxznqiafufmvtlrv">
               <w:r>
                 <w:rPr>
                   <w:rFonts w:ascii="Arial" w:cs="Arial" w:eastAsia="Arial" w:hAnsi="Arial"/>
@@ -5043,7 +5043,7 @@
               <w:spacing w:after="10" w:before="0"/>
               <w:ind w:left="120"/>
             </w:pPr>
-            <w:hyperlink w:history="1" r:id="rIdsqnqxilllrxro448mxglj">
+            <w:hyperlink w:history="1" r:id="rIdbkyqcgcgerk4ttjhlajqz">
               <w:r>
                 <w:rPr>
                   <w:rFonts w:ascii="Arial" w:cs="Arial" w:eastAsia="Arial" w:hAnsi="Arial"/>
@@ -5088,7 +5088,7 @@
             <w:pPr>
               <w:spacing w:after="20" w:before="0"/>
             </w:pPr>
-            <w:hyperlink w:history="1" r:id="rIdv4gzlvwe2c0ravpibzzaj">
+            <w:hyperlink w:history="1" r:id="rIdx74qylrtar3repzxnrail">
               <w:r>
                 <w:rPr>
                   <w:rFonts w:ascii="Arial" w:cs="Arial" w:eastAsia="Arial" w:hAnsi="Arial"/>
@@ -5137,7 +5137,7 @@
               <w:spacing w:after="10" w:before="0"/>
               <w:ind w:left="120"/>
             </w:pPr>
-            <w:hyperlink w:history="1" r:id="rIdnub2txgzbcoqce7za4wdr">
+            <w:hyperlink w:history="1" r:id="rIdwj5pdaqitllr8sub4xvvr">
               <w:r>
                 <w:rPr>
                   <w:rFonts w:ascii="Arial" w:cs="Arial" w:eastAsia="Arial" w:hAnsi="Arial"/>
@@ -5215,7 +5215,7 @@
               </w:rPr>
               <w:t xml:space="preserve">Say: 'Now you are Earth scientists. Use the torch as the Sun. Make Mombasa, then Nairobi, then Kisumu go from light into dark.' Circulate and ask: 'Which part of the globe is lit? What is the globe turning around?' Prompt with: 'If the torch stays still, what must be moving for Mombasa to get dawn first?' After each question WAIT 10 to 15 seconds before taking answers. Cold-call 3 groups to demonstrate at the front. Introduce, briefly and only as a first idea, that a turning is described by a centre, an angle and a direction, with a full turn 360°, a half turn 180° and a quarter turn 90°; positive angles are anticlockwise and negative angles are clockwise. Say: 'We will test this carefully in the next lessons.' </w:t>
             </w:r>
-            <w:ins w:id="9073" w:author="Claude (AI) - proposed" w:date="2026-10-15T12:58:18Z">
+            <w:ins w:id="9073" w:author="Claude (AI) - proposed" w:date="2026-10-18T00:31:27Z">
               <w:r>
                 <w:rPr>
                   <w:rFonts w:ascii="Arial" w:cs="Arial" w:eastAsia="Arial" w:hAnsi="Arial"/>
@@ -5365,7 +5365,7 @@
             <w:pPr>
               <w:spacing w:after="20" w:before="0"/>
             </w:pPr>
-            <w:hyperlink w:history="1" r:id="rIdd1fmhdv6qc1epxwoprt8h">
+            <w:hyperlink w:history="1" r:id="rIdx5-hdvjx0_v-4ll8w5f6z">
               <w:r>
                 <w:rPr>
                   <w:rFonts w:ascii="Arial" w:cs="Arial" w:eastAsia="Arial" w:hAnsi="Arial"/>
@@ -5414,7 +5414,7 @@
               <w:spacing w:after="10" w:before="0"/>
               <w:ind w:left="120"/>
             </w:pPr>
-            <w:hyperlink w:history="1" r:id="rIdiorkww18dgmskuhwuev8_">
+            <w:hyperlink w:history="1" r:id="rId1xket6vnvnhpihadzbiic">
               <w:r>
                 <w:rPr>
                   <w:rFonts w:ascii="Arial" w:cs="Arial" w:eastAsia="Arial" w:hAnsi="Arial"/>
@@ -5459,7 +5459,7 @@
             <w:pPr>
               <w:spacing w:after="20" w:before="0"/>
             </w:pPr>
-            <w:hyperlink w:history="1" r:id="rIdtapntydscta6ekzsjxfcc">
+            <w:hyperlink w:history="1" r:id="rId8rz-njfnheogr0cfp86iq">
               <w:r>
                 <w:rPr>
                   <w:rFonts w:ascii="Arial" w:cs="Arial" w:eastAsia="Arial" w:hAnsi="Arial"/>
@@ -5508,7 +5508,7 @@
               <w:spacing w:after="10" w:before="0"/>
               <w:ind w:left="120"/>
             </w:pPr>
-            <w:hyperlink w:history="1" r:id="rIdvoxzhkghpp1ewl_idrrjl">
+            <w:hyperlink w:history="1" r:id="rIdxhzbu9kfvpzgv4fl_hwqc">
               <w:r>
                 <w:rPr>
                   <w:rFonts w:ascii="Arial" w:cs="Arial" w:eastAsia="Arial" w:hAnsi="Arial"/>
@@ -5553,7 +5553,7 @@
               </w:rPr>
               <w:t xml:space="preserve">The Driving Question is posted on a wall chart: 'What do you think makes it possible for a daily pattern of day and night experience on Earth?' Each learner writes at least one question on a sticky note, such as 'Why does Mombasa get sunrise before Kisumu?', 'Why does the Sun's position change?', 'What keeps the cycle regular every 24 hours?', 'How can we describe the turning using a centre, an angle and a direction?', or 'Where else do we see rotation, such as wheels and wind turbines?' Groups stick the notes on the DQB, and the class sorts them into categories, for example 'Why the cycle repeats', 'Why places differ in time' and 'Describing the turning with mathematics'. Learners link their questions to the </w:t>
             </w:r>
-            <w:del w:id="9074" w:author="Claude (AI) - proposed" w:date="2026-10-15T12:58:18Z">
+            <w:del w:id="9074" w:author="Claude (AI) - proposed" w:date="2026-10-18T00:31:27Z">
               <w:r>
                 <w:rPr>
                   <w:rFonts w:ascii="Arial" w:cs="Arial" w:eastAsia="Arial" w:hAnsi="Arial"/>
@@ -5568,7 +5568,7 @@
                 <w:delText xml:space="preserve">two Key Inquiry Questions</w:delText>
               </w:r>
             </w:del>
-            <w:ins w:id="9075" w:author="Claude (AI) - proposed" w:date="2026-10-15T12:58:18Z">
+            <w:ins w:id="9075" w:author="Claude (AI) - proposed" w:date="2026-10-18T00:31:27Z">
               <w:r>
                 <w:rPr>
                   <w:rFonts w:ascii="Arial" w:cs="Arial" w:eastAsia="Arial" w:hAnsi="Arial"/>
@@ -5629,7 +5629,7 @@
               </w:rPr>
               <w:t xml:space="preserve">Say: 'What are you still wondering? A good question starts with how or why.' Give 3 minutes for writing and then WAIT TIME of 10 seconds. Cold-call 5 learners to read out and place their question and ask each: 'Which of our videos or globe observations made you ask that?' Group the notes with the class and add the </w:t>
             </w:r>
-            <w:del w:id="9076" w:author="Claude (AI) - proposed" w:date="2026-10-15T12:58:18Z">
+            <w:del w:id="9076" w:author="Claude (AI) - proposed" w:date="2026-10-18T00:31:27Z">
               <w:r>
                 <w:rPr>
                   <w:rFonts w:ascii="Arial" w:cs="Arial" w:eastAsia="Arial" w:hAnsi="Arial"/>
@@ -5644,7 +5644,7 @@
                 <w:delText xml:space="preserve">two Key Inquiry Questions</w:delText>
               </w:r>
             </w:del>
-            <w:ins w:id="9077" w:author="Claude (AI) - proposed" w:date="2026-10-15T12:58:18Z">
+            <w:ins w:id="9077" w:author="Claude (AI) - proposed" w:date="2026-10-18T00:31:27Z">
               <w:r>
                 <w:rPr>
                   <w:rFonts w:ascii="Arial" w:cs="Arial" w:eastAsia="Arial" w:hAnsi="Arial"/>
@@ -5672,7 +5672,7 @@
               </w:rPr>
               <w:t xml:space="preserve">: 'How </w:t>
             </w:r>
-            <w:del w:id="9078" w:author="Claude (AI) - proposed" w:date="2026-10-15T12:58:18Z">
+            <w:del w:id="9078" w:author="Claude (AI) - proposed" w:date="2026-10-18T00:31:27Z">
               <w:r>
                 <w:rPr>
                   <w:rFonts w:ascii="Arial" w:cs="Arial" w:eastAsia="Arial" w:hAnsi="Arial"/>
@@ -5687,7 +5687,7 @@
                 <w:delText xml:space="preserve">do we use rotation</w:delText>
               </w:r>
             </w:del>
-            <w:ins w:id="9079" w:author="Claude (AI) - proposed" w:date="2026-10-15T12:58:18Z">
+            <w:ins w:id="9079" w:author="Claude (AI) - proposed" w:date="2026-10-18T00:31:27Z">
               <w:r>
                 <w:rPr>
                   <w:rFonts w:ascii="Arial" w:cs="Arial" w:eastAsia="Arial" w:hAnsi="Arial"/>
@@ -5715,7 +5715,7 @@
               </w:rPr>
               <w:t xml:space="preserve"> in real-life situations</w:t>
             </w:r>
-            <w:del w:id="9080" w:author="Claude (AI) - proposed" w:date="2026-10-15T12:58:18Z">
+            <w:del w:id="9080" w:author="Claude (AI) - proposed" w:date="2026-10-18T00:31:27Z">
               <w:r>
                 <w:rPr>
                   <w:rFonts w:ascii="Arial" w:cs="Arial" w:eastAsia="Arial" w:hAnsi="Arial"/>
@@ -5865,7 +5865,7 @@
             <w:pPr>
               <w:spacing w:after="20" w:before="0"/>
             </w:pPr>
-            <w:hyperlink w:history="1" r:id="rIdo8v_w94z-wi4igfp5qihw">
+            <w:hyperlink w:history="1" r:id="rIdejxxsrfdbujcxlilfdbk6">
               <w:r>
                 <w:rPr>
                   <w:rFonts w:ascii="Arial" w:cs="Arial" w:eastAsia="Arial" w:hAnsi="Arial"/>
@@ -5914,7 +5914,7 @@
               <w:spacing w:after="10" w:before="0"/>
               <w:ind w:left="120"/>
             </w:pPr>
-            <w:hyperlink w:history="1" r:id="rIdj_7o9vqkn_qlcr0zc1_vy">
+            <w:hyperlink w:history="1" r:id="rIdiwloprqyfnbkchjjqajcz">
               <w:r>
                 <w:rPr>
                   <w:rFonts w:ascii="Arial" w:cs="Arial" w:eastAsia="Arial" w:hAnsi="Arial"/>
@@ -5959,7 +5959,7 @@
             <w:pPr>
               <w:spacing w:after="20" w:before="0"/>
             </w:pPr>
-            <w:hyperlink w:history="1" r:id="rIdmlvfssxoljit92cobu5d6">
+            <w:hyperlink w:history="1" r:id="rIdj4ak-amm6y0oo0hw41gbd">
               <w:r>
                 <w:rPr>
                   <w:rFonts w:ascii="Arial" w:cs="Arial" w:eastAsia="Arial" w:hAnsi="Arial"/>
@@ -6008,7 +6008,7 @@
               <w:spacing w:after="10" w:before="0"/>
               <w:ind w:left="120"/>
             </w:pPr>
-            <w:hyperlink w:history="1" r:id="rIdorobquymtsqlozrtmm5qf">
+            <w:hyperlink w:history="1" r:id="rIdjk_idm-0npcrdz5txerb2">
               <w:r>
                 <w:rPr>
                   <w:rFonts w:ascii="Arial" w:cs="Arial" w:eastAsia="Arial" w:hAnsi="Arial"/>
@@ -6533,7 +6533,7 @@
         </w:rPr>
         <w:t xml:space="preserve">© 2026 SeaVuria and ARES. Aligned with KICD objectives. Developed by SeaVuria; technical implementation by ARES (with AI assistance from Claude). Licensed under </w:t>
       </w:r>
-      <w:hyperlink w:history="1" r:id="rIdhdwtvglpmqq4ckqtzghit">
+      <w:hyperlink w:history="1" r:id="rIdoddlj5v02zqk84nycwryt">
         <w:r>
           <w:rPr>
             <w:rFonts w:ascii="Arial" w:cs="Arial" w:eastAsia="Arial" w:hAnsi="Arial"/>
@@ -6554,7 +6554,7 @@
         </w:rPr>
         <w:t xml:space="preserve"> (</w:t>
       </w:r>
-      <w:hyperlink w:history="1" r:id="rIdzzqdldgvgex_gqt5tgnel">
+      <w:hyperlink w:history="1" r:id="rId_x609wei0emwcygzrnga_">
         <w:r>
           <w:rPr>
             <w:rFonts w:ascii="Arial" w:cs="Arial" w:eastAsia="Arial" w:hAnsi="Arial"/>
@@ -7075,7 +7075,7 @@
               </w:rPr>
               <w:t xml:space="preserve">How </w:t>
             </w:r>
-            <w:del w:id="9081" w:author="Claude (AI) - proposed" w:date="2026-10-15T12:58:18Z">
+            <w:del w:id="9081" w:author="Claude (AI) - proposed" w:date="2026-10-18T00:31:27Z">
               <w:r>
                 <w:rPr>
                   <w:rFonts w:ascii="Arial" w:cs="Arial" w:eastAsia="Arial" w:hAnsi="Arial"/>
@@ -7090,7 +7090,7 @@
                 <w:delText xml:space="preserve">do we use rotation</w:delText>
               </w:r>
             </w:del>
-            <w:ins w:id="9082" w:author="Claude (AI) - proposed" w:date="2026-10-15T12:58:18Z">
+            <w:ins w:id="9082" w:author="Claude (AI) - proposed" w:date="2026-10-18T00:31:27Z">
               <w:r>
                 <w:rPr>
                   <w:rFonts w:ascii="Arial" w:cs="Arial" w:eastAsia="Arial" w:hAnsi="Arial"/>
@@ -7637,7 +7637,7 @@
             <w:pPr>
               <w:spacing w:after="20" w:before="0"/>
             </w:pPr>
-            <w:hyperlink w:history="1" r:id="rIdaydophciwt3pcmupr4vhg">
+            <w:hyperlink w:history="1" r:id="rIdgcmp_14aci9gaeblz6tip">
               <w:r>
                 <w:rPr>
                   <w:rFonts w:ascii="Arial" w:cs="Arial" w:eastAsia="Arial" w:hAnsi="Arial"/>
@@ -7670,7 +7670,7 @@
               <w:spacing w:after="10" w:before="0"/>
               <w:ind w:left="120"/>
             </w:pPr>
-            <w:hyperlink w:history="1" r:id="rIdlnuah239wkz-x3oxuls2o">
+            <w:hyperlink w:history="1" r:id="rIdffzvvoqtrjrzjdcc_bxcg">
               <w:r>
                 <w:rPr>
                   <w:rFonts w:ascii="Arial" w:cs="Arial" w:eastAsia="Arial" w:hAnsi="Arial"/>
@@ -7715,7 +7715,7 @@
             <w:pPr>
               <w:spacing w:after="20" w:before="0"/>
             </w:pPr>
-            <w:hyperlink w:history="1" r:id="rIdcfkpuht2vzyubqcd9gmcm">
+            <w:hyperlink w:history="1" r:id="rIdxzrkeoosjdlhg8igvtgsl">
               <w:r>
                 <w:rPr>
                   <w:rFonts w:ascii="Arial" w:cs="Arial" w:eastAsia="Arial" w:hAnsi="Arial"/>
@@ -7748,7 +7748,7 @@
               <w:spacing w:after="10" w:before="0"/>
               <w:ind w:left="120"/>
             </w:pPr>
-            <w:hyperlink w:history="1" r:id="rIdjnlujroqdgauq93oo7cfa">
+            <w:hyperlink w:history="1" r:id="rIdaizez0mkjnnmtfmkwgyny">
               <w:r>
                 <w:rPr>
                   <w:rFonts w:ascii="Arial" w:cs="Arial" w:eastAsia="Arial" w:hAnsi="Arial"/>
@@ -7826,7 +7826,7 @@
               </w:rPr>
               <w:t xml:space="preserve">Display a picture of the Earth with Kenya marked and say: 'Last lesson we said Kenya is turning about a centre, Earth's axis. Today we ask what stays the same when something turns.' Ask: 'If Nairobi and Kisumu both turn with Earth, does the distance between them change?' Give WAIT TIME of 10-15 seconds before anyone speaks. Then say: 'Turn to your partner and make a prediction with a sketch.' Circulate and cold-call 4 pairs, asking each: 'What do you think stays the same, and why?' Record all predictions on the board without judging them. Remind learners that Wanjiku in Kisumu says 'Kenya feels still' and ask: '</w:t>
             </w:r>
-            <w:del w:id="9083" w:author="Claude (AI) - proposed" w:date="2026-10-15T12:58:18Z">
+            <w:del w:id="9083" w:author="Claude (AI) - proposed" w:date="2026-10-18T00:31:27Z">
               <w:r>
                 <w:rPr>
                   <w:rFonts w:ascii="Arial" w:cs="Arial" w:eastAsia="Arial" w:hAnsi="Arial"/>
@@ -7841,7 +7841,7 @@
                 <w:delText xml:space="preserve">Does it feel still because nothing changes in shape or distance, even though it turns</w:delText>
               </w:r>
             </w:del>
-            <w:ins w:id="9084" w:author="Claude (AI) - proposed" w:date="2026-10-15T12:58:18Z">
+            <w:ins w:id="9084" w:author="Claude (AI) - proposed" w:date="2026-10-18T00:31:27Z">
               <w:r>
                 <w:rPr>
                   <w:rFonts w:ascii="Arial" w:cs="Arial" w:eastAsia="Arial" w:hAnsi="Arial"/>
@@ -7991,7 +7991,7 @@
             <w:pPr>
               <w:spacing w:after="20" w:before="0"/>
             </w:pPr>
-            <w:hyperlink w:history="1" r:id="rIdgwt70qlitxfcnled9vgew">
+            <w:hyperlink w:history="1" r:id="rId4dqywfvzg_tuoldtdpvuc">
               <w:r>
                 <w:rPr>
                   <w:rFonts w:ascii="Arial" w:cs="Arial" w:eastAsia="Arial" w:hAnsi="Arial"/>
@@ -8024,7 +8024,7 @@
               <w:spacing w:after="10" w:before="0"/>
               <w:ind w:left="120"/>
             </w:pPr>
-            <w:hyperlink w:history="1" r:id="rIdckld50mka8xketxzyu21w">
+            <w:hyperlink w:history="1" r:id="rId_pldrx0qqcqhd2d_rosiq">
               <w:r>
                 <w:rPr>
                   <w:rFonts w:ascii="Arial" w:cs="Arial" w:eastAsia="Arial" w:hAnsi="Arial"/>
@@ -8069,7 +8069,7 @@
             <w:pPr>
               <w:spacing w:after="20" w:before="0"/>
             </w:pPr>
-            <w:hyperlink w:history="1" r:id="rIdbqp1h2awyaeeyra-tifph">
+            <w:hyperlink w:history="1" r:id="rIda2fkqxf-0lloyjgoofseh">
               <w:r>
                 <w:rPr>
                   <w:rFonts w:ascii="Arial" w:cs="Arial" w:eastAsia="Arial" w:hAnsi="Arial"/>
@@ -8102,7 +8102,7 @@
               <w:spacing w:after="10" w:before="0"/>
               <w:ind w:left="120"/>
             </w:pPr>
-            <w:hyperlink w:history="1" r:id="rIdy2otja599v1bcfbhvjpwa">
+            <w:hyperlink w:history="1" r:id="rIdn-xvphwuxbmjt7hhoxenw">
               <w:r>
                 <w:rPr>
                   <w:rFonts w:ascii="Arial" w:cs="Arial" w:eastAsia="Arial" w:hAnsi="Arial"/>
@@ -8302,7 +8302,7 @@
             <w:pPr>
               <w:spacing w:after="20" w:before="0"/>
             </w:pPr>
-            <w:hyperlink w:history="1" r:id="rIdmf6w1d9kiob1dxmmprgeh">
+            <w:hyperlink w:history="1" r:id="rIdpzpfjpdtsyn0_hcgvzdo0">
               <w:r>
                 <w:rPr>
                   <w:rFonts w:ascii="Arial" w:cs="Arial" w:eastAsia="Arial" w:hAnsi="Arial"/>
@@ -8335,7 +8335,7 @@
               <w:spacing w:after="10" w:before="0"/>
               <w:ind w:left="120"/>
             </w:pPr>
-            <w:hyperlink w:history="1" r:id="rIdclzl-fhjnabbgblueh7k0">
+            <w:hyperlink w:history="1" r:id="rIdfzlrycwccbc5cyurzylvl">
               <w:r>
                 <w:rPr>
                   <w:rFonts w:ascii="Arial" w:cs="Arial" w:eastAsia="Arial" w:hAnsi="Arial"/>
@@ -8380,7 +8380,7 @@
             <w:pPr>
               <w:spacing w:after="20" w:before="0"/>
             </w:pPr>
-            <w:hyperlink w:history="1" r:id="rIdhkn-bvn9witgfooayzten">
+            <w:hyperlink w:history="1" r:id="rIdwrbdifnup6kajl2de_e0x">
               <w:r>
                 <w:rPr>
                   <w:rFonts w:ascii="Arial" w:cs="Arial" w:eastAsia="Arial" w:hAnsi="Arial"/>
@@ -8413,7 +8413,7 @@
               <w:spacing w:after="10" w:before="0"/>
               <w:ind w:left="120"/>
             </w:pPr>
-            <w:hyperlink w:history="1" r:id="rIdxpk0demqk2m0sgn9fjlla">
+            <w:hyperlink w:history="1" r:id="rIdatap6oiw-3xpd5lqkxmwi">
               <w:r>
                 <w:rPr>
                   <w:rFonts w:ascii="Arial" w:cs="Arial" w:eastAsia="Arial" w:hAnsi="Arial"/>
@@ -8458,7 +8458,7 @@
               </w:rPr>
               <w:t xml:space="preserve">Groups use their table to write a claim, evidence and reasoning statement: 'Rotation keeps ______ the same and changes ______.' They list the properties: (1) each point stays the same distance from the centre (OA = OA', OB = OB', OC = OC'); (2) lengths and angles are preserved, so the shape and size are the same, and the image is congruent to the object; (3) every point turns through the same angle in the same direction about the centre; (4) the position and the direction the figure faces change. They explain why Kenya does not stretch or shrink as it turns: Nairobi, Mombasa and Kisumu keep their distances from Earth's axis and from one another. Each learner writes a sentence describing Earth's turning using centre (Earth's axis), angle (</w:t>
             </w:r>
-            <w:del w:id="9085" w:author="Claude (AI) - proposed" w:date="2026-10-15T12:58:18Z">
+            <w:del w:id="9085" w:author="Claude (AI) - proposed" w:date="2026-10-18T00:31:27Z">
               <w:r>
                 <w:rPr>
                   <w:rFonts w:ascii="Arial" w:cs="Arial" w:eastAsia="Arial" w:hAnsi="Arial"/>
@@ -8473,7 +8473,7 @@
                 <w:delText xml:space="preserve">15° per hour</w:delText>
               </w:r>
             </w:del>
-            <w:ins w:id="9086" w:author="Claude (AI) - proposed" w:date="2026-10-15T12:58:18Z">
+            <w:ins w:id="9086" w:author="Claude (AI) - proposed" w:date="2026-10-18T00:31:27Z">
               <w:r>
                 <w:rPr>
                   <w:rFonts w:ascii="Arial" w:cs="Arial" w:eastAsia="Arial" w:hAnsi="Arial"/>
@@ -8656,7 +8656,7 @@
             <w:pPr>
               <w:spacing w:after="20" w:before="0"/>
             </w:pPr>
-            <w:hyperlink w:history="1" r:id="rIda3hwgncbyrxree6j2dp5s">
+            <w:hyperlink w:history="1" r:id="rIdwk9wmi93btaa9hjqbipwa">
               <w:r>
                 <w:rPr>
                   <w:rFonts w:ascii="Arial" w:cs="Arial" w:eastAsia="Arial" w:hAnsi="Arial"/>
@@ -8689,7 +8689,7 @@
               <w:spacing w:after="10" w:before="0"/>
               <w:ind w:left="120"/>
             </w:pPr>
-            <w:hyperlink w:history="1" r:id="rIdzfwii3ltqpgrfioxvdkwf">
+            <w:hyperlink w:history="1" r:id="rIdk64tlsa1gh122irpuiw2e">
               <w:r>
                 <w:rPr>
                   <w:rFonts w:ascii="Arial" w:cs="Arial" w:eastAsia="Arial" w:hAnsi="Arial"/>
@@ -8734,7 +8734,7 @@
             <w:pPr>
               <w:spacing w:after="20" w:before="0"/>
             </w:pPr>
-            <w:hyperlink w:history="1" r:id="rIdriqxs3dcsgadvblvi2tlk">
+            <w:hyperlink w:history="1" r:id="rIdp0yjbzgyhq9fpcijyogps">
               <w:r>
                 <w:rPr>
                   <w:rFonts w:ascii="Arial" w:cs="Arial" w:eastAsia="Arial" w:hAnsi="Arial"/>
@@ -8767,7 +8767,7 @@
               <w:spacing w:after="10" w:before="0"/>
               <w:ind w:left="120"/>
             </w:pPr>
-            <w:hyperlink w:history="1" r:id="rIdmub245_eziv87wq-sl-ce">
+            <w:hyperlink w:history="1" r:id="rIdlnqutjr3eiubf05jnmt2c">
               <w:r>
                 <w:rPr>
                   <w:rFonts w:ascii="Arial" w:cs="Arial" w:eastAsia="Arial" w:hAnsi="Arial"/>
@@ -8967,7 +8967,7 @@
             <w:pPr>
               <w:spacing w:after="20" w:before="0"/>
             </w:pPr>
-            <w:hyperlink w:history="1" r:id="rId_j80alk3_ovuxjy8cf2r-">
+            <w:hyperlink w:history="1" r:id="rIdsehcldw-pxcp2pnht8x2u">
               <w:r>
                 <w:rPr>
                   <w:rFonts w:ascii="Arial" w:cs="Arial" w:eastAsia="Arial" w:hAnsi="Arial"/>
@@ -9000,7 +9000,7 @@
               <w:spacing w:after="10" w:before="0"/>
               <w:ind w:left="120"/>
             </w:pPr>
-            <w:hyperlink w:history="1" r:id="rId1kdaxdql0ipov-xn9b7mt">
+            <w:hyperlink w:history="1" r:id="rIdyuhrdy2jkydu6kj8exa1s">
               <w:r>
                 <w:rPr>
                   <w:rFonts w:ascii="Arial" w:cs="Arial" w:eastAsia="Arial" w:hAnsi="Arial"/>
@@ -9045,7 +9045,7 @@
             <w:pPr>
               <w:spacing w:after="20" w:before="0"/>
             </w:pPr>
-            <w:hyperlink w:history="1" r:id="rIdlv60qhlyreykfh84aiaj5">
+            <w:hyperlink w:history="1" r:id="rIdp8rv6jxgo199iu0-r-kqj">
               <w:r>
                 <w:rPr>
                   <w:rFonts w:ascii="Arial" w:cs="Arial" w:eastAsia="Arial" w:hAnsi="Arial"/>
@@ -9094,7 +9094,7 @@
               <w:spacing w:after="10" w:before="0"/>
               <w:ind w:left="120"/>
             </w:pPr>
-            <w:hyperlink w:history="1" r:id="rIdgvvse9xkstisy3cnaiweu">
+            <w:hyperlink w:history="1" r:id="rIdlih53s-xj6tqsaxjmeaqg">
               <w:r>
                 <w:rPr>
                   <w:rFonts w:ascii="Arial" w:cs="Arial" w:eastAsia="Arial" w:hAnsi="Arial"/>
@@ -9139,7 +9139,7 @@
               </w:rPr>
               <w:t xml:space="preserve">Learners return to the class model from Lesson 1 (globe tilted at about 23.5° with a torch as the Sun). Using the globe, they mark Nairobi, Mombasa and Kisumu with small stickers and turn the globe anticlockwise (viewed from above the North Pole) to see that the three stickers stay at the same distance from the axis and from each other as the globe turns, which matches the properties found today. In their notebooks they revise their model diagram by adding: the centre (Earth's axis), an arrow showing the direction (anticlockwise), a note that all places turn through the same angle together, and a statement that distances and shapes stay unchanged. They also record a short summary: 'Kenya feels still because </w:t>
             </w:r>
-            <w:del w:id="9087" w:author="Claude (AI) - proposed" w:date="2026-10-15T12:58:18Z">
+            <w:del w:id="9087" w:author="Claude (AI) - proposed" w:date="2026-10-18T00:31:27Z">
               <w:r>
                 <w:rPr>
                   <w:rFonts w:ascii="Arial" w:cs="Arial" w:eastAsia="Arial" w:hAnsi="Arial"/>
@@ -9154,7 +9154,7 @@
                 <w:delText xml:space="preserve">it turns with Earth without changing its</w:delText>
               </w:r>
             </w:del>
-            <w:ins w:id="9088" w:author="Claude (AI) - proposed" w:date="2026-10-15T12:58:18Z">
+            <w:ins w:id="9088" w:author="Claude (AI) - proposed" w:date="2026-10-18T00:31:27Z">
               <w:r>
                 <w:rPr>
                   <w:rFonts w:ascii="Arial" w:cs="Arial" w:eastAsia="Arial" w:hAnsi="Arial"/>
@@ -9182,7 +9182,7 @@
               </w:rPr>
               <w:t xml:space="preserve"> shape or size</w:t>
             </w:r>
-            <w:ins w:id="9089" w:author="Claude (AI) - proposed" w:date="2026-10-15T12:58:18Z">
+            <w:ins w:id="9089" w:author="Claude (AI) - proposed" w:date="2026-10-18T00:31:27Z">
               <w:r>
                 <w:rPr>
                   <w:rFonts w:ascii="Arial" w:cs="Arial" w:eastAsia="Arial" w:hAnsi="Arial"/>
@@ -9243,7 +9243,7 @@
               </w:rPr>
               <w:t xml:space="preserve">Say: 'Take your Lesson 1 model. What does today's evidence let us add or change?' Ask a group to turn the globe slowly anticlockwise while the class watches the three stickers, and ask: 'Do Mombasa and Kisumu move closer to each other? What stays the same?' Give WAIT TIME of 10-15 seconds before taking answers. Cold-call 3 learners to share a revision they made and why. Ask them to label the three parts of the description: 'Where is the centre? Which way is the direction? We will find the angle per hour in later lessons.' Do not give the 15° per hour rate </w:t>
             </w:r>
-            <w:del w:id="9090" w:author="Claude (AI) - proposed" w:date="2026-10-15T12:58:18Z">
+            <w:del w:id="9090" w:author="Claude (AI) - proposed" w:date="2026-10-18T00:31:27Z">
               <w:r>
                 <w:rPr>
                   <w:rFonts w:ascii="Arial" w:cs="Arial" w:eastAsia="Arial" w:hAnsi="Arial"/>
@@ -9258,7 +9258,7 @@
                 <w:delText xml:space="preserve">as new content today beyond reminding that it is part of the established model</w:delText>
               </w:r>
             </w:del>
-            <w:ins w:id="9091" w:author="Claude (AI) - proposed" w:date="2026-10-15T12:58:18Z">
+            <w:ins w:id="9091" w:author="Claude (AI) - proposed" w:date="2026-10-18T00:31:27Z">
               <w:r>
                 <w:rPr>
                   <w:rFonts w:ascii="Arial" w:cs="Arial" w:eastAsia="Arial" w:hAnsi="Arial"/>
@@ -9733,7 +9733,7 @@
         </w:rPr>
         <w:t xml:space="preserve">© 2026 SeaVuria and ARES. Aligned with KICD objectives. Developed by SeaVuria; technical implementation by ARES (with AI assistance from Claude). Licensed under </w:t>
       </w:r>
-      <w:hyperlink w:history="1" r:id="rIdyv3gqhwguacxgbstnc5t5">
+      <w:hyperlink w:history="1" r:id="rIdkotyebaqqa3kwwl1wsub1">
         <w:r>
           <w:rPr>
             <w:rFonts w:ascii="Arial" w:cs="Arial" w:eastAsia="Arial" w:hAnsi="Arial"/>
@@ -9754,7 +9754,7 @@
         </w:rPr>
         <w:t xml:space="preserve"> (</w:t>
       </w:r>
-      <w:hyperlink w:history="1" r:id="rIdaj85e2rl5_ee0eywfi-xs">
+      <w:hyperlink w:history="1" r:id="rIdw9udg2r8u14v4ke2ev1q9">
         <w:r>
           <w:rPr>
             <w:rFonts w:ascii="Arial" w:cs="Arial" w:eastAsia="Arial" w:hAnsi="Arial"/>
@@ -10275,7 +10275,7 @@
               </w:rPr>
               <w:t xml:space="preserve">How </w:t>
             </w:r>
-            <w:del w:id="9092" w:author="Claude (AI) - proposed" w:date="2026-10-15T12:58:18Z">
+            <w:del w:id="9092" w:author="Claude (AI) - proposed" w:date="2026-10-18T00:31:27Z">
               <w:r>
                 <w:rPr>
                   <w:rFonts w:ascii="Arial" w:cs="Arial" w:eastAsia="Arial" w:hAnsi="Arial"/>
@@ -10290,7 +10290,7 @@
                 <w:delText xml:space="preserve">do we use rotation</w:delText>
               </w:r>
             </w:del>
-            <w:ins w:id="9093" w:author="Claude (AI) - proposed" w:date="2026-10-15T12:58:18Z">
+            <w:ins w:id="9093" w:author="Claude (AI) - proposed" w:date="2026-10-18T00:31:27Z">
               <w:r>
                 <w:rPr>
                   <w:rFonts w:ascii="Arial" w:cs="Arial" w:eastAsia="Arial" w:hAnsi="Arial"/>
@@ -10837,7 +10837,7 @@
             <w:pPr>
               <w:spacing w:after="20" w:before="0"/>
             </w:pPr>
-            <w:hyperlink w:history="1" r:id="rIdzj3w6j5cyiuor-tvlwmhx">
+            <w:hyperlink w:history="1" r:id="rId1yaocglgz8x83-kmylqsc">
               <w:r>
                 <w:rPr>
                   <w:rFonts w:ascii="Arial" w:cs="Arial" w:eastAsia="Arial" w:hAnsi="Arial"/>
@@ -10870,7 +10870,7 @@
               <w:spacing w:after="10" w:before="0"/>
               <w:ind w:left="120"/>
             </w:pPr>
-            <w:hyperlink w:history="1" r:id="rIdueq0obwbcto8s0webvheb">
+            <w:hyperlink w:history="1" r:id="rId1fyclyfna3werw0edtvkq">
               <w:r>
                 <w:rPr>
                   <w:rFonts w:ascii="Arial" w:cs="Arial" w:eastAsia="Arial" w:hAnsi="Arial"/>
@@ -10915,7 +10915,7 @@
             <w:pPr>
               <w:spacing w:after="20" w:before="0"/>
             </w:pPr>
-            <w:hyperlink w:history="1" r:id="rIdbljmp7-vff41ayto684ou">
+            <w:hyperlink w:history="1" r:id="rId-tmhd124tlc3zpapmjahy">
               <w:r>
                 <w:rPr>
                   <w:rFonts w:ascii="Arial" w:cs="Arial" w:eastAsia="Arial" w:hAnsi="Arial"/>
@@ -10964,7 +10964,7 @@
               <w:spacing w:after="10" w:before="0"/>
               <w:ind w:left="120"/>
             </w:pPr>
-            <w:hyperlink w:history="1" r:id="rIdin1lqhvm1ean03mvihkdz">
+            <w:hyperlink w:history="1" r:id="rIdax8os6iafoql7chlynzj3">
               <w:r>
                 <w:rPr>
                   <w:rFonts w:ascii="Arial" w:cs="Arial" w:eastAsia="Arial" w:hAnsi="Arial"/>
@@ -11009,7 +11009,7 @@
               </w:rPr>
               <w:t xml:space="preserve">Learners watch the 24-second time-lapse again (1 second = 1 hour</w:t>
             </w:r>
-            <w:del w:id="9094" w:author="Claude (AI) - proposed" w:date="2026-10-15T12:58:18Z">
+            <w:del w:id="9094" w:author="Claude (AI) - proposed" w:date="2026-10-18T00:31:27Z">
               <w:r>
                 <w:rPr>
                   <w:rFonts w:ascii="Arial" w:cs="Arial" w:eastAsia="Arial" w:hAnsi="Arial"/>
@@ -11192,7 +11192,7 @@
             <w:pPr>
               <w:spacing w:after="20" w:before="0"/>
             </w:pPr>
-            <w:hyperlink w:history="1" r:id="rId1-n3bcji0y1r_0xsvjkd5">
+            <w:hyperlink w:history="1" r:id="rIdqszbcy7v-rtnutj207j2a">
               <w:r>
                 <w:rPr>
                   <w:rFonts w:ascii="Arial" w:cs="Arial" w:eastAsia="Arial" w:hAnsi="Arial"/>
@@ -11225,7 +11225,7 @@
               <w:spacing w:after="10" w:before="0"/>
               <w:ind w:left="120"/>
             </w:pPr>
-            <w:hyperlink w:history="1" r:id="rIdeyrywmopszku4adgbodl1">
+            <w:hyperlink w:history="1" r:id="rIdvujlo3ipw33fskx6ixuiq">
               <w:r>
                 <w:rPr>
                   <w:rFonts w:ascii="Arial" w:cs="Arial" w:eastAsia="Arial" w:hAnsi="Arial"/>
@@ -11270,7 +11270,7 @@
             <w:pPr>
               <w:spacing w:after="20" w:before="0"/>
             </w:pPr>
-            <w:hyperlink w:history="1" r:id="rIdq8qtgzuu8hr_80ajuobfp">
+            <w:hyperlink w:history="1" r:id="rIdyx7ihszhe-annsxkvpc1g">
               <w:r>
                 <w:rPr>
                   <w:rFonts w:ascii="Arial" w:cs="Arial" w:eastAsia="Arial" w:hAnsi="Arial"/>
@@ -11319,7 +11319,7 @@
               <w:spacing w:after="10" w:before="0"/>
               <w:ind w:left="120"/>
             </w:pPr>
-            <w:hyperlink w:history="1" r:id="rIdesyyf_oagx8e23tiwnwnx">
+            <w:hyperlink w:history="1" r:id="rIdmkfz2obqvf7gcuo46sor0">
               <w:r>
                 <w:rPr>
                   <w:rFonts w:ascii="Arial" w:cs="Arial" w:eastAsia="Arial" w:hAnsi="Arial"/>
@@ -11397,7 +11397,7 @@
               </w:rPr>
               <w:t xml:space="preserve">Circulate and ask: 'Why do you need a third pair?' Wait 10-15 seconds for each group to answer. Say: 'Where do two lines have to meet to give one centre?' When groups say 'the bisectors of PP' and QQ' are the same line', respond: 'Good noticing, so what does that tell us about how many pairs we need, and what must be true about the lines?' Cold-call 3 groups to show where their bisectors cross. Pause the class at O and say: 'Put your protractor at O. From OP to OP', which way did we turn and how far? Is that positive or negative?' Use a tracing paper demonstration: pin at O, turn the paper anticlockwise until P lands on P'. Then ask: 'Which of our predictions held up, and which did not?'</w:t>
             </w:r>
-            <w:ins w:id="9095" w:author="Claude (AI) - proposed" w:date="2026-10-15T12:58:18Z">
+            <w:ins w:id="9095" w:author="Claude (AI) - proposed" w:date="2026-10-18T00:31:27Z">
               <w:r>
                 <w:rPr>
                   <w:rFonts w:ascii="Arial" w:cs="Arial" w:eastAsia="Arial" w:hAnsi="Arial"/>
@@ -11534,7 +11534,7 @@
             <w:pPr>
               <w:spacing w:after="20" w:before="0"/>
             </w:pPr>
-            <w:hyperlink w:history="1" r:id="rIdbpl0aszexsjbkrots-ydb">
+            <w:hyperlink w:history="1" r:id="rIdwztzf4q-1hjz01xlghc3c">
               <w:r>
                 <w:rPr>
                   <w:rFonts w:ascii="Arial" w:cs="Arial" w:eastAsia="Arial" w:hAnsi="Arial"/>
@@ -11567,7 +11567,7 @@
               <w:spacing w:after="10" w:before="0"/>
               <w:ind w:left="120"/>
             </w:pPr>
-            <w:hyperlink w:history="1" r:id="rIdxciir-xs1llsym_9bncyz">
+            <w:hyperlink w:history="1" r:id="rIdxqiguthp5og0orls8vnhf">
               <w:r>
                 <w:rPr>
                   <w:rFonts w:ascii="Arial" w:cs="Arial" w:eastAsia="Arial" w:hAnsi="Arial"/>
@@ -11612,7 +11612,7 @@
             <w:pPr>
               <w:spacing w:after="20" w:before="0"/>
             </w:pPr>
-            <w:hyperlink w:history="1" r:id="rIdro25tzln5yx7pwidwwqju">
+            <w:hyperlink w:history="1" r:id="rIduimcqzjexsbr21uv-itf8">
               <w:r>
                 <w:rPr>
                   <w:rFonts w:ascii="Arial" w:cs="Arial" w:eastAsia="Arial" w:hAnsi="Arial"/>
@@ -11661,7 +11661,7 @@
               <w:spacing w:after="10" w:before="0"/>
               <w:ind w:left="120"/>
             </w:pPr>
-            <w:hyperlink w:history="1" r:id="rIdhstxv6xyisllbclscr9ty">
+            <w:hyperlink w:history="1" r:id="rIdhjituglhevk3g4z1jr9do">
               <w:r>
                 <w:rPr>
                   <w:rFonts w:ascii="Arial" w:cs="Arial" w:eastAsia="Arial" w:hAnsi="Arial"/>
@@ -11706,7 +11706,7 @@
               </w:rPr>
               <w:t xml:space="preserve">Learners write a three-part description of the rotation: centre O(0,0), angle 90°, direction anticlockwise (+90°). They then connect it to the phenomenon. Earth turns </w:t>
             </w:r>
-            <w:ins w:id="9096" w:author="Claude (AI) - proposed" w:date="2026-10-15T12:58:18Z">
+            <w:ins w:id="9096" w:author="Claude (AI) - proposed" w:date="2026-10-18T00:31:27Z">
               <w:r>
                 <w:rPr>
                   <w:rFonts w:ascii="Arial" w:cs="Arial" w:eastAsia="Arial" w:hAnsi="Arial"/>
@@ -11734,7 +11734,7 @@
               </w:rPr>
               <w:t xml:space="preserve">15° per hour, </w:t>
             </w:r>
-            <w:del w:id="9097" w:author="Claude (AI) - proposed" w:date="2026-10-15T12:58:18Z">
+            <w:del w:id="9097" w:author="Claude (AI) - proposed" w:date="2026-10-18T00:31:27Z">
               <w:r>
                 <w:rPr>
                   <w:rFonts w:ascii="Arial" w:cs="Arial" w:eastAsia="Arial" w:hAnsi="Arial"/>
@@ -11749,7 +11749,7 @@
                 <w:delText xml:space="preserve">so</w:delText>
               </w:r>
             </w:del>
-            <w:ins w:id="9098" w:author="Claude (AI) - proposed" w:date="2026-10-15T12:58:18Z">
+            <w:ins w:id="9098" w:author="Claude (AI) - proposed" w:date="2026-10-18T00:31:27Z">
               <w:r>
                 <w:rPr>
                   <w:rFonts w:ascii="Arial" w:cs="Arial" w:eastAsia="Arial" w:hAnsi="Arial"/>
@@ -11932,7 +11932,7 @@
             <w:pPr>
               <w:spacing w:after="20" w:before="0"/>
             </w:pPr>
-            <w:hyperlink w:history="1" r:id="rIdh6enqa06enhvhzv65v9lb">
+            <w:hyperlink w:history="1" r:id="rIdyo3rxe65opnktwxi2onmu">
               <w:r>
                 <w:rPr>
                   <w:rFonts w:ascii="Arial" w:cs="Arial" w:eastAsia="Arial" w:hAnsi="Arial"/>
@@ -11965,7 +11965,7 @@
               <w:spacing w:after="10" w:before="0"/>
               <w:ind w:left="120"/>
             </w:pPr>
-            <w:hyperlink w:history="1" r:id="rIdpdu7srtdwsgzpa8zjc2a7">
+            <w:hyperlink w:history="1" r:id="rIdkj1uuiaj4c-qt1fa-budp">
               <w:r>
                 <w:rPr>
                   <w:rFonts w:ascii="Arial" w:cs="Arial" w:eastAsia="Arial" w:hAnsi="Arial"/>
@@ -12010,7 +12010,7 @@
             <w:pPr>
               <w:spacing w:after="20" w:before="0"/>
             </w:pPr>
-            <w:hyperlink w:history="1" r:id="rIdoudjqbxtolii6ws1z5sgx">
+            <w:hyperlink w:history="1" r:id="rIdbpr1ihjsegwom_wotntrv">
               <w:r>
                 <w:rPr>
                   <w:rFonts w:ascii="Arial" w:cs="Arial" w:eastAsia="Arial" w:hAnsi="Arial"/>
@@ -12059,7 +12059,7 @@
               <w:spacing w:after="10" w:before="0"/>
               <w:ind w:left="120"/>
             </w:pPr>
-            <w:hyperlink w:history="1" r:id="rIdnltqawuezsdwf4fz9g36j">
+            <w:hyperlink w:history="1" r:id="rIdeoqfddw-sj8lrt0kcnmlg">
               <w:r>
                 <w:rPr>
                   <w:rFonts w:ascii="Arial" w:cs="Arial" w:eastAsia="Arial" w:hAnsi="Arial"/>
@@ -12259,7 +12259,7 @@
             <w:pPr>
               <w:spacing w:after="20" w:before="0"/>
             </w:pPr>
-            <w:hyperlink w:history="1" r:id="rId-fp1_aa4tnxzpz2xw6pd1">
+            <w:hyperlink w:history="1" r:id="rIdjpcsmhgjqasricznc5vix">
               <w:r>
                 <w:rPr>
                   <w:rFonts w:ascii="Arial" w:cs="Arial" w:eastAsia="Arial" w:hAnsi="Arial"/>
@@ -12308,7 +12308,7 @@
               <w:spacing w:after="10" w:before="0"/>
               <w:ind w:left="120"/>
             </w:pPr>
-            <w:hyperlink w:history="1" r:id="rIdlki8sdizm1_6koe3aihn0">
+            <w:hyperlink w:history="1" r:id="rIdh1hfofuvnfvqaxsvd-ozr">
               <w:r>
                 <w:rPr>
                   <w:rFonts w:ascii="Arial" w:cs="Arial" w:eastAsia="Arial" w:hAnsi="Arial"/>
@@ -12353,7 +12353,7 @@
             <w:pPr>
               <w:spacing w:after="20" w:before="0"/>
             </w:pPr>
-            <w:hyperlink w:history="1" r:id="rIdxqq5impsxnjf-zqyoievj">
+            <w:hyperlink w:history="1" r:id="rId-o_hct63nue05xjhp-hmn">
               <w:r>
                 <w:rPr>
                   <w:rFonts w:ascii="Arial" w:cs="Arial" w:eastAsia="Arial" w:hAnsi="Arial"/>
@@ -12402,7 +12402,7 @@
               <w:spacing w:after="10" w:before="0"/>
               <w:ind w:left="120"/>
             </w:pPr>
-            <w:hyperlink w:history="1" r:id="rIdmalwn47-jsovjleo32n-d">
+            <w:hyperlink w:history="1" r:id="rIdi2e46uyx_rgpxcz0zkwn7">
               <w:r>
                 <w:rPr>
                   <w:rFonts w:ascii="Arial" w:cs="Arial" w:eastAsia="Arial" w:hAnsi="Arial"/>
@@ -12927,7 +12927,7 @@
         </w:rPr>
         <w:t xml:space="preserve">© 2026 SeaVuria and ARES. Aligned with KICD objectives. Developed by SeaVuria; technical implementation by ARES (with AI assistance from Claude). Licensed under </w:t>
       </w:r>
-      <w:hyperlink w:history="1" r:id="rIdqnbm487yktfawxa4kcg9h">
+      <w:hyperlink w:history="1" r:id="rIdwzelsj7rroiy0jr2az7f6">
         <w:r>
           <w:rPr>
             <w:rFonts w:ascii="Arial" w:cs="Arial" w:eastAsia="Arial" w:hAnsi="Arial"/>
@@ -12948,7 +12948,7 @@
         </w:rPr>
         <w:t xml:space="preserve"> (</w:t>
       </w:r>
-      <w:hyperlink w:history="1" r:id="rId1ldsp6x1ht4nymza2r50e">
+      <w:hyperlink w:history="1" r:id="rIdhqufbfwxdfk3mmqe13p5-">
         <w:r>
           <w:rPr>
             <w:rFonts w:ascii="Arial" w:cs="Arial" w:eastAsia="Arial" w:hAnsi="Arial"/>
@@ -13456,7 +13456,7 @@
               <w:spacing w:after="40" w:before="0"/>
               <w:jc w:val="left"/>
             </w:pPr>
-            <w:del w:id="9099" w:author="Claude (AI) - proposed" w:date="2026-10-15T12:58:18Z">
+            <w:del w:id="9099" w:author="Claude (AI) - proposed" w:date="2026-10-18T00:31:27Z">
               <w:r>
                 <w:rPr>
                   <w:rFonts w:ascii="Arial" w:cs="Arial" w:eastAsia="Arial" w:hAnsi="Arial"/>
@@ -13471,7 +13471,7 @@
                 <w:delText xml:space="preserve">How do we use rotation in real-life situations? Where do we apply rotational symmetry in day-to-day life?</w:delText>
               </w:r>
             </w:del>
-            <w:ins w:id="9100" w:author="Claude (AI) - proposed" w:date="2026-10-15T12:58:18Z">
+            <w:ins w:id="9100" w:author="Claude (AI) - proposed" w:date="2026-10-18T00:31:27Z">
               <w:r>
                 <w:rPr>
                   <w:rFonts w:ascii="Arial" w:cs="Arial" w:eastAsia="Arial" w:hAnsi="Arial"/>
@@ -13717,7 +13717,7 @@
               </w:rPr>
               <w:t xml:space="preserve">Teacher Mwangi opens by revisiting the Driving Question Board (DQB) and the evidence so far: Earth turns about its axis (the centre), through 360° in 24 hours, which is 15° per hour, anticlockwise when viewed from above the North Pole. Learners predict where a point will land after a positive or negative turn about O(0,0). They then observe by constructing images of triangle ABC on grid paper with tracing paper, and discover the coordinate rules for 90° anticlockwise, -90° (90° clockwise) and 180°. In the Explain phase, learners connect the sign of the angle to Earth's direction of turning, and see why Wanjiku in Kisumu and Otieno in Mombasa are both being carried anticlockwise even though Kenya feels still. The class updates the DQB and revises its model with a centre, an angle and a direction.</w:t>
             </w:r>
-            <w:ins w:id="9101" w:author="Claude (AI) - proposed" w:date="2026-10-15T12:58:18Z">
+            <w:ins w:id="9101" w:author="Claude (AI) - proposed" w:date="2026-10-18T00:31:27Z">
               <w:r>
                 <w:rPr>
                   <w:rFonts w:ascii="Arial" w:cs="Arial" w:eastAsia="Arial" w:hAnsi="Arial"/>
@@ -14020,7 +14020,7 @@
             <w:pPr>
               <w:spacing w:after="20" w:before="0"/>
             </w:pPr>
-            <w:hyperlink w:history="1" r:id="rIdl3rexeivhr9xxjmss1dxs">
+            <w:hyperlink w:history="1" r:id="rIdspgswzsrombhlldwxhrw0">
               <w:r>
                 <w:rPr>
                   <w:rFonts w:ascii="Arial" w:cs="Arial" w:eastAsia="Arial" w:hAnsi="Arial"/>
@@ -14053,7 +14053,7 @@
               <w:spacing w:after="10" w:before="0"/>
               <w:ind w:left="120"/>
             </w:pPr>
-            <w:hyperlink w:history="1" r:id="rIdlxd4eocoe_e27lep4t603">
+            <w:hyperlink w:history="1" r:id="rIdggcftblinrxcm6sifszdp">
               <w:r>
                 <w:rPr>
                   <w:rFonts w:ascii="Arial" w:cs="Arial" w:eastAsia="Arial" w:hAnsi="Arial"/>
@@ -14098,7 +14098,7 @@
             <w:pPr>
               <w:spacing w:after="20" w:before="0"/>
             </w:pPr>
-            <w:hyperlink w:history="1" r:id="rId8qzbc7alkral3kotuix7t">
+            <w:hyperlink w:history="1" r:id="rIdaxzokb-mb0tqhjsqja1uq">
               <w:r>
                 <w:rPr>
                   <w:rFonts w:ascii="Arial" w:cs="Arial" w:eastAsia="Arial" w:hAnsi="Arial"/>
@@ -14131,7 +14131,7 @@
               <w:spacing w:after="10" w:before="0"/>
               <w:ind w:left="120"/>
             </w:pPr>
-            <w:hyperlink w:history="1" r:id="rIdcjq6umrm6pnohdxvkl0ro">
+            <w:hyperlink w:history="1" r:id="rId_qd2k4rxdx9j1z4ztgapw">
               <w:r>
                 <w:rPr>
                   <w:rFonts w:ascii="Arial" w:cs="Arial" w:eastAsia="Arial" w:hAnsi="Arial"/>
@@ -14331,7 +14331,7 @@
             <w:pPr>
               <w:spacing w:after="20" w:before="0"/>
             </w:pPr>
-            <w:hyperlink w:history="1" r:id="rIdot3o265hsje0ubko2ssfb">
+            <w:hyperlink w:history="1" r:id="rIdwazrdaafyf6ngtmje4geq">
               <w:r>
                 <w:rPr>
                   <w:rFonts w:ascii="Arial" w:cs="Arial" w:eastAsia="Arial" w:hAnsi="Arial"/>
@@ -14364,7 +14364,7 @@
               <w:spacing w:after="10" w:before="0"/>
               <w:ind w:left="120"/>
             </w:pPr>
-            <w:hyperlink w:history="1" r:id="rIdzktbv3ojazhhqwefhz8fy">
+            <w:hyperlink w:history="1" r:id="rIddjyewuxyfutr3nodqkkvu">
               <w:r>
                 <w:rPr>
                   <w:rFonts w:ascii="Arial" w:cs="Arial" w:eastAsia="Arial" w:hAnsi="Arial"/>
@@ -14409,7 +14409,7 @@
             <w:pPr>
               <w:spacing w:after="20" w:before="0"/>
             </w:pPr>
-            <w:hyperlink w:history="1" r:id="rId9l1ghxtgfah7dncderc9q">
+            <w:hyperlink w:history="1" r:id="rIdd2qfl2etl-p4r0hlsdqdd">
               <w:r>
                 <w:rPr>
                   <w:rFonts w:ascii="Arial" w:cs="Arial" w:eastAsia="Arial" w:hAnsi="Arial"/>
@@ -14442,7 +14442,7 @@
               <w:spacing w:after="10" w:before="0"/>
               <w:ind w:left="120"/>
             </w:pPr>
-            <w:hyperlink w:history="1" r:id="rIdnnflope6ax5dt_ab5gcoh">
+            <w:hyperlink w:history="1" r:id="rIdhsct-ra6xlajuto8iofvw">
               <w:r>
                 <w:rPr>
                   <w:rFonts w:ascii="Arial" w:cs="Arial" w:eastAsia="Arial" w:hAnsi="Arial"/>
@@ -14487,7 +14487,7 @@
               </w:rPr>
               <w:t xml:space="preserve">In pairs, learners use grid paper, tracing paper and a ruler. Task 1: Plot triangle ABC with A(2,1), B(4,1), C(4,3) and centre O(0,0). Trace the triangle and the origin, pin at O with a pencil tip, turn the tracing paper 90° anticlockwise (positive 90°), and read the image coordinates: A'(-1,2), B'(-1,4), C'(-3,4). Task 2: Turn the tracing paper 90° clockwise (-90°) and read A''(1,-2), then find B'' and C'' by the same method. Task 3: Turn through a half turn (180°). Learners complete a table of object coordinates and image coordinates for each turn, check that OA = OA' (square root of 5), OB = OB' (square root of 17), OC = OC' (5), and compare triangle sides: AB = 2, BC = 2, AC = square root of 8 equal to A'B'=2, B'C'=2, A'C'=square root of 8. They look for a pattern in how each (x,y) changes.</w:t>
             </w:r>
-            <w:ins w:id="9102" w:author="Claude (AI) - proposed" w:date="2026-10-15T12:58:18Z">
+            <w:ins w:id="9102" w:author="Claude (AI) - proposed" w:date="2026-10-18T00:31:27Z">
               <w:r>
                 <w:rPr>
                   <w:rFonts w:ascii="Arial" w:cs="Arial" w:eastAsia="Arial" w:hAnsi="Arial"/>
@@ -14657,7 +14657,7 @@
             <w:pPr>
               <w:spacing w:after="20" w:before="0"/>
             </w:pPr>
-            <w:hyperlink w:history="1" r:id="rIdvx5kk72fxrz8i_hvgjxb7">
+            <w:hyperlink w:history="1" r:id="rIdkjh8lcbo4izlho28lo9af">
               <w:r>
                 <w:rPr>
                   <w:rFonts w:ascii="Arial" w:cs="Arial" w:eastAsia="Arial" w:hAnsi="Arial"/>
@@ -14706,7 +14706,7 @@
               <w:spacing w:after="10" w:before="0"/>
               <w:ind w:left="120"/>
             </w:pPr>
-            <w:hyperlink w:history="1" r:id="rIdopbqpotleq1typmpip06e">
+            <w:hyperlink w:history="1" r:id="rIdmzsikpskayvupju0ihyfh">
               <w:r>
                 <w:rPr>
                   <w:rFonts w:ascii="Arial" w:cs="Arial" w:eastAsia="Arial" w:hAnsi="Arial"/>
@@ -14751,7 +14751,7 @@
             <w:pPr>
               <w:spacing w:after="20" w:before="0"/>
             </w:pPr>
-            <w:hyperlink w:history="1" r:id="rIdhjtwkgex1f1k7tff97e74">
+            <w:hyperlink w:history="1" r:id="rIdf3f_wsccf1umimd9otaxn">
               <w:r>
                 <w:rPr>
                   <w:rFonts w:ascii="Arial" w:cs="Arial" w:eastAsia="Arial" w:hAnsi="Arial"/>
@@ -14784,7 +14784,7 @@
               <w:spacing w:after="10" w:before="0"/>
               <w:ind w:left="120"/>
             </w:pPr>
-            <w:hyperlink w:history="1" r:id="rIdzx8h6zm5jjg3hxcy14cda">
+            <w:hyperlink w:history="1" r:id="rId8yzfjbyfpxozqnrn3_hz4">
               <w:r>
                 <w:rPr>
                   <w:rFonts w:ascii="Arial" w:cs="Arial" w:eastAsia="Arial" w:hAnsi="Arial"/>
@@ -14984,7 +14984,7 @@
             <w:pPr>
               <w:spacing w:after="20" w:before="0"/>
             </w:pPr>
-            <w:hyperlink w:history="1" r:id="rId-ceybr39yvmzmordwinae">
+            <w:hyperlink w:history="1" r:id="rIdzhbac-bnbxjnwtqo2nryn">
               <w:r>
                 <w:rPr>
                   <w:rFonts w:ascii="Arial" w:cs="Arial" w:eastAsia="Arial" w:hAnsi="Arial"/>
@@ -15033,7 +15033,7 @@
               <w:spacing w:after="10" w:before="0"/>
               <w:ind w:left="120"/>
             </w:pPr>
-            <w:hyperlink w:history="1" r:id="rIdsdrcyqgnp2ct3vuvef9ik">
+            <w:hyperlink w:history="1" r:id="rIdz0serbpfwgbt9cszaripv">
               <w:r>
                 <w:rPr>
                   <w:rFonts w:ascii="Arial" w:cs="Arial" w:eastAsia="Arial" w:hAnsi="Arial"/>
@@ -15078,7 +15078,7 @@
             <w:pPr>
               <w:spacing w:after="20" w:before="0"/>
             </w:pPr>
-            <w:hyperlink w:history="1" r:id="rIdszzafzs1ovdm8f4ve_rjf">
+            <w:hyperlink w:history="1" r:id="rIdhti0oagt-61c5ikilbx8g">
               <w:r>
                 <w:rPr>
                   <w:rFonts w:ascii="Arial" w:cs="Arial" w:eastAsia="Arial" w:hAnsi="Arial"/>
@@ -15111,7 +15111,7 @@
               <w:spacing w:after="10" w:before="0"/>
               <w:ind w:left="120"/>
             </w:pPr>
-            <w:hyperlink w:history="1" r:id="rIdfv1x-buv5zqoaexayxa3a">
+            <w:hyperlink w:history="1" r:id="rIdlpha7dyb8yoiqojwayf9v">
               <w:r>
                 <w:rPr>
                   <w:rFonts w:ascii="Arial" w:cs="Arial" w:eastAsia="Arial" w:hAnsi="Arial"/>
@@ -15311,7 +15311,7 @@
             <w:pPr>
               <w:spacing w:after="20" w:before="0"/>
             </w:pPr>
-            <w:hyperlink w:history="1" r:id="rIdypzcqd-o_pbtgha_dqojl">
+            <w:hyperlink w:history="1" r:id="rIdzteljijh_zj3ezoiuyxdi">
               <w:r>
                 <w:rPr>
                   <w:rFonts w:ascii="Arial" w:cs="Arial" w:eastAsia="Arial" w:hAnsi="Arial"/>
@@ -15360,7 +15360,7 @@
               <w:spacing w:after="10" w:before="0"/>
               <w:ind w:left="120"/>
             </w:pPr>
-            <w:hyperlink w:history="1" r:id="rIdkowlka0uxbuy28feywnzd">
+            <w:hyperlink w:history="1" r:id="rId8h6peupunjz_v2hopyyay">
               <w:r>
                 <w:rPr>
                   <w:rFonts w:ascii="Arial" w:cs="Arial" w:eastAsia="Arial" w:hAnsi="Arial"/>
@@ -15405,7 +15405,7 @@
             <w:pPr>
               <w:spacing w:after="20" w:before="0"/>
             </w:pPr>
-            <w:hyperlink w:history="1" r:id="rIdeaddwiz70ol4qc7ykmlce">
+            <w:hyperlink w:history="1" r:id="rIdcmbampg5r6ysg_dy2syii">
               <w:r>
                 <w:rPr>
                   <w:rFonts w:ascii="Arial" w:cs="Arial" w:eastAsia="Arial" w:hAnsi="Arial"/>
@@ -15438,7 +15438,7 @@
               <w:spacing w:after="10" w:before="0"/>
               <w:ind w:left="120"/>
             </w:pPr>
-            <w:hyperlink w:history="1" r:id="rIdlims_tifcpmhmyc8sgne1">
+            <w:hyperlink w:history="1" r:id="rIdmb6r-ux9ka9w87c6c6hdj">
               <w:r>
                 <w:rPr>
                   <w:rFonts w:ascii="Arial" w:cs="Arial" w:eastAsia="Arial" w:hAnsi="Arial"/>
@@ -15963,7 +15963,7 @@
         </w:rPr>
         <w:t xml:space="preserve">© 2026 SeaVuria and ARES. Aligned with KICD objectives. Developed by SeaVuria; technical implementation by ARES (with AI assistance from Claude). Licensed under </w:t>
       </w:r>
-      <w:hyperlink w:history="1" r:id="rIdlcojrn_6tswe9t42uyrct">
+      <w:hyperlink w:history="1" r:id="rIdkc9v2uz5pdqxqo9ygzba8">
         <w:r>
           <w:rPr>
             <w:rFonts w:ascii="Arial" w:cs="Arial" w:eastAsia="Arial" w:hAnsi="Arial"/>
@@ -15984,7 +15984,7 @@
         </w:rPr>
         <w:t xml:space="preserve"> (</w:t>
       </w:r>
-      <w:hyperlink w:history="1" r:id="rIdgi9myz7i8wx5ww15awj0c">
+      <w:hyperlink w:history="1" r:id="rId0gyqvfwqj9si6mpr68bca">
         <w:r>
           <w:rPr>
             <w:rFonts w:ascii="Arial" w:cs="Arial" w:eastAsia="Arial" w:hAnsi="Arial"/>
@@ -16492,7 +16492,7 @@
               <w:spacing w:after="40" w:before="0"/>
               <w:jc w:val="left"/>
             </w:pPr>
-            <w:del w:id="9103" w:author="Claude (AI) - proposed" w:date="2026-10-15T12:58:18Z">
+            <w:del w:id="9103" w:author="Claude (AI) - proposed" w:date="2026-10-18T00:31:27Z">
               <w:r>
                 <w:rPr>
                   <w:rFonts w:ascii="Arial" w:cs="Arial" w:eastAsia="Arial" w:hAnsi="Arial"/>
@@ -16507,7 +16507,7 @@
                 <w:delText xml:space="preserve">How do we use rotation in real-life situations? Where do we apply rotational symmetry in day-to-day life?</w:delText>
               </w:r>
             </w:del>
-            <w:ins w:id="9104" w:author="Claude (AI) - proposed" w:date="2026-10-15T12:58:18Z">
+            <w:ins w:id="9104" w:author="Claude (AI) - proposed" w:date="2026-10-18T00:31:27Z">
               <w:r>
                 <w:rPr>
                   <w:rFonts w:ascii="Arial" w:cs="Arial" w:eastAsia="Arial" w:hAnsi="Arial"/>
@@ -16753,7 +16753,7 @@
               </w:rPr>
               <w:t xml:space="preserve">Teacher Mwangi reminds learners of the day-night time-lapse: 24 hours of Earth turning in 24 seconds, Mombasa at dawn about 6:30 am, Nairobi at midday about 12:30 pm, Lake Victoria sunset about 6:40 pm, and Kisumu dark about 7:30 pm. Wanjiku in Kisumu said 'Kenya feels still', yet Kenya is turning at 15° per hour. Today learners ask a new question: when something turns about a centre, how often does it look exactly the same? Learners predict the order of rotational symmetry of familiar shapes and patterns, then test with tracing paper and a pin at the centre. They collect data for the square, equilateral triangle, regular hexagon, rectangle, regular pentagon, isosceles triangle, Mama Achieng's kiondo pattern (order 6), Mzee Kamau's 8-spoke bicycle wheel (order 8) and a matatu wheel with 5 nuts (order 5). They discover the rule smallest angle = 360° ÷ order and connect it to Earth: 360° ÷ 24 h = 15° per hour. They record this on the DQB and add a rotation-symmetry piece to the class model.</w:t>
             </w:r>
-            <w:ins w:id="9105" w:author="Claude (AI) - proposed" w:date="2026-10-15T12:58:18Z">
+            <w:ins w:id="9105" w:author="Claude (AI) - proposed" w:date="2026-10-18T00:31:27Z">
               <w:r>
                 <w:rPr>
                   <w:rFonts w:ascii="Arial" w:cs="Arial" w:eastAsia="Arial" w:hAnsi="Arial"/>
@@ -17056,7 +17056,7 @@
             <w:pPr>
               <w:spacing w:after="20" w:before="0"/>
             </w:pPr>
-            <w:hyperlink w:history="1" r:id="rIdo-ulpf-g2omgdvg_f9zx6">
+            <w:hyperlink w:history="1" r:id="rIdpapwfeh1og98bbbkqpp1p">
               <w:r>
                 <w:rPr>
                   <w:rFonts w:ascii="Arial" w:cs="Arial" w:eastAsia="Arial" w:hAnsi="Arial"/>
@@ -17089,7 +17089,7 @@
               <w:spacing w:after="10" w:before="0"/>
               <w:ind w:left="120"/>
             </w:pPr>
-            <w:hyperlink w:history="1" r:id="rIdvt7jdxdtoo-eiyapvinyh">
+            <w:hyperlink w:history="1" r:id="rIdq7d8lkiw_sbdhgh9smee8">
               <w:r>
                 <w:rPr>
                   <w:rFonts w:ascii="Arial" w:cs="Arial" w:eastAsia="Arial" w:hAnsi="Arial"/>
@@ -17134,7 +17134,7 @@
             <w:pPr>
               <w:spacing w:after="20" w:before="0"/>
             </w:pPr>
-            <w:hyperlink w:history="1" r:id="rIdbik2jtffr7uaaugm37x1v">
+            <w:hyperlink w:history="1" r:id="rIdr-ogzpsjarkvpmu-ooefy">
               <w:r>
                 <w:rPr>
                   <w:rFonts w:ascii="Arial" w:cs="Arial" w:eastAsia="Arial" w:hAnsi="Arial"/>
@@ -17167,7 +17167,7 @@
               <w:spacing w:after="10" w:before="0"/>
               <w:ind w:left="120"/>
             </w:pPr>
-            <w:hyperlink w:history="1" r:id="rIdukbmohkfjm3vocgq6_msu">
+            <w:hyperlink w:history="1" r:id="rIdnw6dk3wxlwdwahzvt11nf">
               <w:r>
                 <w:rPr>
                   <w:rFonts w:ascii="Arial" w:cs="Arial" w:eastAsia="Arial" w:hAnsi="Arial"/>
@@ -17367,7 +17367,7 @@
             <w:pPr>
               <w:spacing w:after="20" w:before="0"/>
             </w:pPr>
-            <w:hyperlink w:history="1" r:id="rIdykcd8tydbdacuuv5iwxav">
+            <w:hyperlink w:history="1" r:id="rIdabymkb28lkpgkje120h66">
               <w:r>
                 <w:rPr>
                   <w:rFonts w:ascii="Arial" w:cs="Arial" w:eastAsia="Arial" w:hAnsi="Arial"/>
@@ -17400,7 +17400,7 @@
               <w:spacing w:after="10" w:before="0"/>
               <w:ind w:left="120"/>
             </w:pPr>
-            <w:hyperlink w:history="1" r:id="rIdder6veqct1mblnrvdypmp">
+            <w:hyperlink w:history="1" r:id="rIdzkml9fbnpqqlhsadtedfb">
               <w:r>
                 <w:rPr>
                   <w:rFonts w:ascii="Arial" w:cs="Arial" w:eastAsia="Arial" w:hAnsi="Arial"/>
@@ -17445,7 +17445,7 @@
             <w:pPr>
               <w:spacing w:after="20" w:before="0"/>
             </w:pPr>
-            <w:hyperlink w:history="1" r:id="rId-4bzdpq4cf47nas_ti8su">
+            <w:hyperlink w:history="1" r:id="rIdtogj1hyky1mv_xdz0soiu">
               <w:r>
                 <w:rPr>
                   <w:rFonts w:ascii="Arial" w:cs="Arial" w:eastAsia="Arial" w:hAnsi="Arial"/>
@@ -17478,7 +17478,7 @@
               <w:spacing w:after="10" w:before="0"/>
               <w:ind w:left="120"/>
             </w:pPr>
-            <w:hyperlink w:history="1" r:id="rId2xwermnp6ywa5irfsj16b">
+            <w:hyperlink w:history="1" r:id="rId2dm_splk4zwaueies_kbf">
               <w:r>
                 <w:rPr>
                   <w:rFonts w:ascii="Arial" w:cs="Arial" w:eastAsia="Arial" w:hAnsi="Arial"/>
@@ -17678,7 +17678,7 @@
             <w:pPr>
               <w:spacing w:after="20" w:before="0"/>
             </w:pPr>
-            <w:hyperlink w:history="1" r:id="rIdcoaxgukiuzm1wy6hx-130">
+            <w:hyperlink w:history="1" r:id="rIdrlcs4w1_fuyu1lqx8io54">
               <w:r>
                 <w:rPr>
                   <w:rFonts w:ascii="Arial" w:cs="Arial" w:eastAsia="Arial" w:hAnsi="Arial"/>
@@ -17711,7 +17711,7 @@
               <w:spacing w:after="10" w:before="0"/>
               <w:ind w:left="120"/>
             </w:pPr>
-            <w:hyperlink w:history="1" r:id="rIdfez-yh9id9v8gnfq4tiur">
+            <w:hyperlink w:history="1" r:id="rIdtoq1e5wxo8_fghjhuefir">
               <w:r>
                 <w:rPr>
                   <w:rFonts w:ascii="Arial" w:cs="Arial" w:eastAsia="Arial" w:hAnsi="Arial"/>
@@ -17756,7 +17756,7 @@
             <w:pPr>
               <w:spacing w:after="20" w:before="0"/>
             </w:pPr>
-            <w:hyperlink w:history="1" r:id="rIderdvtpqcxswp1nczj7fhx">
+            <w:hyperlink w:history="1" r:id="rIdaoxbzcpuhb46blzhdku0h">
               <w:r>
                 <w:rPr>
                   <w:rFonts w:ascii="Arial" w:cs="Arial" w:eastAsia="Arial" w:hAnsi="Arial"/>
@@ -17805,7 +17805,7 @@
               <w:spacing w:after="10" w:before="0"/>
               <w:ind w:left="120"/>
             </w:pPr>
-            <w:hyperlink w:history="1" r:id="rIdewcvmpuk3wgvmp60svqmm">
+            <w:hyperlink w:history="1" r:id="rIdqrojnl2kdgyxq484qcjkw">
               <w:r>
                 <w:rPr>
                   <w:rFonts w:ascii="Arial" w:cs="Arial" w:eastAsia="Arial" w:hAnsi="Arial"/>
@@ -18005,7 +18005,7 @@
             <w:pPr>
               <w:spacing w:after="20" w:before="0"/>
             </w:pPr>
-            <w:hyperlink w:history="1" r:id="rId0nm02rhqsqa9o0uhoawpv">
+            <w:hyperlink w:history="1" r:id="rIdhzh88ii-25n4dcshpowot">
               <w:r>
                 <w:rPr>
                   <w:rFonts w:ascii="Arial" w:cs="Arial" w:eastAsia="Arial" w:hAnsi="Arial"/>
@@ -18038,7 +18038,7 @@
               <w:spacing w:after="10" w:before="0"/>
               <w:ind w:left="120"/>
             </w:pPr>
-            <w:hyperlink w:history="1" r:id="rId9fnh7ym7rlzd-2v-grzny">
+            <w:hyperlink w:history="1" r:id="rIdd_iuhrzcv6fk4zxaqc3wf">
               <w:r>
                 <w:rPr>
                   <w:rFonts w:ascii="Arial" w:cs="Arial" w:eastAsia="Arial" w:hAnsi="Arial"/>
@@ -18083,7 +18083,7 @@
             <w:pPr>
               <w:spacing w:after="20" w:before="0"/>
             </w:pPr>
-            <w:hyperlink w:history="1" r:id="rIdpw40zyz9yxiu8sni3wbws">
+            <w:hyperlink w:history="1" r:id="rId5g5yo6f3rqqmvgodmnoew">
               <w:r>
                 <w:rPr>
                   <w:rFonts w:ascii="Arial" w:cs="Arial" w:eastAsia="Arial" w:hAnsi="Arial"/>
@@ -18132,7 +18132,7 @@
               <w:spacing w:after="10" w:before="0"/>
               <w:ind w:left="120"/>
             </w:pPr>
-            <w:hyperlink w:history="1" r:id="rId40hgvyatf0_k59nf02l_k">
+            <w:hyperlink w:history="1" r:id="rId6fumwgodrshkyehpozla3">
               <w:r>
                 <w:rPr>
                   <w:rFonts w:ascii="Arial" w:cs="Arial" w:eastAsia="Arial" w:hAnsi="Arial"/>
@@ -18332,7 +18332,7 @@
             <w:pPr>
               <w:spacing w:after="20" w:before="0"/>
             </w:pPr>
-            <w:hyperlink w:history="1" r:id="rIdocvno3dccpja7d3fmhx29">
+            <w:hyperlink w:history="1" r:id="rIdvxvfxcobmwzh0kugq3-nt">
               <w:r>
                 <w:rPr>
                   <w:rFonts w:ascii="Arial" w:cs="Arial" w:eastAsia="Arial" w:hAnsi="Arial"/>
@@ -18381,7 +18381,7 @@
               <w:spacing w:after="10" w:before="0"/>
               <w:ind w:left="120"/>
             </w:pPr>
-            <w:hyperlink w:history="1" r:id="rIdbkfqbliaqevmzq0irjevl">
+            <w:hyperlink w:history="1" r:id="rIds-a-9zmourg5gdwdyzinq">
               <w:r>
                 <w:rPr>
                   <w:rFonts w:ascii="Arial" w:cs="Arial" w:eastAsia="Arial" w:hAnsi="Arial"/>
@@ -18426,7 +18426,7 @@
             <w:pPr>
               <w:spacing w:after="20" w:before="0"/>
             </w:pPr>
-            <w:hyperlink w:history="1" r:id="rIdvozdeehmdnzbjuskxleld">
+            <w:hyperlink w:history="1" r:id="rIdw7tdtrisumqkirb5rpcv0">
               <w:r>
                 <w:rPr>
                   <w:rFonts w:ascii="Arial" w:cs="Arial" w:eastAsia="Arial" w:hAnsi="Arial"/>
@@ -18475,7 +18475,7 @@
               <w:spacing w:after="10" w:before="0"/>
               <w:ind w:left="120"/>
             </w:pPr>
-            <w:hyperlink w:history="1" r:id="rIdhem8iqqgdiyut4ar1vqav">
+            <w:hyperlink w:history="1" r:id="rIdzrnkean-ual-zazsjnddc">
               <w:r>
                 <w:rPr>
                   <w:rFonts w:ascii="Arial" w:cs="Arial" w:eastAsia="Arial" w:hAnsi="Arial"/>
@@ -19000,7 +19000,7 @@
         </w:rPr>
         <w:t xml:space="preserve">© 2026 SeaVuria and ARES. Aligned with KICD objectives. Developed by SeaVuria; technical implementation by ARES (with AI assistance from Claude). Licensed under </w:t>
       </w:r>
-      <w:hyperlink w:history="1" r:id="rIdzuf-ihnpfhbew78kakeo9">
+      <w:hyperlink w:history="1" r:id="rId0zirr7eaiha0b1svmjprr">
         <w:r>
           <w:rPr>
             <w:rFonts w:ascii="Arial" w:cs="Arial" w:eastAsia="Arial" w:hAnsi="Arial"/>
@@ -19021,7 +19021,7 @@
         </w:rPr>
         <w:t xml:space="preserve"> (</w:t>
       </w:r>
-      <w:hyperlink w:history="1" r:id="rIdcxwl80j24l3zlmrt0ygad">
+      <w:hyperlink w:history="1" r:id="rIdqe9soegw1hzqrxwac2mhf">
         <w:r>
           <w:rPr>
             <w:rFonts w:ascii="Arial" w:cs="Arial" w:eastAsia="Arial" w:hAnsi="Arial"/>
@@ -19338,7 +19338,7 @@
               </w:rPr>
               <w:t xml:space="preserve">An axis of rotational symmetry of a solid is a line through the solid about which it fits onto itself in less than a full turn of 360°. The order about an axis is the number of times the solid fits onto itself in one full turn, and the smallest angle of fit is 360° ÷ order. A cuboid (non-square ends) has 3 axes, each of order 2. A square-based prism </w:t>
             </w:r>
-            <w:ins w:id="9106" w:author="Claude (AI) - proposed" w:date="2026-10-15T12:58:18Z">
+            <w:ins w:id="9106" w:author="Claude (AI) - proposed" w:date="2026-10-18T00:31:27Z">
               <w:r>
                 <w:rPr>
                   <w:rFonts w:ascii="Arial" w:cs="Arial" w:eastAsia="Arial" w:hAnsi="Arial"/>
@@ -19366,7 +19366,7 @@
               </w:rPr>
               <w:t xml:space="preserve">has one axis of order 4 and </w:t>
             </w:r>
-            <w:del w:id="9107" w:author="Claude (AI) - proposed" w:date="2026-10-15T12:58:18Z">
+            <w:del w:id="9107" w:author="Claude (AI) - proposed" w:date="2026-10-18T00:31:27Z">
               <w:r>
                 <w:rPr>
                   <w:rFonts w:ascii="Arial" w:cs="Arial" w:eastAsia="Arial" w:hAnsi="Arial"/>
@@ -19381,7 +19381,7 @@
                 <w:delText xml:space="preserve">two</w:delText>
               </w:r>
             </w:del>
-            <w:ins w:id="9108" w:author="Claude (AI) - proposed" w:date="2026-10-15T12:58:18Z">
+            <w:ins w:id="9108" w:author="Claude (AI) - proposed" w:date="2026-10-18T00:31:27Z">
               <w:r>
                 <w:rPr>
                   <w:rFonts w:ascii="Arial" w:cs="Arial" w:eastAsia="Arial" w:hAnsi="Arial"/>
@@ -19409,7 +19409,7 @@
               </w:rPr>
               <w:t xml:space="preserve"> axes of order 2</w:t>
             </w:r>
-            <w:del w:id="9109" w:author="Claude (AI) - proposed" w:date="2026-10-15T12:58:18Z">
+            <w:del w:id="9109" w:author="Claude (AI) - proposed" w:date="2026-10-18T00:31:27Z">
               <w:r>
                 <w:rPr>
                   <w:rFonts w:ascii="Arial" w:cs="Arial" w:eastAsia="Arial" w:hAnsi="Arial"/>
@@ -19424,7 +19424,7 @@
                 <w:delText xml:space="preserve"> through opposite face centres</w:delText>
               </w:r>
             </w:del>
-            <w:ins w:id="9110" w:author="Claude (AI) - proposed" w:date="2026-10-15T12:58:18Z">
+            <w:ins w:id="9110" w:author="Claude (AI) - proposed" w:date="2026-10-18T00:31:27Z">
               <w:r>
                 <w:rPr>
                   <w:rFonts w:ascii="Arial" w:cs="Arial" w:eastAsia="Arial" w:hAnsi="Arial"/>
@@ -19643,7 +19643,7 @@
               <w:spacing w:after="40" w:before="0"/>
               <w:jc w:val="left"/>
             </w:pPr>
-            <w:del w:id="9111" w:author="Claude (AI) - proposed" w:date="2026-10-15T12:58:18Z">
+            <w:del w:id="9111" w:author="Claude (AI) - proposed" w:date="2026-10-18T00:31:27Z">
               <w:r>
                 <w:rPr>
                   <w:rFonts w:ascii="Arial" w:cs="Arial" w:eastAsia="Arial" w:hAnsi="Arial"/>
@@ -19658,7 +19658,7 @@
                 <w:delText xml:space="preserve">How do we use rotation in real-life situations? Where do we apply rotational symmetry in day-to-day life?</w:delText>
               </w:r>
             </w:del>
-            <w:ins w:id="9112" w:author="Claude (AI) - proposed" w:date="2026-10-15T12:58:18Z">
+            <w:ins w:id="9112" w:author="Claude (AI) - proposed" w:date="2026-10-18T00:31:27Z">
               <w:r>
                 <w:rPr>
                   <w:rFonts w:ascii="Arial" w:cs="Arial" w:eastAsia="Arial" w:hAnsi="Arial"/>
@@ -19904,7 +19904,7 @@
               </w:rPr>
               <w:t xml:space="preserve">Teacher Mwangi's Grade 10 class in Nairobi returns to the time-lapse snapshot: dawn over Mombasa (about 6:30 am), midday over Nairobi (about 12:30 pm), sunset over Lake Victoria (about 6:40 pm) and darkness over Kisumu (about 7:30 pm), repeating every 24 hours. Wanjiku in Kisumu says 'Kenya feels still', yet Earth turns once (360°) in 24 hours at 15° per hour. Learners now ask: if a solid turns about a line, how many times does it fit onto itself? They predict, then use cardboard cuboids, a square-based prism (like a box of mandazi cut as a square block), a cone (like a traditional hat or a funnel) and a globe to find axes and orders. They explain why the globe has one special axis, the line through the poles, and how it works as the 'centre' of Earth's rotation. They add to the DQB and revise their model by labelling the axis, the angle (15° per hour) and the direction (anticlockwise seen from above the North Pole).</w:t>
             </w:r>
-            <w:ins w:id="9113" w:author="Claude (AI) - proposed" w:date="2026-10-15T12:58:18Z">
+            <w:ins w:id="9113" w:author="Claude (AI) - proposed" w:date="2026-10-18T00:31:27Z">
               <w:r>
                 <w:rPr>
                   <w:rFonts w:ascii="Arial" w:cs="Arial" w:eastAsia="Arial" w:hAnsi="Arial"/>
@@ -20207,7 +20207,7 @@
             <w:pPr>
               <w:spacing w:after="20" w:before="0"/>
             </w:pPr>
-            <w:hyperlink w:history="1" r:id="rIdtkiourik3dk1livyh2pat">
+            <w:hyperlink w:history="1" r:id="rIdkbanpaq8kp4poir4ryuog">
               <w:r>
                 <w:rPr>
                   <w:rFonts w:ascii="Arial" w:cs="Arial" w:eastAsia="Arial" w:hAnsi="Arial"/>
@@ -20256,7 +20256,7 @@
               <w:spacing w:after="10" w:before="0"/>
               <w:ind w:left="120"/>
             </w:pPr>
-            <w:hyperlink w:history="1" r:id="rIdsaokvvno5l7zw2yypigf_">
+            <w:hyperlink w:history="1" r:id="rId9dfpzeoklyxgjsebes1wi">
               <w:r>
                 <w:rPr>
                   <w:rFonts w:ascii="Arial" w:cs="Arial" w:eastAsia="Arial" w:hAnsi="Arial"/>
@@ -20301,7 +20301,7 @@
             <w:pPr>
               <w:spacing w:after="20" w:before="0"/>
             </w:pPr>
-            <w:hyperlink w:history="1" r:id="rIdr8ljh9xi_wd5swdacy1eb">
+            <w:hyperlink w:history="1" r:id="rIdpe8ridieqryg8v-yuy8vw">
               <w:r>
                 <w:rPr>
                   <w:rFonts w:ascii="Arial" w:cs="Arial" w:eastAsia="Arial" w:hAnsi="Arial"/>
@@ -20350,7 +20350,7 @@
               <w:spacing w:after="10" w:before="0"/>
               <w:ind w:left="120"/>
             </w:pPr>
-            <w:hyperlink w:history="1" r:id="rIdahe17bn7zwf1tgfdk_a_y">
+            <w:hyperlink w:history="1" r:id="rId_ohnsjgnsyjn916tbt-wa">
               <w:r>
                 <w:rPr>
                   <w:rFonts w:ascii="Arial" w:cs="Arial" w:eastAsia="Arial" w:hAnsi="Arial"/>
@@ -20550,7 +20550,7 @@
             <w:pPr>
               <w:spacing w:after="20" w:before="0"/>
             </w:pPr>
-            <w:hyperlink w:history="1" r:id="rIdeqvq3qyy2n_li34kek5i6">
+            <w:hyperlink w:history="1" r:id="rIdwplfdrthtoe7ohwgtddxs">
               <w:r>
                 <w:rPr>
                   <w:rFonts w:ascii="Arial" w:cs="Arial" w:eastAsia="Arial" w:hAnsi="Arial"/>
@@ -20599,7 +20599,7 @@
               <w:spacing w:after="10" w:before="0"/>
               <w:ind w:left="120"/>
             </w:pPr>
-            <w:hyperlink w:history="1" r:id="rIdt-fo1xb5mmdpa3b_b-w3z">
+            <w:hyperlink w:history="1" r:id="rIdh98yeciatpa0xbni5cl73">
               <w:r>
                 <w:rPr>
                   <w:rFonts w:ascii="Arial" w:cs="Arial" w:eastAsia="Arial" w:hAnsi="Arial"/>
@@ -20644,7 +20644,7 @@
             <w:pPr>
               <w:spacing w:after="20" w:before="0"/>
             </w:pPr>
-            <w:hyperlink w:history="1" r:id="rIdhkvzoyrnlmnpao789ett9">
+            <w:hyperlink w:history="1" r:id="rIdqnemaoo7nef-nbbs4ingm">
               <w:r>
                 <w:rPr>
                   <w:rFonts w:ascii="Arial" w:cs="Arial" w:eastAsia="Arial" w:hAnsi="Arial"/>
@@ -20693,7 +20693,7 @@
               <w:spacing w:after="10" w:before="0"/>
               <w:ind w:left="120"/>
             </w:pPr>
-            <w:hyperlink w:history="1" r:id="rIdinb3z0cg4xxowyvndqpwn">
+            <w:hyperlink w:history="1" r:id="rId168edytfbraociy9g7upu">
               <w:r>
                 <w:rPr>
                   <w:rFonts w:ascii="Arial" w:cs="Arial" w:eastAsia="Arial" w:hAnsi="Arial"/>
@@ -20738,7 +20738,7 @@
               </w:rPr>
               <w:t xml:space="preserve">In groups of 4, learners rotate through three model stations and one globe station, each with a handout table: Solid | Axis described | Order | Smallest angle of fit (360° ÷ order). Station 1: cuboid (non-square ends). Learners push a pencil through opposite face centres, turn the box slowly, count fits, and repeat for all 3 pairs of opposite faces. They find 3 axes, each of order 2 (angle 180°). Station 2: square-based prism (e.g. a block of soap or a square-ended wooden bar). They find one long axis through the two square ends with order 4 (angle 90°) and </w:t>
             </w:r>
-            <w:del w:id="9114" w:author="Claude (AI) - proposed" w:date="2026-10-15T12:58:18Z">
+            <w:del w:id="9114" w:author="Claude (AI) - proposed" w:date="2026-10-18T00:31:27Z">
               <w:r>
                 <w:rPr>
                   <w:rFonts w:ascii="Arial" w:cs="Arial" w:eastAsia="Arial" w:hAnsi="Arial"/>
@@ -20753,7 +20753,7 @@
                 <w:delText xml:space="preserve">two axes</w:delText>
               </w:r>
             </w:del>
-            <w:ins w:id="9115" w:author="Claude (AI) - proposed" w:date="2026-10-15T12:58:18Z">
+            <w:ins w:id="9115" w:author="Claude (AI) - proposed" w:date="2026-10-18T00:31:27Z">
               <w:r>
                 <w:rPr>
                   <w:rFonts w:ascii="Arial" w:cs="Arial" w:eastAsia="Arial" w:hAnsi="Arial"/>
@@ -20781,7 +20781,7 @@
               </w:rPr>
               <w:t xml:space="preserve"> through the centres of opposite rectangular faces</w:t>
             </w:r>
-            <w:del w:id="9116" w:author="Claude (AI) - proposed" w:date="2026-10-15T12:58:18Z">
+            <w:del w:id="9116" w:author="Claude (AI) - proposed" w:date="2026-10-18T00:31:27Z">
               <w:r>
                 <w:rPr>
                   <w:rFonts w:ascii="Arial" w:cs="Arial" w:eastAsia="Arial" w:hAnsi="Arial"/>
@@ -20796,7 +20796,7 @@
                 <w:delText xml:space="preserve">, each of order 2 (angle 180°</w:delText>
               </w:r>
             </w:del>
-            <w:ins w:id="9117" w:author="Claude (AI) - proposed" w:date="2026-10-15T12:58:18Z">
+            <w:ins w:id="9117" w:author="Claude (AI) - proposed" w:date="2026-10-18T00:31:27Z">
               <w:r>
                 <w:rPr>
                   <w:rFonts w:ascii="Arial" w:cs="Arial" w:eastAsia="Arial" w:hAnsi="Arial"/>
@@ -20923,7 +20923,7 @@
               </w:rPr>
               <w:t xml:space="preserve">Check the handout tables: Cuboid = 3 axes, order 2, 180°; Square prism = 1 axis order 4 (90°) and </w:t>
             </w:r>
-            <w:del w:id="9118" w:author="Claude (AI) - proposed" w:date="2026-10-15T12:58:18Z">
+            <w:del w:id="9118" w:author="Claude (AI) - proposed" w:date="2026-10-18T00:31:27Z">
               <w:r>
                 <w:rPr>
                   <w:rFonts w:ascii="Arial" w:cs="Arial" w:eastAsia="Arial" w:hAnsi="Arial"/>
@@ -20938,7 +20938,7 @@
                 <w:delText xml:space="preserve">2</w:delText>
               </w:r>
             </w:del>
-            <w:ins w:id="9119" w:author="Claude (AI) - proposed" w:date="2026-10-15T12:58:18Z">
+            <w:ins w:id="9119" w:author="Claude (AI) - proposed" w:date="2026-10-18T00:31:27Z">
               <w:r>
                 <w:rPr>
                   <w:rFonts w:ascii="Arial" w:cs="Arial" w:eastAsia="Arial" w:hAnsi="Arial"/>
@@ -21022,7 +21022,7 @@
             <w:pPr>
               <w:spacing w:after="20" w:before="0"/>
             </w:pPr>
-            <w:hyperlink w:history="1" r:id="rIdybehpa_kz-igipqrutftj">
+            <w:hyperlink w:history="1" r:id="rIdpn2k8s2hqxutbquzzrelt">
               <w:r>
                 <w:rPr>
                   <w:rFonts w:ascii="Arial" w:cs="Arial" w:eastAsia="Arial" w:hAnsi="Arial"/>
@@ -21071,7 +21071,7 @@
               <w:spacing w:after="10" w:before="0"/>
               <w:ind w:left="120"/>
             </w:pPr>
-            <w:hyperlink w:history="1" r:id="rIdlbxth_tg8qnki-eniakps">
+            <w:hyperlink w:history="1" r:id="rId0fyqvhjr6cnbt4cu-beea">
               <w:r>
                 <w:rPr>
                   <w:rFonts w:ascii="Arial" w:cs="Arial" w:eastAsia="Arial" w:hAnsi="Arial"/>
@@ -21116,7 +21116,7 @@
             <w:pPr>
               <w:spacing w:after="20" w:before="0"/>
             </w:pPr>
-            <w:hyperlink w:history="1" r:id="rIdybqtysreeekc52a1lu5ag">
+            <w:hyperlink w:history="1" r:id="rIdsx_en3wunyyschvp7qwt6">
               <w:r>
                 <w:rPr>
                   <w:rFonts w:ascii="Arial" w:cs="Arial" w:eastAsia="Arial" w:hAnsi="Arial"/>
@@ -21165,7 +21165,7 @@
               <w:spacing w:after="10" w:before="0"/>
               <w:ind w:left="120"/>
             </w:pPr>
-            <w:hyperlink w:history="1" r:id="rIdwq9ttu-jblt1zolc9iiok">
+            <w:hyperlink w:history="1" r:id="rIds46owenovqli-vuultul4">
               <w:r>
                 <w:rPr>
                   <w:rFonts w:ascii="Arial" w:cs="Arial" w:eastAsia="Arial" w:hAnsi="Arial"/>
@@ -21309,7 +21309,7 @@
               </w:rPr>
               <w:t xml:space="preserve">Listen for accurate use of 'axis', 'order' and '360° ÷ order'. Indicators: learners correctly give 180° for order 2 and 90° for order 4; they explain infinity as 'fits at every angle'; they state Earth's rotation as centre = axis through the poles, angle = 15° per hour, direction = anticlockwise. Use a 3-question exit check on mini-whiteboards: (1) Order and angle of the cuboid axis? (2) How many axes of order 2 has a square-based prism? (</w:t>
             </w:r>
-            <w:ins w:id="9120" w:author="Claude (AI) - proposed" w:date="2026-10-15T12:58:18Z">
+            <w:ins w:id="9120" w:author="Claude (AI) - proposed" w:date="2026-10-18T00:31:27Z">
               <w:r>
                 <w:rPr>
                   <w:rFonts w:ascii="Arial" w:cs="Arial" w:eastAsia="Arial" w:hAnsi="Arial"/>
@@ -21393,7 +21393,7 @@
             <w:pPr>
               <w:spacing w:after="20" w:before="0"/>
             </w:pPr>
-            <w:hyperlink w:history="1" r:id="rId4aipgxzpd0hf97kehjtdx">
+            <w:hyperlink w:history="1" r:id="rIdykvcjobtz68vsf2f7-qrx">
               <w:r>
                 <w:rPr>
                   <w:rFonts w:ascii="Arial" w:cs="Arial" w:eastAsia="Arial" w:hAnsi="Arial"/>
@@ -21442,7 +21442,7 @@
               <w:spacing w:after="10" w:before="0"/>
               <w:ind w:left="120"/>
             </w:pPr>
-            <w:hyperlink w:history="1" r:id="rId0zip-ucbd0u8sircgjagd">
+            <w:hyperlink w:history="1" r:id="rIdyer_uusfohjflwxphmrb9">
               <w:r>
                 <w:rPr>
                   <w:rFonts w:ascii="Arial" w:cs="Arial" w:eastAsia="Arial" w:hAnsi="Arial"/>
@@ -21487,7 +21487,7 @@
             <w:pPr>
               <w:spacing w:after="20" w:before="0"/>
             </w:pPr>
-            <w:hyperlink w:history="1" r:id="rIdjp0ipn1lw9pdfn-1xkvdc">
+            <w:hyperlink w:history="1" r:id="rIdbrl9lldqa3qqskopvzjxd">
               <w:r>
                 <w:rPr>
                   <w:rFonts w:ascii="Arial" w:cs="Arial" w:eastAsia="Arial" w:hAnsi="Arial"/>
@@ -21536,7 +21536,7 @@
               <w:spacing w:after="10" w:before="0"/>
               <w:ind w:left="120"/>
             </w:pPr>
-            <w:hyperlink w:history="1" r:id="rIdeffcidzyocha3knfzflhz">
+            <w:hyperlink w:history="1" r:id="rId87yjmlutqmc_fpmyhn-nk">
               <w:r>
                 <w:rPr>
                   <w:rFonts w:ascii="Arial" w:cs="Arial" w:eastAsia="Arial" w:hAnsi="Arial"/>
@@ -21614,7 +21614,7 @@
               </w:rPr>
               <w:t xml:space="preserve">Say: 'Go back to the DQB. Which question can we now answer? Which new question has appeared?' Give each learner 2 minutes to write one new question. Invite 4 learners to read their question aloud and place it on the board; ask the class: 'Which category does this belong to?' WAIT TIME 10 seconds before any learner answers. Tick questions answered today with a green dot and write the evidence in one line beside it (e.g. 'Earth's axis = line through poles; order infinity'). Point to the key inquiry </w:t>
             </w:r>
-            <w:del w:id="9121" w:author="Claude (AI) - proposed" w:date="2026-10-15T12:58:18Z">
+            <w:del w:id="9121" w:author="Claude (AI) - proposed" w:date="2026-10-18T00:31:27Z">
               <w:r>
                 <w:rPr>
                   <w:rFonts w:ascii="Arial" w:cs="Arial" w:eastAsia="Arial" w:hAnsi="Arial"/>
@@ -21629,7 +21629,7 @@
                 <w:delText xml:space="preserve">questions</w:delText>
               </w:r>
             </w:del>
-            <w:ins w:id="9122" w:author="Claude (AI) - proposed" w:date="2026-10-15T12:58:18Z">
+            <w:ins w:id="9122" w:author="Claude (AI) - proposed" w:date="2026-10-18T00:31:27Z">
               <w:r>
                 <w:rPr>
                   <w:rFonts w:ascii="Arial" w:cs="Arial" w:eastAsia="Arial" w:hAnsi="Arial"/>
@@ -21779,7 +21779,7 @@
             <w:pPr>
               <w:spacing w:after="20" w:before="0"/>
             </w:pPr>
-            <w:hyperlink w:history="1" r:id="rIdwikyfesxkch6t0fevfg_i">
+            <w:hyperlink w:history="1" r:id="rId3bsuxzmpfqmeozcagvdmd">
               <w:r>
                 <w:rPr>
                   <w:rFonts w:ascii="Arial" w:cs="Arial" w:eastAsia="Arial" w:hAnsi="Arial"/>
@@ -21828,7 +21828,7 @@
               <w:spacing w:after="10" w:before="0"/>
               <w:ind w:left="120"/>
             </w:pPr>
-            <w:hyperlink w:history="1" r:id="rId97mb2hijf-driyjm6i7am">
+            <w:hyperlink w:history="1" r:id="rIdjbmy5gjbwu-j0i2cpzpqb">
               <w:r>
                 <w:rPr>
                   <w:rFonts w:ascii="Arial" w:cs="Arial" w:eastAsia="Arial" w:hAnsi="Arial"/>
@@ -21873,7 +21873,7 @@
             <w:pPr>
               <w:spacing w:after="20" w:before="0"/>
             </w:pPr>
-            <w:hyperlink w:history="1" r:id="rIdsuuz5ydivtvibil3gm8xm">
+            <w:hyperlink w:history="1" r:id="rIdusc9gk8hgocdmhjgpnllz">
               <w:r>
                 <w:rPr>
                   <w:rFonts w:ascii="Arial" w:cs="Arial" w:eastAsia="Arial" w:hAnsi="Arial"/>
@@ -21922,7 +21922,7 @@
               <w:spacing w:after="10" w:before="0"/>
               <w:ind w:left="120"/>
             </w:pPr>
-            <w:hyperlink w:history="1" r:id="rIdscsppko3uk-_tf2iig3em">
+            <w:hyperlink w:history="1" r:id="rIdpxkigc7qcy_r0ztphwg2j">
               <w:r>
                 <w:rPr>
                   <w:rFonts w:ascii="Arial" w:cs="Arial" w:eastAsia="Arial" w:hAnsi="Arial"/>
@@ -22291,7 +22291,7 @@
               </w:rPr>
               <w:t xml:space="preserve">What we observed: a cuboid with non-square ends turned onto itself twice in a full turn about each of 3 axes; a square-based prism had one axis of order 4 and </w:t>
             </w:r>
-            <w:del w:id="9123" w:author="Claude (AI) - proposed" w:date="2026-10-15T12:58:18Z">
+            <w:del w:id="9123" w:author="Claude (AI) - proposed" w:date="2026-10-18T00:31:27Z">
               <w:r>
                 <w:rPr>
                   <w:rFonts w:ascii="Arial" w:cs="Arial" w:eastAsia="Arial" w:hAnsi="Arial"/>
@@ -22306,7 +22306,7 @@
                 <w:delText xml:space="preserve">two</w:delText>
               </w:r>
             </w:del>
-            <w:ins w:id="9124" w:author="Claude (AI) - proposed" w:date="2026-10-15T12:58:18Z">
+            <w:ins w:id="9124" w:author="Claude (AI) - proposed" w:date="2026-10-18T00:31:27Z">
               <w:r>
                 <w:rPr>
                   <w:rFonts w:ascii="Arial" w:cs="Arial" w:eastAsia="Arial" w:hAnsi="Arial"/>
@@ -22490,7 +22490,7 @@
         </w:rPr>
         <w:t xml:space="preserve">© 2026 SeaVuria and ARES. Aligned with KICD objectives. Developed by SeaVuria; technical implementation by ARES (with AI assistance from Claude). Licensed under </w:t>
       </w:r>
-      <w:hyperlink w:history="1" r:id="rIdankkwvaca9csprukh56l6">
+      <w:hyperlink w:history="1" r:id="rIdk-x6okg-dr0t_zs3umamg">
         <w:r>
           <w:rPr>
             <w:rFonts w:ascii="Arial" w:cs="Arial" w:eastAsia="Arial" w:hAnsi="Arial"/>
@@ -22511,7 +22511,7 @@
         </w:rPr>
         <w:t xml:space="preserve"> (</w:t>
       </w:r>
-      <w:hyperlink w:history="1" r:id="rIdlqk8utue8c1ippi-7yqfi">
+      <w:hyperlink w:history="1" r:id="rId58wlogvn49yixenn2-pum">
         <w:r>
           <w:rPr>
             <w:rFonts w:ascii="Arial" w:cs="Arial" w:eastAsia="Arial" w:hAnsi="Arial"/>
@@ -22964,7 +22964,7 @@
               </w:rPr>
               <w:t xml:space="preserve">Learners value precise measurement and evidence-based justification, collaborate respectfully, and appreciate that mathematical turning describes real motion such as Earth's rotation. </w:t>
             </w:r>
-            <w:del w:id="9125" w:author="Claude (AI) - proposed" w:date="2026-10-15T12:58:18Z">
+            <w:del w:id="9125" w:author="Claude (AI) - proposed" w:date="2026-10-18T00:31:27Z">
               <w:r>
                 <w:rPr>
                   <w:rFonts w:ascii="Arial" w:cs="Arial" w:eastAsia="Arial" w:hAnsi="Arial"/>
@@ -23034,10 +23034,10 @@
               <w:spacing w:after="40" w:before="0"/>
               <w:jc w:val="left"/>
               <w:rPr>
-                <w:ins w:id="9127" w:author="Claude (AI) - proposed" w:date="2026-10-15T12:58:18Z"/>
-              </w:rPr>
-            </w:pPr>
-            <w:ins w:id="9126" w:author="Claude (AI) - proposed" w:date="2026-10-15T12:58:18Z">
+                <w:ins w:id="9127" w:author="Claude (AI) - proposed" w:date="2026-10-18T00:31:27Z"/>
+              </w:rPr>
+            </w:pPr>
+            <w:ins w:id="9126" w:author="Claude (AI) - proposed" w:date="2026-10-18T00:31:27Z">
               <w:r>
                 <w:rPr>
                   <w:rFonts w:ascii="Arial" w:cs="Arial" w:eastAsia="Arial" w:hAnsi="Arial"/>
@@ -23059,10 +23059,10 @@
               <w:spacing w:after="40" w:before="0"/>
               <w:jc w:val="left"/>
               <w:rPr>
-                <w:del w:id="9129" w:author="Claude (AI) - proposed" w:date="2026-10-15T12:58:18Z"/>
-              </w:rPr>
-            </w:pPr>
-            <w:del w:id="9128" w:author="Claude (AI) - proposed" w:date="2026-10-15T12:58:18Z">
+                <w:del w:id="9129" w:author="Claude (AI) - proposed" w:date="2026-10-18T00:31:27Z"/>
+              </w:rPr>
+            </w:pPr>
+            <w:del w:id="9128" w:author="Claude (AI) - proposed" w:date="2026-10-18T00:31:27Z">
               <w:r>
                 <w:rPr>
                   <w:rFonts w:ascii="Arial" w:cs="Arial" w:eastAsia="Arial" w:hAnsi="Arial"/>
@@ -23596,7 +23596,7 @@
             <w:pPr>
               <w:spacing w:after="20" w:before="0"/>
             </w:pPr>
-            <w:hyperlink w:history="1" r:id="rIdilcfaih231ckiambbzfoe">
+            <w:hyperlink w:history="1" r:id="rId9yowrjjkv5-ddxsd1nlq3">
               <w:r>
                 <w:rPr>
                   <w:rFonts w:ascii="Arial" w:cs="Arial" w:eastAsia="Arial" w:hAnsi="Arial"/>
@@ -23629,7 +23629,7 @@
               <w:spacing w:after="10" w:before="0"/>
               <w:ind w:left="120"/>
             </w:pPr>
-            <w:hyperlink w:history="1" r:id="rIdguabuson5pfh_q5gzqrpv">
+            <w:hyperlink w:history="1" r:id="rIdsrb76mr547n6wumpz67eq">
               <w:r>
                 <w:rPr>
                   <w:rFonts w:ascii="Arial" w:cs="Arial" w:eastAsia="Arial" w:hAnsi="Arial"/>
@@ -23674,7 +23674,7 @@
             <w:pPr>
               <w:spacing w:after="20" w:before="0"/>
             </w:pPr>
-            <w:hyperlink w:history="1" r:id="rIdnpjfjwtxk6hoxz8sfcz3s">
+            <w:hyperlink w:history="1" r:id="rId56epf7xgdltvsqapbs-ex">
               <w:r>
                 <w:rPr>
                   <w:rFonts w:ascii="Arial" w:cs="Arial" w:eastAsia="Arial" w:hAnsi="Arial"/>
@@ -23707,7 +23707,7 @@
               <w:spacing w:after="10" w:before="0"/>
               <w:ind w:left="120"/>
             </w:pPr>
-            <w:hyperlink w:history="1" r:id="rIdei4xamquz1plngjwa5mby">
+            <w:hyperlink w:history="1" r:id="rIdgfouaropc6tv93bq9gut1">
               <w:r>
                 <w:rPr>
                   <w:rFonts w:ascii="Arial" w:cs="Arial" w:eastAsia="Arial" w:hAnsi="Arial"/>
@@ -23907,7 +23907,7 @@
             <w:pPr>
               <w:spacing w:after="20" w:before="0"/>
             </w:pPr>
-            <w:hyperlink w:history="1" r:id="rIdq2yscye62nlrih8sow8r1">
+            <w:hyperlink w:history="1" r:id="rIdtm5fswjmdmoevl8tu-fh_">
               <w:r>
                 <w:rPr>
                   <w:rFonts w:ascii="Arial" w:cs="Arial" w:eastAsia="Arial" w:hAnsi="Arial"/>
@@ -23940,7 +23940,7 @@
               <w:spacing w:after="10" w:before="0"/>
               <w:ind w:left="120"/>
             </w:pPr>
-            <w:hyperlink w:history="1" r:id="rIdpce75sblg_xw0dwgsdwgu">
+            <w:hyperlink w:history="1" r:id="rId_q-hda1w_jxtiotchqcor">
               <w:r>
                 <w:rPr>
                   <w:rFonts w:ascii="Arial" w:cs="Arial" w:eastAsia="Arial" w:hAnsi="Arial"/>
@@ -23985,7 +23985,7 @@
             <w:pPr>
               <w:spacing w:after="20" w:before="0"/>
             </w:pPr>
-            <w:hyperlink w:history="1" r:id="rIdct-e2eydy4za7gaae5ekl">
+            <w:hyperlink w:history="1" r:id="rId7grteksmwq98hf6btjfud">
               <w:r>
                 <w:rPr>
                   <w:rFonts w:ascii="Arial" w:cs="Arial" w:eastAsia="Arial" w:hAnsi="Arial"/>
@@ -24018,7 +24018,7 @@
               <w:spacing w:after="10" w:before="0"/>
               <w:ind w:left="120"/>
             </w:pPr>
-            <w:hyperlink w:history="1" r:id="rIdynupydxo0nuvv02oyyrvw">
+            <w:hyperlink w:history="1" r:id="rIdqhdhev69_dtu6uycaynam">
               <w:r>
                 <w:rPr>
                   <w:rFonts w:ascii="Arial" w:cs="Arial" w:eastAsia="Arial" w:hAnsi="Arial"/>
@@ -24096,7 +24096,7 @@
               </w:rPr>
               <w:t xml:space="preserve">Circulate and ask: 'What is the centre? What is the angle? Which direction?' Say: 'Measure twice. Do your numbers match for AB and A'B'?' Ask groups who finish early: 'What is the turn if the angle is -90 degrees?' and let them find A''(1,-2). Prompt groups that disagree by a small amount: 'Is that a real difference or a measuring error of about 1 millimetre?' Cold-call 3 groups to report one side pair and one angle pair. Record the class data on the board. </w:t>
             </w:r>
-            <w:ins w:id="9130" w:author="Claude (AI) - proposed" w:date="2026-10-15T12:58:18Z">
+            <w:ins w:id="9130" w:author="Claude (AI) - proposed" w:date="2026-10-18T00:31:27Z">
               <w:r>
                 <w:rPr>
                   <w:rFonts w:ascii="Arial" w:cs="Arial" w:eastAsia="Arial" w:hAnsi="Arial"/>
@@ -24246,7 +24246,7 @@
             <w:pPr>
               <w:spacing w:after="20" w:before="0"/>
             </w:pPr>
-            <w:hyperlink w:history="1" r:id="rIdnpjn6ww-0vrhtuvmtvp5d">
+            <w:hyperlink w:history="1" r:id="rId-tonrqftc3cuoqbnnxo7k">
               <w:r>
                 <w:rPr>
                   <w:rFonts w:ascii="Arial" w:cs="Arial" w:eastAsia="Arial" w:hAnsi="Arial"/>
@@ -24279,7 +24279,7 @@
               <w:spacing w:after="10" w:before="0"/>
               <w:ind w:left="120"/>
             </w:pPr>
-            <w:hyperlink w:history="1" r:id="rIdweul330vwuzmy6lzpqbus">
+            <w:hyperlink w:history="1" r:id="rIdmr1m0bzqe4iszsqefhy7k">
               <w:r>
                 <w:rPr>
                   <w:rFonts w:ascii="Arial" w:cs="Arial" w:eastAsia="Arial" w:hAnsi="Arial"/>
@@ -24324,7 +24324,7 @@
             <w:pPr>
               <w:spacing w:after="20" w:before="0"/>
             </w:pPr>
-            <w:hyperlink w:history="1" r:id="rId6noxx73xwdwjifzicjjtq">
+            <w:hyperlink w:history="1" r:id="rId8v9y0lplrktei6dd4rfyj">
               <w:r>
                 <w:rPr>
                   <w:rFonts w:ascii="Arial" w:cs="Arial" w:eastAsia="Arial" w:hAnsi="Arial"/>
@@ -24357,7 +24357,7 @@
               <w:spacing w:after="10" w:before="0"/>
               <w:ind w:left="120"/>
             </w:pPr>
-            <w:hyperlink w:history="1" r:id="rId8jjuvkcpe8hkbs4rdt8op">
+            <w:hyperlink w:history="1" r:id="rIdpwo4pigfu-azwzqb9wbmu">
               <w:r>
                 <w:rPr>
                   <w:rFonts w:ascii="Arial" w:cs="Arial" w:eastAsia="Arial" w:hAnsi="Arial"/>
@@ -24557,7 +24557,7 @@
             <w:pPr>
               <w:spacing w:after="20" w:before="0"/>
             </w:pPr>
-            <w:hyperlink w:history="1" r:id="rId9phqj1yjdziimcxmyydu1">
+            <w:hyperlink w:history="1" r:id="rIduvx_ks05wfekn3xhoixls">
               <w:r>
                 <w:rPr>
                   <w:rFonts w:ascii="Arial" w:cs="Arial" w:eastAsia="Arial" w:hAnsi="Arial"/>
@@ -24590,7 +24590,7 @@
               <w:spacing w:after="10" w:before="0"/>
               <w:ind w:left="120"/>
             </w:pPr>
-            <w:hyperlink w:history="1" r:id="rIdsajuyatzjlx2syd2zkf6r">
+            <w:hyperlink w:history="1" r:id="rIdmtlcmdi8cqd-sm3ph4d2h">
               <w:r>
                 <w:rPr>
                   <w:rFonts w:ascii="Arial" w:cs="Arial" w:eastAsia="Arial" w:hAnsi="Arial"/>
@@ -24635,7 +24635,7 @@
             <w:pPr>
               <w:spacing w:after="20" w:before="0"/>
             </w:pPr>
-            <w:hyperlink w:history="1" r:id="rIdwmh6cjr4nyl4kgyw2cq92">
+            <w:hyperlink w:history="1" r:id="rIdfebgra3agkdqfadao7kfq">
               <w:r>
                 <w:rPr>
                   <w:rFonts w:ascii="Arial" w:cs="Arial" w:eastAsia="Arial" w:hAnsi="Arial"/>
@@ -24668,7 +24668,7 @@
               <w:spacing w:after="10" w:before="0"/>
               <w:ind w:left="120"/>
             </w:pPr>
-            <w:hyperlink w:history="1" r:id="rIde_3e9mxrffjpc72oydjut">
+            <w:hyperlink w:history="1" r:id="rIdnrmoxacmrgwqiqlpqf1y_">
               <w:r>
                 <w:rPr>
                   <w:rFonts w:ascii="Arial" w:cs="Arial" w:eastAsia="Arial" w:hAnsi="Arial"/>
@@ -24868,7 +24868,7 @@
             <w:pPr>
               <w:spacing w:after="20" w:before="0"/>
             </w:pPr>
-            <w:hyperlink w:history="1" r:id="rId8vofv5zyjz-vmlo1939bz">
+            <w:hyperlink w:history="1" r:id="rId5rw669qn6sty4pixmswkq">
               <w:r>
                 <w:rPr>
                   <w:rFonts w:ascii="Arial" w:cs="Arial" w:eastAsia="Arial" w:hAnsi="Arial"/>
@@ -24917,7 +24917,7 @@
               <w:spacing w:after="10" w:before="0"/>
               <w:ind w:left="120"/>
             </w:pPr>
-            <w:hyperlink w:history="1" r:id="rIdgimfqnbze2xvyuumdqauy">
+            <w:hyperlink w:history="1" r:id="rIdt2jmujdohf1xeysnahca_">
               <w:r>
                 <w:rPr>
                   <w:rFonts w:ascii="Arial" w:cs="Arial" w:eastAsia="Arial" w:hAnsi="Arial"/>
@@ -24962,7 +24962,7 @@
             <w:pPr>
               <w:spacing w:after="20" w:before="0"/>
             </w:pPr>
-            <w:hyperlink w:history="1" r:id="rIdklj2m_rzpit9ldybfytzt">
+            <w:hyperlink w:history="1" r:id="rIdjjx1tqporoz82lhknfzyo">
               <w:r>
                 <w:rPr>
                   <w:rFonts w:ascii="Arial" w:cs="Arial" w:eastAsia="Arial" w:hAnsi="Arial"/>
@@ -25011,7 +25011,7 @@
               <w:spacing w:after="10" w:before="0"/>
               <w:ind w:left="120"/>
             </w:pPr>
-            <w:hyperlink w:history="1" r:id="rIdm9jzsircsz7qsbfviy1y3">
+            <w:hyperlink w:history="1" r:id="rId1kkmzos2_iv_5mitvi45z">
               <w:r>
                 <w:rPr>
                   <w:rFonts w:ascii="Arial" w:cs="Arial" w:eastAsia="Arial" w:hAnsi="Arial"/>
@@ -25536,7 +25536,7 @@
         </w:rPr>
         <w:t xml:space="preserve">© 2026 SeaVuria and ARES. Aligned with KICD objectives. Developed by SeaVuria; technical implementation by ARES (with AI assistance from Claude). Licensed under </w:t>
       </w:r>
-      <w:hyperlink w:history="1" r:id="rIdrgelgcocv8ane8s2cehr7">
+      <w:hyperlink w:history="1" r:id="rIdemzqdbcbgqgul1_dguik7">
         <w:r>
           <w:rPr>
             <w:rFonts w:ascii="Arial" w:cs="Arial" w:eastAsia="Arial" w:hAnsi="Arial"/>
@@ -25557,7 +25557,7 @@
         </w:rPr>
         <w:t xml:space="preserve"> (</w:t>
       </w:r>
-      <w:hyperlink w:history="1" r:id="rIdydbg8mspm69kklhk0cn-m">
+      <w:hyperlink w:history="1" r:id="rId0ayug9vn9gdqicnqtw-ty">
         <w:r>
           <w:rPr>
             <w:rFonts w:ascii="Arial" w:cs="Arial" w:eastAsia="Arial" w:hAnsi="Arial"/>
@@ -26065,10 +26065,10 @@
               <w:spacing w:after="40" w:before="0"/>
               <w:jc w:val="left"/>
               <w:rPr>
-                <w:ins w:id="9132" w:author="Claude (AI) - proposed" w:date="2026-10-15T12:58:18Z"/>
-              </w:rPr>
-            </w:pPr>
-            <w:ins w:id="9131" w:author="Claude (AI) - proposed" w:date="2026-10-15T12:58:18Z">
+                <w:ins w:id="9132" w:author="Claude (AI) - proposed" w:date="2026-10-18T00:31:27Z"/>
+              </w:rPr>
+            </w:pPr>
+            <w:ins w:id="9131" w:author="Claude (AI) - proposed" w:date="2026-10-18T00:31:27Z">
               <w:r>
                 <w:rPr>
                   <w:rFonts w:ascii="Arial" w:cs="Arial" w:eastAsia="Arial" w:hAnsi="Arial"/>
@@ -26090,10 +26090,10 @@
               <w:spacing w:after="40" w:before="0"/>
               <w:jc w:val="left"/>
               <w:rPr>
-                <w:del w:id="9134" w:author="Claude (AI) - proposed" w:date="2026-10-15T12:58:18Z"/>
-              </w:rPr>
-            </w:pPr>
-            <w:del w:id="9133" w:author="Claude (AI) - proposed" w:date="2026-10-15T12:58:18Z">
+                <w:del w:id="9134" w:author="Claude (AI) - proposed" w:date="2026-10-18T00:31:27Z"/>
+              </w:rPr>
+            </w:pPr>
+            <w:del w:id="9133" w:author="Claude (AI) - proposed" w:date="2026-10-18T00:31:27Z">
               <w:r>
                 <w:rPr>
                   <w:rFonts w:ascii="Arial" w:cs="Arial" w:eastAsia="Arial" w:hAnsi="Arial"/>
@@ -26339,7 +26339,7 @@
               </w:rPr>
               <w:t xml:space="preserve">Teacher Mwangi reopens the Day and Night video of Mombasa dawn (about 6:30 am), Nairobi midday (about 12:30 pm), Lake Victoria sunset (about 6:40 pm) and Kisumu darkness (about 7:30 pm). Wanjiku says 'Kenya feels still', so the class asks whether the turning can be described the same way as turning things they know. Learners predict the angles and orders of four devices, then rotate through four stations: (1) a clock with a 6° per minute minute hand and 30° per hour hour hand, (2) Mzee Kamau's 8-spoke wheel, (3) the 3-blade Lake Turkana Wind Power turbine, and (4) Mama Achieng's 6-fold kiondo pattern. At every station they name the centre, angle and direction and use 360° ÷ order. In the Explain phase they compare with Earth (15° per hour anticlockwise) and see that all of these are the same kind of turning. They add questions to the DQB and revise the class model with a 'rate times time' idea.</w:t>
             </w:r>
-            <w:ins w:id="9135" w:author="Claude (AI) - proposed" w:date="2026-10-15T12:58:18Z">
+            <w:ins w:id="9135" w:author="Claude (AI) - proposed" w:date="2026-10-18T00:31:27Z">
               <w:r>
                 <w:rPr>
                   <w:rFonts w:ascii="Arial" w:cs="Arial" w:eastAsia="Arial" w:hAnsi="Arial"/>
@@ -26642,7 +26642,7 @@
             <w:pPr>
               <w:spacing w:after="20" w:before="0"/>
             </w:pPr>
-            <w:hyperlink w:history="1" r:id="rId-jddim8vnuua96ozoycmf">
+            <w:hyperlink w:history="1" r:id="rIdetsrq9i3mpchtiatkbypg">
               <w:r>
                 <w:rPr>
                   <w:rFonts w:ascii="Arial" w:cs="Arial" w:eastAsia="Arial" w:hAnsi="Arial"/>
@@ -26691,7 +26691,7 @@
               <w:spacing w:after="10" w:before="0"/>
               <w:ind w:left="120"/>
             </w:pPr>
-            <w:hyperlink w:history="1" r:id="rId4yn2wbv40i_tjsxdia3nb">
+            <w:hyperlink w:history="1" r:id="rIde20b-lz297tmsmlsjiqkd">
               <w:r>
                 <w:rPr>
                   <w:rFonts w:ascii="Arial" w:cs="Arial" w:eastAsia="Arial" w:hAnsi="Arial"/>
@@ -26736,7 +26736,7 @@
             <w:pPr>
               <w:spacing w:after="20" w:before="0"/>
             </w:pPr>
-            <w:hyperlink w:history="1" r:id="rIdzmdi009gf9yoxqxfvpff5">
+            <w:hyperlink w:history="1" r:id="rIdfqk9ynthcsktuefusx8te">
               <w:r>
                 <w:rPr>
                   <w:rFonts w:ascii="Arial" w:cs="Arial" w:eastAsia="Arial" w:hAnsi="Arial"/>
@@ -26769,7 +26769,7 @@
               <w:spacing w:after="10" w:before="0"/>
               <w:ind w:left="120"/>
             </w:pPr>
-            <w:hyperlink w:history="1" r:id="rIdrqd_8rx9j-30lncpasp-a">
+            <w:hyperlink w:history="1" r:id="rIdprilptij91zztgypgrhsh">
               <w:r>
                 <w:rPr>
                   <w:rFonts w:ascii="Arial" w:cs="Arial" w:eastAsia="Arial" w:hAnsi="Arial"/>
@@ -26969,7 +26969,7 @@
             <w:pPr>
               <w:spacing w:after="20" w:before="0"/>
             </w:pPr>
-            <w:hyperlink w:history="1" r:id="rIdvm3sebtvyegkwrlz-z_gi">
+            <w:hyperlink w:history="1" r:id="rIdy9-g66oy76jlfhvb7g2gi">
               <w:r>
                 <w:rPr>
                   <w:rFonts w:ascii="Arial" w:cs="Arial" w:eastAsia="Arial" w:hAnsi="Arial"/>
@@ -27018,7 +27018,7 @@
               <w:spacing w:after="10" w:before="0"/>
               <w:ind w:left="120"/>
             </w:pPr>
-            <w:hyperlink w:history="1" r:id="rIdquttgraqazjcrifcodc7s">
+            <w:hyperlink w:history="1" r:id="rId9sjkhk4mjc1wjbaa3rsqk">
               <w:r>
                 <w:rPr>
                   <w:rFonts w:ascii="Arial" w:cs="Arial" w:eastAsia="Arial" w:hAnsi="Arial"/>
@@ -27063,7 +27063,7 @@
             <w:pPr>
               <w:spacing w:after="20" w:before="0"/>
             </w:pPr>
-            <w:hyperlink w:history="1" r:id="rIdlmip4-y1_dmx-etimtbtb">
+            <w:hyperlink w:history="1" r:id="rIdhjjj_9okf5og2n5lqsraw">
               <w:r>
                 <w:rPr>
                   <w:rFonts w:ascii="Arial" w:cs="Arial" w:eastAsia="Arial" w:hAnsi="Arial"/>
@@ -27096,7 +27096,7 @@
               <w:spacing w:after="10" w:before="0"/>
               <w:ind w:left="120"/>
             </w:pPr>
-            <w:hyperlink w:history="1" r:id="rIdf2b-n59d_iluovgazsvbf">
+            <w:hyperlink w:history="1" r:id="rIdjzzefe4tbl_lgvsyjhvk4">
               <w:r>
                 <w:rPr>
                   <w:rFonts w:ascii="Arial" w:cs="Arial" w:eastAsia="Arial" w:hAnsi="Arial"/>
@@ -27141,7 +27141,7 @@
               </w:rPr>
               <w:t xml:space="preserve">In groups of 4, learners rotate through four stations (about 6 minutes each), recording centre, angle, direction and order in a table. Station 1 Clock: a model clock with movable hands. Learners turn the minute hand for 10, 20 and 45 min and the hour hand for 1, 3 and 5 h, recording angles at 6° per minute and 30° per hour, and noting the direction is clockwise, so the angles are written as negative (e.g. 20 min gives -120°). Station 2 Mzee Kamau's 8-spoke wheel: a picture </w:t>
             </w:r>
-            <w:del w:id="9136" w:author="Claude (AI) - proposed" w:date="2026-10-15T12:58:18Z">
+            <w:del w:id="9136" w:author="Claude (AI) - proposed" w:date="2026-10-18T00:31:27Z">
               <w:r>
                 <w:rPr>
                   <w:rFonts w:ascii="Arial" w:cs="Arial" w:eastAsia="Arial" w:hAnsi="Arial"/>
@@ -27156,7 +27156,7 @@
                 <w:delText xml:space="preserve">or</w:delText>
               </w:r>
             </w:del>
-            <w:ins w:id="9137" w:author="Claude (AI) - proposed" w:date="2026-10-15T12:58:18Z">
+            <w:ins w:id="9137" w:author="Claude (AI) - proposed" w:date="2026-10-18T00:31:27Z">
               <w:r>
                 <w:rPr>
                   <w:rFonts w:ascii="Arial" w:cs="Arial" w:eastAsia="Arial" w:hAnsi="Arial"/>
@@ -27184,7 +27184,7 @@
               </w:rPr>
               <w:t xml:space="preserve"> real bicycle wheel</w:t>
             </w:r>
-            <w:ins w:id="9138" w:author="Claude (AI) - proposed" w:date="2026-10-15T12:58:18Z">
+            <w:ins w:id="9138" w:author="Claude (AI) - proposed" w:date="2026-10-18T00:31:27Z">
               <w:r>
                 <w:rPr>
                   <w:rFonts w:ascii="Arial" w:cs="Arial" w:eastAsia="Arial" w:hAnsi="Arial"/>
@@ -27367,7 +27367,7 @@
             <w:pPr>
               <w:spacing w:after="20" w:before="0"/>
             </w:pPr>
-            <w:hyperlink w:history="1" r:id="rIdexo8pumgjzgxvaqlh3ckh">
+            <w:hyperlink w:history="1" r:id="rIdgof0oige9jfznymtbypvn">
               <w:r>
                 <w:rPr>
                   <w:rFonts w:ascii="Arial" w:cs="Arial" w:eastAsia="Arial" w:hAnsi="Arial"/>
@@ -27416,7 +27416,7 @@
               <w:spacing w:after="10" w:before="0"/>
               <w:ind w:left="120"/>
             </w:pPr>
-            <w:hyperlink w:history="1" r:id="rIdtmrnzkgw9vl_kvyxom4v5">
+            <w:hyperlink w:history="1" r:id="rIdwfqhunb9k1dg-mh0riqlt">
               <w:r>
                 <w:rPr>
                   <w:rFonts w:ascii="Arial" w:cs="Arial" w:eastAsia="Arial" w:hAnsi="Arial"/>
@@ -27461,7 +27461,7 @@
             <w:pPr>
               <w:spacing w:after="20" w:before="0"/>
             </w:pPr>
-            <w:hyperlink w:history="1" r:id="rIdf8frit9uztihfmz3y2tao">
+            <w:hyperlink w:history="1" r:id="rId53oidqnl_w0tiatlyv4ns">
               <w:r>
                 <w:rPr>
                   <w:rFonts w:ascii="Arial" w:cs="Arial" w:eastAsia="Arial" w:hAnsi="Arial"/>
@@ -27494,7 +27494,7 @@
               <w:spacing w:after="10" w:before="0"/>
               <w:ind w:left="120"/>
             </w:pPr>
-            <w:hyperlink w:history="1" r:id="rId8honqji4wxtncolji6xow">
+            <w:hyperlink w:history="1" r:id="rIdxm5kphpmc8hgntjwpsn16">
               <w:r>
                 <w:rPr>
                   <w:rFonts w:ascii="Arial" w:cs="Arial" w:eastAsia="Arial" w:hAnsi="Arial"/>
@@ -27694,7 +27694,7 @@
             <w:pPr>
               <w:spacing w:after="20" w:before="0"/>
             </w:pPr>
-            <w:hyperlink w:history="1" r:id="rIdvsgs7encqfjztc7dmwjqg">
+            <w:hyperlink w:history="1" r:id="rIdle-5jajofo9njcpvsflip">
               <w:r>
                 <w:rPr>
                   <w:rFonts w:ascii="Arial" w:cs="Arial" w:eastAsia="Arial" w:hAnsi="Arial"/>
@@ -27743,7 +27743,7 @@
               <w:spacing w:after="10" w:before="0"/>
               <w:ind w:left="120"/>
             </w:pPr>
-            <w:hyperlink w:history="1" r:id="rIdc5iaehxt5qt0kkwe8ttgi">
+            <w:hyperlink w:history="1" r:id="rIdvf7eemsw6_66joft_oyep">
               <w:r>
                 <w:rPr>
                   <w:rFonts w:ascii="Arial" w:cs="Arial" w:eastAsia="Arial" w:hAnsi="Arial"/>
@@ -27788,7 +27788,7 @@
             <w:pPr>
               <w:spacing w:after="20" w:before="0"/>
             </w:pPr>
-            <w:hyperlink w:history="1" r:id="rIdbikit1xpulqdx0nf_zggc">
+            <w:hyperlink w:history="1" r:id="rId1mqkudf-e_fshzpi7y0tu">
               <w:r>
                 <w:rPr>
                   <w:rFonts w:ascii="Arial" w:cs="Arial" w:eastAsia="Arial" w:hAnsi="Arial"/>
@@ -27821,7 +27821,7 @@
               <w:spacing w:after="10" w:before="0"/>
               <w:ind w:left="120"/>
             </w:pPr>
-            <w:hyperlink w:history="1" r:id="rIde1jo9mrp_5xmu4jz-ndpb">
+            <w:hyperlink w:history="1" r:id="rIdjhle-klglhmt-4to6_-fj">
               <w:r>
                 <w:rPr>
                   <w:rFonts w:ascii="Arial" w:cs="Arial" w:eastAsia="Arial" w:hAnsi="Arial"/>
@@ -28021,7 +28021,7 @@
             <w:pPr>
               <w:spacing w:after="20" w:before="0"/>
             </w:pPr>
-            <w:hyperlink w:history="1" r:id="rIdy67psj5n3mdbja-pkz795">
+            <w:hyperlink w:history="1" r:id="rIdllvtnrcemsh1_8j7pudjc">
               <w:r>
                 <w:rPr>
                   <w:rFonts w:ascii="Arial" w:cs="Arial" w:eastAsia="Arial" w:hAnsi="Arial"/>
@@ -28070,7 +28070,7 @@
               <w:spacing w:after="10" w:before="0"/>
               <w:ind w:left="120"/>
             </w:pPr>
-            <w:hyperlink w:history="1" r:id="rIdm0x03wmaulon-57n8p-fh">
+            <w:hyperlink w:history="1" r:id="rIdptwwcuca76v0l8ba9n3ny">
               <w:r>
                 <w:rPr>
                   <w:rFonts w:ascii="Arial" w:cs="Arial" w:eastAsia="Arial" w:hAnsi="Arial"/>
@@ -28115,7 +28115,7 @@
             <w:pPr>
               <w:spacing w:after="20" w:before="0"/>
             </w:pPr>
-            <w:hyperlink w:history="1" r:id="rIdwhowp5wjt5frxg1nni4zg">
+            <w:hyperlink w:history="1" r:id="rIdfwr-nzmecmshcwc6l97v1">
               <w:r>
                 <w:rPr>
                   <w:rFonts w:ascii="Arial" w:cs="Arial" w:eastAsia="Arial" w:hAnsi="Arial"/>
@@ -28164,7 +28164,7 @@
               <w:spacing w:after="10" w:before="0"/>
               <w:ind w:left="120"/>
             </w:pPr>
-            <w:hyperlink w:history="1" r:id="rIdixys5ebxzi2w5zdwqm46s">
+            <w:hyperlink w:history="1" r:id="rIdzessffzjfjfttgzs0dr1k">
               <w:r>
                 <w:rPr>
                   <w:rFonts w:ascii="Arial" w:cs="Arial" w:eastAsia="Arial" w:hAnsi="Arial"/>
@@ -28689,7 +28689,7 @@
         </w:rPr>
         <w:t xml:space="preserve">© 2026 SeaVuria and ARES. Aligned with KICD objectives. Developed by SeaVuria; technical implementation by ARES (with AI assistance from Claude). Licensed under </w:t>
       </w:r>
-      <w:hyperlink w:history="1" r:id="rIdctgtmjh5d3fhe1kn5ece6">
+      <w:hyperlink w:history="1" r:id="rIdglc5ltrdp8snisndo01t4">
         <w:r>
           <w:rPr>
             <w:rFonts w:ascii="Arial" w:cs="Arial" w:eastAsia="Arial" w:hAnsi="Arial"/>
@@ -28710,7 +28710,7 @@
         </w:rPr>
         <w:t xml:space="preserve"> (</w:t>
       </w:r>
-      <w:hyperlink w:history="1" r:id="rIdw0dweve3nttp00o_npgvp">
+      <w:hyperlink w:history="1" r:id="rIdfex7uysd2odzkhwdazf0j">
         <w:r>
           <w:rPr>
             <w:rFonts w:ascii="Arial" w:cs="Arial" w:eastAsia="Arial" w:hAnsi="Arial"/>
@@ -29218,7 +29218,7 @@
               <w:spacing w:after="40" w:before="0"/>
               <w:jc w:val="left"/>
             </w:pPr>
-            <w:del w:id="9139" w:author="Claude (AI) - proposed" w:date="2026-10-15T12:58:18Z">
+            <w:del w:id="9139" w:author="Claude (AI) - proposed" w:date="2026-10-18T00:31:27Z">
               <w:r>
                 <w:rPr>
                   <w:rFonts w:ascii="Arial" w:cs="Arial" w:eastAsia="Arial" w:hAnsi="Arial"/>
@@ -29233,7 +29233,7 @@
                 <w:delText xml:space="preserve">How do we use rotation in real-life situations? Where do we apply rotational symmetry in day-to-day life?</w:delText>
               </w:r>
             </w:del>
-            <w:ins w:id="9140" w:author="Claude (AI) - proposed" w:date="2026-10-15T12:58:18Z">
+            <w:ins w:id="9140" w:author="Claude (AI) - proposed" w:date="2026-10-18T00:31:27Z">
               <w:r>
                 <w:rPr>
                   <w:rFonts w:ascii="Arial" w:cs="Arial" w:eastAsia="Arial" w:hAnsi="Arial"/>
@@ -29479,7 +29479,7 @@
               </w:rPr>
               <w:t xml:space="preserve">Teacher Mwangi replays the time-lapse of Earth in which 24 hours are shown in 24 seconds, so 1 second equals 1 hour, which is 15° of turning. Learners first predict what will change in their Lesson 1 models. They then gather evidence with the globe (tilted about 23.5°) and torch, turning it anticlockwise 15° for each hour and marking Mombasa, Nairobi and Kisumu. They use the longitude differences (2.9°, 2.0°, 4.9°) to calculate time differences of about 12, 8 and 20 minutes. In the Explain phase they write a claim-evidence-reasoning explanation of why Mombasa sees sunrise about 20 minutes before Kisumu. They then update the Driving Question Board and revise the class model with centre (Earth's axis), angle (15° per hour) and direction (anticlockwise). Wanjiku in Kisumu says 'Kenya feels still', and the lesson helps learners see that Kenya is turning with Earth.</w:t>
             </w:r>
-            <w:ins w:id="9141" w:author="Claude (AI) - proposed" w:date="2026-10-15T12:58:18Z">
+            <w:ins w:id="9141" w:author="Claude (AI) - proposed" w:date="2026-10-18T00:31:27Z">
               <w:r>
                 <w:rPr>
                   <w:rFonts w:ascii="Arial" w:cs="Arial" w:eastAsia="Arial" w:hAnsi="Arial"/>
@@ -29782,7 +29782,7 @@
             <w:pPr>
               <w:spacing w:after="20" w:before="0"/>
             </w:pPr>
-            <w:hyperlink w:history="1" r:id="rIdzovez-__cwlnowwvphatu">
+            <w:hyperlink w:history="1" r:id="rIdmdevfmleeabvlmshth66d">
               <w:r>
                 <w:rPr>
                   <w:rFonts w:ascii="Arial" w:cs="Arial" w:eastAsia="Arial" w:hAnsi="Arial"/>
@@ -29831,7 +29831,7 @@
               <w:spacing w:after="10" w:before="0"/>
               <w:ind w:left="120"/>
             </w:pPr>
-            <w:hyperlink w:history="1" r:id="rIdlwsifuzmkshxxicreigxd">
+            <w:hyperlink w:history="1" r:id="rIdpywz28zmisi_ehiietnrn">
               <w:r>
                 <w:rPr>
                   <w:rFonts w:ascii="Arial" w:cs="Arial" w:eastAsia="Arial" w:hAnsi="Arial"/>
@@ -29876,7 +29876,7 @@
             <w:pPr>
               <w:spacing w:after="20" w:before="0"/>
             </w:pPr>
-            <w:hyperlink w:history="1" r:id="rIdfwnhrvkuoyvocjosimsb4">
+            <w:hyperlink w:history="1" r:id="rId_6u-dlflydhw11bl034my">
               <w:r>
                 <w:rPr>
                   <w:rFonts w:ascii="Arial" w:cs="Arial" w:eastAsia="Arial" w:hAnsi="Arial"/>
@@ -29925,7 +29925,7 @@
               <w:spacing w:after="10" w:before="0"/>
               <w:ind w:left="120"/>
             </w:pPr>
-            <w:hyperlink w:history="1" r:id="rIdazzrn97c5of-ee0pdylue">
+            <w:hyperlink w:history="1" r:id="rId9lowbgllbdnilbes_eeqk">
               <w:r>
                 <w:rPr>
                   <w:rFonts w:ascii="Arial" w:cs="Arial" w:eastAsia="Arial" w:hAnsi="Arial"/>
@@ -30125,7 +30125,7 @@
             <w:pPr>
               <w:spacing w:after="20" w:before="0"/>
             </w:pPr>
-            <w:hyperlink w:history="1" r:id="rIdwrpfvbl4rzlglhdt-8xip">
+            <w:hyperlink w:history="1" r:id="rIdsxabslwfbaroluag70t7x">
               <w:r>
                 <w:rPr>
                   <w:rFonts w:ascii="Arial" w:cs="Arial" w:eastAsia="Arial" w:hAnsi="Arial"/>
@@ -30174,7 +30174,7 @@
               <w:spacing w:after="10" w:before="0"/>
               <w:ind w:left="120"/>
             </w:pPr>
-            <w:hyperlink w:history="1" r:id="rId9nbhlwmxkjinimapsevbv">
+            <w:hyperlink w:history="1" r:id="rIdqpz7kajdpzmia8y2ev5pp">
               <w:r>
                 <w:rPr>
                   <w:rFonts w:ascii="Arial" w:cs="Arial" w:eastAsia="Arial" w:hAnsi="Arial"/>
@@ -30219,7 +30219,7 @@
             <w:pPr>
               <w:spacing w:after="20" w:before="0"/>
             </w:pPr>
-            <w:hyperlink w:history="1" r:id="rId3hqizsasmwl4pogekmday">
+            <w:hyperlink w:history="1" r:id="rIdpwzjlue-fci-csidx14kp">
               <w:r>
                 <w:rPr>
                   <w:rFonts w:ascii="Arial" w:cs="Arial" w:eastAsia="Arial" w:hAnsi="Arial"/>
@@ -30268,7 +30268,7 @@
               <w:spacing w:after="10" w:before="0"/>
               <w:ind w:left="120"/>
             </w:pPr>
-            <w:hyperlink w:history="1" r:id="rIdpdof1x2lwfowifo2c2-am">
+            <w:hyperlink w:history="1" r:id="rIdgy8z3uddj-2vfbatha-hx">
               <w:r>
                 <w:rPr>
                   <w:rFonts w:ascii="Arial" w:cs="Arial" w:eastAsia="Arial" w:hAnsi="Arial"/>
@@ -30468,7 +30468,7 @@
             <w:pPr>
               <w:spacing w:after="20" w:before="0"/>
             </w:pPr>
-            <w:hyperlink w:history="1" r:id="rIdapcxhqwsfqov8aebuozth">
+            <w:hyperlink w:history="1" r:id="rIdn_qumyfd5utcr9p7q-mti">
               <w:r>
                 <w:rPr>
                   <w:rFonts w:ascii="Arial" w:cs="Arial" w:eastAsia="Arial" w:hAnsi="Arial"/>
@@ -30517,7 +30517,7 @@
               <w:spacing w:after="10" w:before="0"/>
               <w:ind w:left="120"/>
             </w:pPr>
-            <w:hyperlink w:history="1" r:id="rId3_sgd_lfbfcmficc6nbzy">
+            <w:hyperlink w:history="1" r:id="rIdainpvskg0g_qctnr6d1dn">
               <w:r>
                 <w:rPr>
                   <w:rFonts w:ascii="Arial" w:cs="Arial" w:eastAsia="Arial" w:hAnsi="Arial"/>
@@ -30562,7 +30562,7 @@
             <w:pPr>
               <w:spacing w:after="20" w:before="0"/>
             </w:pPr>
-            <w:hyperlink w:history="1" r:id="rIdzb2hnlsyjqyoj18jzcqnc">
+            <w:hyperlink w:history="1" r:id="rIdlvi99llai67zngsncvadt">
               <w:r>
                 <w:rPr>
                   <w:rFonts w:ascii="Arial" w:cs="Arial" w:eastAsia="Arial" w:hAnsi="Arial"/>
@@ -30611,7 +30611,7 @@
               <w:spacing w:after="10" w:before="0"/>
               <w:ind w:left="120"/>
             </w:pPr>
-            <w:hyperlink w:history="1" r:id="rIddw9vqitptzaztnlgaoa5l">
+            <w:hyperlink w:history="1" r:id="rIdvrenkc28bgab97lagxvwt">
               <w:r>
                 <w:rPr>
                   <w:rFonts w:ascii="Arial" w:cs="Arial" w:eastAsia="Arial" w:hAnsi="Arial"/>
@@ -30811,7 +30811,7 @@
             <w:pPr>
               <w:spacing w:after="20" w:before="0"/>
             </w:pPr>
-            <w:hyperlink w:history="1" r:id="rId2pj8jaeri1ivvaobsgylx">
+            <w:hyperlink w:history="1" r:id="rIdvjslahrcifj6-vgv0pxum">
               <w:r>
                 <w:rPr>
                   <w:rFonts w:ascii="Arial" w:cs="Arial" w:eastAsia="Arial" w:hAnsi="Arial"/>
@@ -30860,7 +30860,7 @@
               <w:spacing w:after="10" w:before="0"/>
               <w:ind w:left="120"/>
             </w:pPr>
-            <w:hyperlink w:history="1" r:id="rIdv9j7_vg-boph5752p7-oa">
+            <w:hyperlink w:history="1" r:id="rIdnksvekfk6cxkmgv5plyd8">
               <w:r>
                 <w:rPr>
                   <w:rFonts w:ascii="Arial" w:cs="Arial" w:eastAsia="Arial" w:hAnsi="Arial"/>
@@ -30905,7 +30905,7 @@
             <w:pPr>
               <w:spacing w:after="20" w:before="0"/>
             </w:pPr>
-            <w:hyperlink w:history="1" r:id="rIdh_p-nie4ohvlyotinedbn">
+            <w:hyperlink w:history="1" r:id="rIdw6wwh2l-0dgrje5ksyhq6">
               <w:r>
                 <w:rPr>
                   <w:rFonts w:ascii="Arial" w:cs="Arial" w:eastAsia="Arial" w:hAnsi="Arial"/>
@@ -30954,7 +30954,7 @@
               <w:spacing w:after="10" w:before="0"/>
               <w:ind w:left="120"/>
             </w:pPr>
-            <w:hyperlink w:history="1" r:id="rIdn4skkdfbhlsq4o9z4zq0h">
+            <w:hyperlink w:history="1" r:id="rIdja4oi-i4vvjdq3vxdqsbc">
               <w:r>
                 <w:rPr>
                   <w:rFonts w:ascii="Arial" w:cs="Arial" w:eastAsia="Arial" w:hAnsi="Arial"/>
@@ -31154,7 +31154,7 @@
             <w:pPr>
               <w:spacing w:after="20" w:before="0"/>
             </w:pPr>
-            <w:hyperlink w:history="1" r:id="rIdyrxctlpyij_7bgjnzfakh">
+            <w:hyperlink w:history="1" r:id="rIdwac_wp_ao8y80qnzcpvrl">
               <w:r>
                 <w:rPr>
                   <w:rFonts w:ascii="Arial" w:cs="Arial" w:eastAsia="Arial" w:hAnsi="Arial"/>
@@ -31203,7 +31203,7 @@
               <w:spacing w:after="10" w:before="0"/>
               <w:ind w:left="120"/>
             </w:pPr>
-            <w:hyperlink w:history="1" r:id="rIduerr7hp-je16yokrwcyft">
+            <w:hyperlink w:history="1" r:id="rIdj002ywm8lejbnbxprdlat">
               <w:r>
                 <w:rPr>
                   <w:rFonts w:ascii="Arial" w:cs="Arial" w:eastAsia="Arial" w:hAnsi="Arial"/>
@@ -31248,7 +31248,7 @@
             <w:pPr>
               <w:spacing w:after="20" w:before="0"/>
             </w:pPr>
-            <w:hyperlink w:history="1" r:id="rIdsc-i1kbgb0s3g4kmzv__6">
+            <w:hyperlink w:history="1" r:id="rIdxcqufkrz1vlns_zc5ddwb">
               <w:r>
                 <w:rPr>
                   <w:rFonts w:ascii="Arial" w:cs="Arial" w:eastAsia="Arial" w:hAnsi="Arial"/>
@@ -31297,7 +31297,7 @@
               <w:spacing w:after="10" w:before="0"/>
               <w:ind w:left="120"/>
             </w:pPr>
-            <w:hyperlink w:history="1" r:id="rIdnlnp7rjedqa_twsf0xpvb">
+            <w:hyperlink w:history="1" r:id="rIdy6h03ubb5b54jy_hy2_32">
               <w:r>
                 <w:rPr>
                   <w:rFonts w:ascii="Arial" w:cs="Arial" w:eastAsia="Arial" w:hAnsi="Arial"/>
@@ -31822,7 +31822,7 @@
         </w:rPr>
         <w:t xml:space="preserve">© 2026 SeaVuria and ARES. Aligned with KICD objectives. Developed by SeaVuria; technical implementation by ARES (with AI assistance from Claude). Licensed under </w:t>
       </w:r>
-      <w:hyperlink w:history="1" r:id="rIdvkzz5zsicl7f7_lfijbe5">
+      <w:hyperlink w:history="1" r:id="rId_m3_6yxxq8xgbub05zfzg">
         <w:r>
           <w:rPr>
             <w:rFonts w:ascii="Arial" w:cs="Arial" w:eastAsia="Arial" w:hAnsi="Arial"/>
@@ -31843,7 +31843,7 @@
         </w:rPr>
         <w:t xml:space="preserve"> (</w:t>
       </w:r>
-      <w:hyperlink w:history="1" r:id="rIdlczpqeiug3h1z_jqtgckd">
+      <w:hyperlink w:history="1" r:id="rId2y4uytlo-qumni_y0jsev">
         <w:r>
           <w:rPr>
             <w:rFonts w:ascii="Arial" w:cs="Arial" w:eastAsia="Arial" w:hAnsi="Arial"/>
@@ -32351,10 +32351,10 @@
               <w:spacing w:after="40" w:before="0"/>
               <w:jc w:val="left"/>
               <w:rPr>
-                <w:ins w:id="9143" w:author="Claude (AI) - proposed" w:date="2026-10-15T12:58:18Z"/>
-              </w:rPr>
-            </w:pPr>
-            <w:ins w:id="9142" w:author="Claude (AI) - proposed" w:date="2026-10-15T12:58:18Z">
+                <w:ins w:id="9143" w:author="Claude (AI) - proposed" w:date="2026-10-18T00:31:27Z"/>
+              </w:rPr>
+            </w:pPr>
+            <w:ins w:id="9142" w:author="Claude (AI) - proposed" w:date="2026-10-18T00:31:27Z">
               <w:r>
                 <w:rPr>
                   <w:rFonts w:ascii="Arial" w:cs="Arial" w:eastAsia="Arial" w:hAnsi="Arial"/>
@@ -32376,10 +32376,10 @@
               <w:spacing w:after="40" w:before="0"/>
               <w:jc w:val="left"/>
               <w:rPr>
-                <w:del w:id="9145" w:author="Claude (AI) - proposed" w:date="2026-10-15T12:58:18Z"/>
-              </w:rPr>
-            </w:pPr>
-            <w:del w:id="9144" w:author="Claude (AI) - proposed" w:date="2026-10-15T12:58:18Z">
+                <w:del w:id="9145" w:author="Claude (AI) - proposed" w:date="2026-10-18T00:31:27Z"/>
+              </w:rPr>
+            </w:pPr>
+            <w:del w:id="9144" w:author="Claude (AI) - proposed" w:date="2026-10-18T00:31:27Z">
               <w:r>
                 <w:rPr>
                   <w:rFonts w:ascii="Arial" w:cs="Arial" w:eastAsia="Arial" w:hAnsi="Arial"/>
@@ -32625,7 +32625,7 @@
               </w:rPr>
               <w:t xml:space="preserve">Teacher Mwangi opens by replaying the 24-second time-lapse (1 second = 1 hour = 15° of turning) and asking learners to look at it as mathematicians: where is the centre, what is the angle and what is the direction? Learners first predict how much of their own growth they can show. They then spend most of the lesson on a performance task: individually or in pairs they design a rotationally symmetric pattern (inspired by Mama Achieng's kiondo with order 6, Mzee Kamau's 8-spoke wheel, or the 3-blade Lake Turkana turbines) on grid or plain paper, state its centre, order and smallest angle (360° ÷ order), and check it by tracing and turning. Learners present in a gallery walk and give feedback with a rubric. In the Explain phase they connect the pattern task to the phenomenon: Earth's turning is also described by a centre (axis), an angle (15° per hour) and a direction (anticlockwise). They review the DQB, mark questions answered with evidence, and complete the Final Explanation. Finally they place their Lesson 1 model beside a revised model and write what changed, ending with the summary table. The final outcome: day and night repeat every 24 hours because Earth rotates once (360°) about its axis in 24 hours, anticlockwise at 15° per hour as seen from above the North Pole, while the Sun always lights one half. Mombasa turns into sunlight about 20 minutes before Kisumu, and the Sun only appears to move east to west.</w:t>
             </w:r>
-            <w:ins w:id="9146" w:author="Claude (AI) - proposed" w:date="2026-10-15T12:58:18Z">
+            <w:ins w:id="9146" w:author="Claude (AI) - proposed" w:date="2026-10-18T00:31:27Z">
               <w:r>
                 <w:rPr>
                   <w:rFonts w:ascii="Arial" w:cs="Arial" w:eastAsia="Arial" w:hAnsi="Arial"/>
@@ -32928,7 +32928,7 @@
             <w:pPr>
               <w:spacing w:after="20" w:before="0"/>
             </w:pPr>
-            <w:hyperlink w:history="1" r:id="rIdjodh9wurwy_rnbl2xdjma">
+            <w:hyperlink w:history="1" r:id="rIdobdpixggqvmkgzjjsslrm">
               <w:r>
                 <w:rPr>
                   <w:rFonts w:ascii="Arial" w:cs="Arial" w:eastAsia="Arial" w:hAnsi="Arial"/>
@@ -32961,7 +32961,7 @@
               <w:spacing w:after="10" w:before="0"/>
               <w:ind w:left="120"/>
             </w:pPr>
-            <w:hyperlink w:history="1" r:id="rIdf28wwnzuisk9qgwcjmgm5">
+            <w:hyperlink w:history="1" r:id="rIdejfswwwzwpbfn6p-k5d0s">
               <w:r>
                 <w:rPr>
                   <w:rFonts w:ascii="Arial" w:cs="Arial" w:eastAsia="Arial" w:hAnsi="Arial"/>
@@ -33006,7 +33006,7 @@
             <w:pPr>
               <w:spacing w:after="20" w:before="0"/>
             </w:pPr>
-            <w:hyperlink w:history="1" r:id="rIdnjq_usvxdpdhb9fpjleq1">
+            <w:hyperlink w:history="1" r:id="rIdninkjnezqjpddl2jhv_g1">
               <w:r>
                 <w:rPr>
                   <w:rFonts w:ascii="Arial" w:cs="Arial" w:eastAsia="Arial" w:hAnsi="Arial"/>
@@ -33039,7 +33039,7 @@
               <w:spacing w:after="10" w:before="0"/>
               <w:ind w:left="120"/>
             </w:pPr>
-            <w:hyperlink w:history="1" r:id="rIdqoswuj7gjyah4jvxr_qde">
+            <w:hyperlink w:history="1" r:id="rIdfyvfh3el7nfrq0rqwpyis">
               <w:r>
                 <w:rPr>
                   <w:rFonts w:ascii="Arial" w:cs="Arial" w:eastAsia="Arial" w:hAnsi="Arial"/>
@@ -33239,7 +33239,7 @@
             <w:pPr>
               <w:spacing w:after="20" w:before="0"/>
             </w:pPr>
-            <w:hyperlink w:history="1" r:id="rId3srtes4bjmwoo-zvdgtja">
+            <w:hyperlink w:history="1" r:id="rId-knm_thy5u43r3zf19akc">
               <w:r>
                 <w:rPr>
                   <w:rFonts w:ascii="Arial" w:cs="Arial" w:eastAsia="Arial" w:hAnsi="Arial"/>
@@ -33272,7 +33272,7 @@
               <w:spacing w:after="10" w:before="0"/>
               <w:ind w:left="120"/>
             </w:pPr>
-            <w:hyperlink w:history="1" r:id="rIdzqfg6do2fg2cduvdeg1fg">
+            <w:hyperlink w:history="1" r:id="rId4jh5o217zp1xf2f22ltik">
               <w:r>
                 <w:rPr>
                   <w:rFonts w:ascii="Arial" w:cs="Arial" w:eastAsia="Arial" w:hAnsi="Arial"/>
@@ -33317,7 +33317,7 @@
             <w:pPr>
               <w:spacing w:after="20" w:before="0"/>
             </w:pPr>
-            <w:hyperlink w:history="1" r:id="rIdkgwjmsoz992pwbpfbih3u">
+            <w:hyperlink w:history="1" r:id="rIdmol--j1vusgrft45ntcqy">
               <w:r>
                 <w:rPr>
                   <w:rFonts w:ascii="Arial" w:cs="Arial" w:eastAsia="Arial" w:hAnsi="Arial"/>
@@ -33350,7 +33350,7 @@
               <w:spacing w:after="10" w:before="0"/>
               <w:ind w:left="120"/>
             </w:pPr>
-            <w:hyperlink w:history="1" r:id="rId81g3lh2bg0elfjwu384uv">
+            <w:hyperlink w:history="1" r:id="rId-9ynfkxooswmuynoyy8gh">
               <w:r>
                 <w:rPr>
                   <w:rFonts w:ascii="Arial" w:cs="Arial" w:eastAsia="Arial" w:hAnsi="Arial"/>
@@ -33428,7 +33428,7 @@
               </w:rPr>
               <w:t xml:space="preserve">Circulate with a checklist. Ask: 'Where is your centre? How did you decide the angle?' and 'If your order is 6, why is the smallest angle 60° and not 30°?' Wait 10-15 seconds for answers before prompting. Say: 'Show me how you know the pattern fits onto itself in one full turn of 360°.' Challenge advanced pairs: 'Can you make a pattern with order 1? What would that look like and does it have rotational symmetry?' (order 1 means no rotational symmetry). Cold-call 3 pairs mid-task to share how they checked with tracing paper. Remind them: 'Positive angle means anticlockwise, negative means clockwise, so -60° is 60° clockwise.' Keep a visible </w:t>
             </w:r>
-            <w:del w:id="9147" w:author="Claude (AI) - proposed" w:date="2026-10-15T12:58:18Z">
+            <w:del w:id="9147" w:author="Claude (AI) - proposed" w:date="2026-10-18T00:31:27Z">
               <w:r>
                 <w:rPr>
                   <w:rFonts w:ascii="Arial" w:cs="Arial" w:eastAsia="Arial" w:hAnsi="Arial"/>
@@ -33443,7 +33443,7 @@
                 <w:delText xml:space="preserve">30</w:delText>
               </w:r>
             </w:del>
-            <w:ins w:id="9148" w:author="Claude (AI) - proposed" w:date="2026-10-15T12:58:18Z">
+            <w:ins w:id="9148" w:author="Claude (AI) - proposed" w:date="2026-10-18T00:31:27Z">
               <w:r>
                 <w:rPr>
                   <w:rFonts w:ascii="Arial" w:cs="Arial" w:eastAsia="Arial" w:hAnsi="Arial"/>
@@ -33471,7 +33471,7 @@
               </w:rPr>
               <w:t xml:space="preserve">-minute timer and prompt every </w:t>
             </w:r>
-            <w:del w:id="9149" w:author="Claude (AI) - proposed" w:date="2026-10-15T12:58:18Z">
+            <w:del w:id="9149" w:author="Claude (AI) - proposed" w:date="2026-10-18T00:31:27Z">
               <w:r>
                 <w:rPr>
                   <w:rFonts w:ascii="Arial" w:cs="Arial" w:eastAsia="Arial" w:hAnsi="Arial"/>
@@ -33486,7 +33486,7 @@
                 <w:delText xml:space="preserve">10</w:delText>
               </w:r>
             </w:del>
-            <w:ins w:id="9150" w:author="Claude (AI) - proposed" w:date="2026-10-15T12:58:18Z">
+            <w:ins w:id="9150" w:author="Claude (AI) - proposed" w:date="2026-10-18T00:31:27Z">
               <w:r>
                 <w:rPr>
                   <w:rFonts w:ascii="Arial" w:cs="Arial" w:eastAsia="Arial" w:hAnsi="Arial"/>
@@ -33636,7 +33636,7 @@
             <w:pPr>
               <w:spacing w:after="20" w:before="0"/>
             </w:pPr>
-            <w:hyperlink w:history="1" r:id="rIdvrvnqyyqw0ho1srohxmm5">
+            <w:hyperlink w:history="1" r:id="rIdnbvzyvj_hwzd-u1wetbzw">
               <w:r>
                 <w:rPr>
                   <w:rFonts w:ascii="Arial" w:cs="Arial" w:eastAsia="Arial" w:hAnsi="Arial"/>
@@ -33685,7 +33685,7 @@
               <w:spacing w:after="10" w:before="0"/>
               <w:ind w:left="120"/>
             </w:pPr>
-            <w:hyperlink w:history="1" r:id="rIdye-u437xyc8b7r5xl34tr">
+            <w:hyperlink w:history="1" r:id="rIdm9rpmgdzxj7pkkywsvj9e">
               <w:r>
                 <w:rPr>
                   <w:rFonts w:ascii="Arial" w:cs="Arial" w:eastAsia="Arial" w:hAnsi="Arial"/>
@@ -33730,7 +33730,7 @@
             <w:pPr>
               <w:spacing w:after="20" w:before="0"/>
             </w:pPr>
-            <w:hyperlink w:history="1" r:id="rIdtdngnf7izsh2meu2g5gwj">
+            <w:hyperlink w:history="1" r:id="rIdvtxstyhyffwy1kfggqpu3">
               <w:r>
                 <w:rPr>
                   <w:rFonts w:ascii="Arial" w:cs="Arial" w:eastAsia="Arial" w:hAnsi="Arial"/>
@@ -33779,7 +33779,7 @@
               <w:spacing w:after="10" w:before="0"/>
               <w:ind w:left="120"/>
             </w:pPr>
-            <w:hyperlink w:history="1" r:id="rIdb9zohl8zx73s3s3kc-xko">
+            <w:hyperlink w:history="1" r:id="rIdp5rhiesxltucljjqr0o0p">
               <w:r>
                 <w:rPr>
                   <w:rFonts w:ascii="Arial" w:cs="Arial" w:eastAsia="Arial" w:hAnsi="Arial"/>
@@ -33824,7 +33824,7 @@
               </w:rPr>
               <w:t xml:space="preserve">Part A (gallery walk and peer review, about </w:t>
             </w:r>
-            <w:del w:id="9151" w:author="Claude (AI) - proposed" w:date="2026-10-15T12:58:18Z">
+            <w:del w:id="9151" w:author="Claude (AI) - proposed" w:date="2026-10-18T00:31:27Z">
               <w:r>
                 <w:rPr>
                   <w:rFonts w:ascii="Arial" w:cs="Arial" w:eastAsia="Arial" w:hAnsi="Arial"/>
@@ -33839,7 +33839,7 @@
                 <w:delText xml:space="preserve">12</w:delText>
               </w:r>
             </w:del>
-            <w:ins w:id="9152" w:author="Claude (AI) - proposed" w:date="2026-10-15T12:58:18Z">
+            <w:ins w:id="9152" w:author="Claude (AI) - proposed" w:date="2026-10-18T00:31:27Z">
               <w:r>
                 <w:rPr>
                   <w:rFonts w:ascii="Arial" w:cs="Arial" w:eastAsia="Arial" w:hAnsi="Arial"/>
@@ -33867,7 +33867,7 @@
               </w:rPr>
               <w:t xml:space="preserve"> minutes): learners place their patterns on desks, move round in groups of 4, and use the rubric (centre, order, angle, accuracy of test, real-life link) to give each design 'one star and one wish'. Part B (about </w:t>
             </w:r>
-            <w:del w:id="9153" w:author="Claude (AI) - proposed" w:date="2026-10-15T12:58:18Z">
+            <w:del w:id="9153" w:author="Claude (AI) - proposed" w:date="2026-10-18T00:31:27Z">
               <w:r>
                 <w:rPr>
                   <w:rFonts w:ascii="Arial" w:cs="Arial" w:eastAsia="Arial" w:hAnsi="Arial"/>
@@ -33882,7 +33882,7 @@
                 <w:delText xml:space="preserve">12 minutes</w:delText>
               </w:r>
             </w:del>
-            <w:ins w:id="9154" w:author="Claude (AI) - proposed" w:date="2026-10-15T12:58:18Z">
+            <w:ins w:id="9154" w:author="Claude (AI) - proposed" w:date="2026-10-18T00:31:27Z">
               <w:r>
                 <w:rPr>
                   <w:rFonts w:ascii="Arial" w:cs="Arial" w:eastAsia="Arial" w:hAnsi="Arial"/>
@@ -33943,7 +33943,7 @@
               </w:rPr>
               <w:t xml:space="preserve">For the gallery walk say: 'Walk quietly, read each rubric, and write one star (something done well) and one wish (one improvement) on a sticky note.' After 12 minutes ask: 'Which pattern had the most surprising order? What real-life object uses that order?' Cold-call 3 learners and wait 10-15 seconds before each answer. Move to the globe: 'Turn the globe through 15°. How many hours has passed? Through 90°? Through 360°?' Cold-call 4 learners to answer and demonstrate. Ask: 'What is the centre, angle and direction of Earth's turning?' Then: 'Wanjiku says Kenya feels still. Use evidence to respond.' Wait 10-15 seconds, then call on 3 learners. Ask for the time difference with: 'Calculate 4.9 ÷ 15 and tell me what it means for Mombasa and Kisumu.' Circulate while learners write the Final Explanation; do not give answers, ask: 'What evidence supports that sentence?' Select two explanations (one strong, one partial) to read aloud anonymously and ask the class to improve the partial one using the frame.</w:t>
             </w:r>
-            <w:ins w:id="9155" w:author="Claude (AI) - proposed" w:date="2026-10-15T12:58:18Z">
+            <w:ins w:id="9155" w:author="Claude (AI) - proposed" w:date="2026-10-18T00:31:27Z">
               <w:r>
                 <w:rPr>
                   <w:rFonts w:ascii="Arial" w:cs="Arial" w:eastAsia="Arial" w:hAnsi="Arial"/>
@@ -34080,7 +34080,7 @@
             <w:pPr>
               <w:spacing w:after="20" w:before="0"/>
             </w:pPr>
-            <w:hyperlink w:history="1" r:id="rIdu7ofrxe1mizlj7pi_pp-k">
+            <w:hyperlink w:history="1" r:id="rIdrpl7yhnvks4zt9jl7j5m4">
               <w:r>
                 <w:rPr>
                   <w:rFonts w:ascii="Arial" w:cs="Arial" w:eastAsia="Arial" w:hAnsi="Arial"/>
@@ -34129,7 +34129,7 @@
               <w:spacing w:after="10" w:before="0"/>
               <w:ind w:left="120"/>
             </w:pPr>
-            <w:hyperlink w:history="1" r:id="rIdaisn8bhsvobmcjwy-xoqi">
+            <w:hyperlink w:history="1" r:id="rIdl12dxzvnyn-lkqyl_6nhb">
               <w:r>
                 <w:rPr>
                   <w:rFonts w:ascii="Arial" w:cs="Arial" w:eastAsia="Arial" w:hAnsi="Arial"/>
@@ -34174,7 +34174,7 @@
             <w:pPr>
               <w:spacing w:after="20" w:before="0"/>
             </w:pPr>
-            <w:hyperlink w:history="1" r:id="rIddxnh_krub60rjknlxyuar">
+            <w:hyperlink w:history="1" r:id="rIdzipxkdz6kasifoqqwj9pd">
               <w:r>
                 <w:rPr>
                   <w:rFonts w:ascii="Arial" w:cs="Arial" w:eastAsia="Arial" w:hAnsi="Arial"/>
@@ -34223,7 +34223,7 @@
               <w:spacing w:after="10" w:before="0"/>
               <w:ind w:left="120"/>
             </w:pPr>
-            <w:hyperlink w:history="1" r:id="rIdoox5scmldyxvmvqu3tfw9">
+            <w:hyperlink w:history="1" r:id="rIdkhticxa3oxhqopjymcwlm">
               <w:r>
                 <w:rPr>
                   <w:rFonts w:ascii="Arial" w:cs="Arial" w:eastAsia="Arial" w:hAnsi="Arial"/>
@@ -34423,7 +34423,7 @@
             <w:pPr>
               <w:spacing w:after="20" w:before="0"/>
             </w:pPr>
-            <w:hyperlink w:history="1" r:id="rIdocj7p2y-qovf-dm43jrfh">
+            <w:hyperlink w:history="1" r:id="rIdsjh8oh9iweatw-ltqbb3r">
               <w:r>
                 <w:rPr>
                   <w:rFonts w:ascii="Arial" w:cs="Arial" w:eastAsia="Arial" w:hAnsi="Arial"/>
@@ -34472,7 +34472,7 @@
               <w:spacing w:after="10" w:before="0"/>
               <w:ind w:left="120"/>
             </w:pPr>
-            <w:hyperlink w:history="1" r:id="rId0godry3cpkp8lyhh_g9ue">
+            <w:hyperlink w:history="1" r:id="rIditldrypjmkyuayl5qvuhl">
               <w:r>
                 <w:rPr>
                   <w:rFonts w:ascii="Arial" w:cs="Arial" w:eastAsia="Arial" w:hAnsi="Arial"/>
@@ -34517,7 +34517,7 @@
             <w:pPr>
               <w:spacing w:after="20" w:before="0"/>
             </w:pPr>
-            <w:hyperlink w:history="1" r:id="rIdpbm1i-3gfzovpwikf54bp">
+            <w:hyperlink w:history="1" r:id="rId8vpa3_anxmqztxwhefd5e">
               <w:r>
                 <w:rPr>
                   <w:rFonts w:ascii="Arial" w:cs="Arial" w:eastAsia="Arial" w:hAnsi="Arial"/>
@@ -34566,7 +34566,7 @@
               <w:spacing w:after="10" w:before="0"/>
               <w:ind w:left="120"/>
             </w:pPr>
-            <w:hyperlink w:history="1" r:id="rIdpo9jryi0z5gc1iypxmmpv">
+            <w:hyperlink w:history="1" r:id="rIdee-7vxrwbhyes5gdpzy8k">
               <w:r>
                 <w:rPr>
                   <w:rFonts w:ascii="Arial" w:cs="Arial" w:eastAsia="Arial" w:hAnsi="Arial"/>
@@ -35091,7 +35091,7 @@
         </w:rPr>
         <w:t xml:space="preserve">© 2026 SeaVuria and ARES. Aligned with KICD objectives. Developed by SeaVuria; technical implementation by ARES (with AI assistance from Claude). Licensed under </w:t>
       </w:r>
-      <w:hyperlink w:history="1" r:id="rIdavcpjzmjbbyk7klxanbqi">
+      <w:hyperlink w:history="1" r:id="rIdkrslv02yb0clog5cswk-p">
         <w:r>
           <w:rPr>
             <w:rFonts w:ascii="Arial" w:cs="Arial" w:eastAsia="Arial" w:hAnsi="Arial"/>
@@ -35112,7 +35112,7 @@
         </w:rPr>
         <w:t xml:space="preserve"> (</w:t>
       </w:r>
-      <w:hyperlink w:history="1" r:id="rIdwt9tclngfz3h1zqjjprke">
+      <w:hyperlink w:history="1" r:id="rIdzlvpdgia5nxv_fl0-o9s3">
         <w:r>
           <w:rPr>
             <w:rFonts w:ascii="Arial" w:cs="Arial" w:eastAsia="Arial" w:hAnsi="Arial"/>
